--- a/CDP_Manual_de_Usuario.docx
+++ b/CDP_Manual_de_Usuario.docx
@@ -1,6 +1,6 @@
 
 <file path=word/document.xml><?xml version="1.0" encoding="utf-8"?>
-<w:document xmlns:wpc="http://schemas.microsoft.com/office/word/2010/wordprocessingCanvas" xmlns:cx="http://schemas.microsoft.com/office/drawing/2014/chartex" xmlns:cx1="http://schemas.microsoft.com/office/drawing/2015/9/8/chartex" xmlns:cx2="http://schemas.microsoft.com/office/drawing/2015/10/21/chartex" xmlns:cx3="http://schemas.microsoft.com/office/drawing/2016/5/9/chartex" xmlns:cx4="http://schemas.microsoft.com/office/drawing/2016/5/10/chartex" xmlns:cx5="http://schemas.microsoft.com/office/drawing/2016/5/11/chartex" xmlns:cx6="http://schemas.microsoft.com/office/drawing/2016/5/12/chartex" xmlns:cx7="http://schemas.microsoft.com/office/drawing/2016/5/13/chartex" xmlns:cx8="http://schemas.microsoft.com/office/drawing/2016/5/14/chartex" xmlns:mc="http://schemas.openxmlformats.org/markup-compatibility/2006" xmlns:aink="http://schemas.microsoft.com/office/drawing/2016/ink" xmlns:am3d="http://schemas.microsoft.com/office/drawing/2017/model3d" xmlns:o="urn:schemas-microsoft-com:office:office" xmlns:oel="http://schemas.microsoft.com/office/2019/extlst" xmlns:r="http://schemas.openxmlformats.org/officeDocument/2006/relationships" xmlns:m="http://schemas.openxmlformats.org/officeDocument/2006/math" xmlns:v="urn:schemas-microsoft-com:vml" xmlns:wp14="http://schemas.microsoft.com/office/word/2010/wordprocessingDrawing" xmlns:wp="http://schemas.openxmlformats.org/drawingml/2006/wordprocessingDrawing" xmlns:w10="urn:schemas-microsoft-com:office:word" xmlns:w="http://schemas.openxmlformats.org/wordprocessingml/2006/main" xmlns:w14="http://schemas.microsoft.com/office/word/2010/wordml" xmlns:w15="http://schemas.microsoft.com/office/word/2012/wordml" xmlns:w16cex="http://schemas.microsoft.com/office/word/2018/wordml/cex" xmlns:w16cid="http://schemas.microsoft.com/office/word/2016/wordml/cid" xmlns:w16="http://schemas.microsoft.com/office/word/2018/wordml" xmlns:w16du="http://schemas.microsoft.com/office/word/2023/wordml/word16du" xmlns:w16sdtdh="http://schemas.microsoft.com/office/word/2020/wordml/sdtdatahash" xmlns:w16sdtfl="http://schemas.microsoft.com/office/word/2024/wordml/sdtformatlock" xmlns:w16se="http://schemas.microsoft.com/office/word/2015/wordml/symex" xmlns:wpg="http://schemas.microsoft.com/office/word/2010/wordprocessingGroup" xmlns:wpi="http://schemas.microsoft.com/office/word/2010/wordprocessingInk" xmlns:wne="http://schemas.microsoft.com/office/word/2006/wordml" xmlns:wps="http://schemas.microsoft.com/office/word/2010/wordprocessingShape" mc:Ignorable="w14 w15 w16se w16cid w16 w16cex w16sdtdh w16sdtfl w16du wp14">
+<w:document xmlns:wpc="http://schemas.microsoft.com/office/word/2010/wordprocessingCanvas" xmlns:cx="http://schemas.microsoft.com/office/drawing/2014/chartex" xmlns:cx1="http://schemas.microsoft.com/office/drawing/2015/9/8/chartex" xmlns:cx2="http://schemas.microsoft.com/office/drawing/2015/10/21/chartex" xmlns:cx3="http://schemas.microsoft.com/office/drawing/2016/5/9/chartex" xmlns:cx4="http://schemas.microsoft.com/office/drawing/2016/5/10/chartex" xmlns:cx5="http://schemas.microsoft.com/office/drawing/2016/5/11/chartex" xmlns:cx6="http://schemas.microsoft.com/office/drawing/2016/5/12/chartex" xmlns:cx7="http://schemas.microsoft.com/office/drawing/2016/5/13/chartex" xmlns:cx8="http://schemas.microsoft.com/office/drawing/2016/5/14/chartex" xmlns:mc="http://schemas.openxmlformats.org/markup-compatibility/2006" xmlns:aink="http://schemas.microsoft.com/office/drawing/2016/ink" xmlns:am3d="http://schemas.microsoft.com/office/drawing/2017/model3d" xmlns:o="urn:schemas-microsoft-com:office:office" xmlns:oel="http://schemas.microsoft.com/office/2019/extlst" xmlns:r="http://schemas.openxmlformats.org/officeDocument/2006/relationships" xmlns:m="http://schemas.openxmlformats.org/officeDocument/2006/math" xmlns:v="urn:schemas-microsoft-com:vml" xmlns:wp14="http://schemas.microsoft.com/office/word/2010/wordprocessingDrawing" xmlns:wp="http://schemas.openxmlformats.org/drawingml/2006/wordprocessingDrawing" xmlns:w10="urn:schemas-microsoft-com:office:word" xmlns:w="http://schemas.openxmlformats.org/wordprocessingml/2006/main" xmlns:w14="http://schemas.microsoft.com/office/word/2010/wordml" xmlns:w15="http://schemas.microsoft.com/office/word/2012/wordml" xmlns:w16cei="http://schemas.microsoft.com/office/word/2026/wordml/cei" xmlns:w16cex="http://schemas.microsoft.com/office/word/2018/wordml/cex" xmlns:w16cid="http://schemas.microsoft.com/office/word/2016/wordml/cid" xmlns:w16="http://schemas.microsoft.com/office/word/2018/wordml" xmlns:w16du="http://schemas.microsoft.com/office/word/2023/wordml/word16du" xmlns:w16sdtdh="http://schemas.microsoft.com/office/word/2020/wordml/sdtdatahash" xmlns:w16sdtfl="http://schemas.microsoft.com/office/word/2024/wordml/sdtformatlock" xmlns:w16se="http://schemas.microsoft.com/office/word/2015/wordml/symex" xmlns:wpg="http://schemas.microsoft.com/office/word/2010/wordprocessingGroup" xmlns:wpi="http://schemas.microsoft.com/office/word/2010/wordprocessingInk" xmlns:wne="http://schemas.microsoft.com/office/word/2006/wordml" xmlns:wps="http://schemas.microsoft.com/office/word/2010/wordprocessingShape" mc:Ignorable="w14 w15 w16se w16cid w16 w16cex w16sdtdh w16sdtfl w16du wp14">
   <w:body>
     <w:p>
       <w:pPr>
@@ -129,7 +129,7 @@
           <w:lang w:val="es-CO" w:eastAsia="es-CO"/>
         </w:rPr>
         <w:drawing>
-          <wp:anchor distT="0" distB="0" distL="114300" distR="114300" simplePos="0" relativeHeight="251658240" behindDoc="1" locked="0" layoutInCell="1" allowOverlap="1" wp14:anchorId="26227A7A" wp14:editId="6EE695DD">
+          <wp:anchor distT="0" distB="0" distL="114300" distR="114300" simplePos="0" relativeHeight="251658240" behindDoc="1" locked="0" layoutInCell="1" allowOverlap="1" wp14:anchorId="26227A7A" wp14:editId="7C15F4E0">
             <wp:simplePos x="0" y="0"/>
             <wp:positionH relativeFrom="margin">
               <wp:align>center</wp:align>
@@ -189,19 +189,12 @@
       <w:pPr>
         <w:pStyle w:val="Encabezado"/>
         <w:jc w:val="center"/>
-        <w:rPr>
-          <w:rFonts w:cs="Arial"/>
-          <w:b/>
-          <w:color w:val="FFFFFF" w:themeColor="background1"/>
-          <w:sz w:val="20"/>
-          <w:szCs w:val="20"/>
-          <w:lang w:val="es-CO"/>
-        </w:rPr>
       </w:pPr>
       <w:r>
         <w:rPr>
           <w:rFonts w:cs="Arial"/>
           <w:b/>
+          <w:bCs/>
           <w:color w:val="FFFFFF" w:themeColor="background1"/>
           <w:sz w:val="32"/>
           <w:szCs w:val="32"/>
@@ -209,10 +202,17 @@
         </w:rPr>
         <w:t>Procedimiento</w:t>
       </w:r>
+    </w:p>
+    <w:p>
+      <w:pPr>
+        <w:pStyle w:val="Encabezado"/>
+        <w:jc w:val="center"/>
+      </w:pPr>
       <w:r>
         <w:rPr>
           <w:rFonts w:cs="Arial"/>
           <w:b/>
+          <w:bCs/>
           <w:color w:val="FFFFFF" w:themeColor="background1"/>
           <w:sz w:val="32"/>
           <w:szCs w:val="32"/>
@@ -220,12 +220,12 @@
         </w:rPr>
         <w:t xml:space="preserve"> </w:t>
       </w:r>
-      <w:bookmarkStart w:id="0" w:name="nombre_documento"/>
       <w:sdt>
         <w:sdtPr>
           <w:rPr>
             <w:rFonts w:cs="Arial"/>
             <w:b/>
+            <w:bCs/>
             <w:color w:val="FFFFFF" w:themeColor="background1"/>
             <w:sz w:val="32"/>
             <w:szCs w:val="32"/>
@@ -244,16 +244,16 @@
             <w:rPr>
               <w:rFonts w:cs="Arial"/>
               <w:b/>
+              <w:bCs/>
               <w:color w:val="FFFFFF" w:themeColor="background1"/>
               <w:sz w:val="32"/>
               <w:szCs w:val="32"/>
               <w:lang w:val="es-CO"/>
             </w:rPr>
-            <w:t>&lt;&lt;Escriba nombre documento&gt;&gt;</w:t>
+            <w:t>Manual de Usuario — Colombia Data Program (CDP)</w:t>
           </w:r>
         </w:sdtContent>
       </w:sdt>
-      <w:bookmarkEnd w:id="0"/>
     </w:p>
     <w:p>
       <w:pPr>
@@ -271,36 +271,11 @@
     <w:p>
       <w:pPr>
         <w:pStyle w:val="Encabezado"/>
-        <w:rPr>
-          <w:rFonts w:cs="Arial"/>
-          <w:b/>
-          <w:color w:val="FFFFFF" w:themeColor="background1"/>
-          <w:sz w:val="32"/>
-          <w:szCs w:val="32"/>
-          <w:lang w:val="es-CO"/>
-        </w:rPr>
-      </w:pPr>
-    </w:p>
-    <w:p>
-      <w:pPr>
-        <w:pStyle w:val="Encabezado"/>
-        <w:rPr>
-          <w:rFonts w:cs="Arial"/>
-          <w:b/>
-          <w:color w:val="FFFFFF" w:themeColor="background1"/>
-          <w:sz w:val="12"/>
-          <w:szCs w:val="12"/>
-          <w:lang w:val="es-CO"/>
-        </w:rPr>
-      </w:pPr>
-    </w:p>
-    <w:p>
-      <w:pPr>
-        <w:pStyle w:val="Encabezado"/>
         <w:jc w:val="center"/>
         <w:rPr>
           <w:rFonts w:cs="Arial"/>
           <w:b/>
+          <w:bCs/>
           <w:color w:val="1A1446"/>
           <w:sz w:val="32"/>
           <w:szCs w:val="32"/>
@@ -311,69 +286,26 @@
         <w:rPr>
           <w:rFonts w:cs="Arial"/>
           <w:b/>
+          <w:bCs/>
           <w:color w:val="1A1446"/>
           <w:sz w:val="32"/>
           <w:szCs w:val="32"/>
           <w:lang w:val="es-CO"/>
         </w:rPr>
-        <w:t>Vicepresidencia</w:t>
+        <w:t xml:space="preserve">Vicepresidencia De </w:t>
       </w:r>
       <w:r>
         <w:rPr>
           <w:rFonts w:cs="Arial"/>
           <w:b/>
+          <w:bCs/>
           <w:color w:val="1A1446"/>
           <w:sz w:val="32"/>
           <w:szCs w:val="32"/>
           <w:lang w:val="es-CO"/>
         </w:rPr>
-        <w:t xml:space="preserve"> </w:t>
+        <w:t>Tecnología</w:t>
       </w:r>
-      <w:bookmarkStart w:id="1" w:name="nombre_vicepresidencia"/>
-      <w:sdt>
-        <w:sdtPr>
-          <w:rPr>
-            <w:rFonts w:cs="Arial"/>
-            <w:b/>
-            <w:bCs/>
-            <w:sz w:val="32"/>
-            <w:szCs w:val="32"/>
-          </w:rPr>
-          <w:id w:val="-2137171475"/>
-          <w:placeholder>
-            <w:docPart w:val="74A0E49C16B2478083AB40F4ED1A42C5"/>
-          </w:placeholder>
-          <w:showingPlcHdr/>
-          <w15:color w:val="000000"/>
-          <w:dropDownList>
-            <w:listItem w:value="Elija un elemento."/>
-            <w:listItem w:displayText="Auditoria" w:value="Auditoria"/>
-            <w:listItem w:displayText="Comercial y Mercadeo" w:value="Comercial y Mercadeo"/>
-            <w:listItem w:displayText="Compliance" w:value="Compliance"/>
-            <w:listItem w:displayText="Estrategia y Transformación" w:value="Estrategia y Transformación"/>
-            <w:listItem w:displayText="Legal" w:value="Legal"/>
-            <w:listItem w:displayText="Financiera" w:value="Financiera"/>
-            <w:listItem w:displayText="Siniestros y Operaciones" w:value="Siniestros y Operaciones"/>
-            <w:listItem w:displayText="Talento y Cultura" w:value="Talento y Cultura"/>
-            <w:listItem w:displayText="Técnica Auto y Pricing" w:value="Técnica Auto y Pricing"/>
-            <w:listItem w:displayText="Técnica Generales y Vida" w:value="Técnica Generales y Vida"/>
-            <w:listItem w:displayText="Tecnología" w:value="Tecnología"/>
-          </w:dropDownList>
-        </w:sdtPr>
-        <w:sdtContent>
-          <w:r>
-            <w:rPr>
-              <w:rFonts w:cs="Arial"/>
-              <w:b/>
-              <w:bCs/>
-              <w:sz w:val="32"/>
-              <w:szCs w:val="32"/>
-            </w:rPr>
-            <w:t>&lt;&lt;Nombre VP&gt;&gt;</w:t>
-          </w:r>
-        </w:sdtContent>
-      </w:sdt>
-      <w:bookmarkEnd w:id="1"/>
     </w:p>
     <w:p>
       <w:pPr>
@@ -390,51 +322,23 @@
         <w:rPr>
           <w:rFonts w:cs="Arial"/>
           <w:b/>
+          <w:bCs/>
           <w:color w:val="1A1446"/>
           <w:sz w:val="24"/>
           <w:szCs w:val="24"/>
           <w:lang w:val="es-CO"/>
         </w:rPr>
-        <w:t xml:space="preserve">Gerencia </w:t>
+        <w:t>Gerencia De Arquitectura</w:t>
       </w:r>
-      <w:bookmarkStart w:id="2" w:name="nombre_gerencia"/>
-      <w:sdt>
-        <w:sdtPr>
-          <w:rPr>
-            <w:rFonts w:cs="Arial"/>
-            <w:b/>
-            <w:color w:val="1A1446"/>
-            <w:sz w:val="24"/>
-            <w:szCs w:val="24"/>
-            <w:lang w:val="es-CO"/>
-          </w:rPr>
-          <w:id w:val="-2139560486"/>
-          <w:placeholder>
-            <w:docPart w:val="DF022753AA804B7DB639223F40C48F99"/>
-          </w:placeholder>
-          <w:text/>
-        </w:sdtPr>
-        <w:sdtContent>
-          <w:r>
-            <w:rPr>
-              <w:rFonts w:cs="Arial"/>
-              <w:b/>
-              <w:color w:val="1A1446"/>
-              <w:sz w:val="24"/>
-              <w:szCs w:val="24"/>
-              <w:lang w:val="es-CO"/>
-            </w:rPr>
-            <w:t>&lt;&lt;nombre gerencia&gt;&gt;</w:t>
-          </w:r>
-        </w:sdtContent>
-      </w:sdt>
-      <w:bookmarkEnd w:id="2"/>
       <w:r>
         <w:rPr>
-          <w:noProof/>
+          <w:rFonts w:cs="Arial"/>
+          <w:b/>
+          <w:bCs/>
+          <w:color w:val="1A1446"/>
           <w:sz w:val="24"/>
           <w:szCs w:val="24"/>
-          <w:lang w:val="es-CO" w:eastAsia="es-CO"/>
+          <w:lang w:val="es-CO"/>
         </w:rPr>
         <w:br w:type="page"/>
       </w:r>
@@ -442,7 +346,7 @@
     <w:sdt>
       <w:sdtPr>
         <w:rPr>
-          <w:rFonts w:ascii="HDI Pro Book" w:eastAsiaTheme="minorHAnsi" w:hAnsi="HDI Pro Book" w:cstheme="minorBidi"/>
+          <w:rFonts w:ascii="HDI Pro Book" w:eastAsiaTheme="minorEastAsia" w:hAnsi="HDI Pro Book" w:cstheme="minorBidi"/>
           <w:b w:val="0"/>
           <w:color w:val="auto"/>
           <w:sz w:val="22"/>
@@ -454,11 +358,6 @@
           <w:docPartUnique/>
         </w:docPartObj>
       </w:sdtPr>
-      <w:sdtEndPr>
-        <w:rPr>
-          <w:bCs/>
-        </w:rPr>
-      </w:sdtEndPr>
       <w:sdtContent>
         <w:p>
           <w:pPr>
@@ -531,7 +430,7 @@
                 <w:noProof/>
                 <w:lang w:val="es-CO" w:eastAsia="es-CO"/>
               </w:rPr>
-              <w:t>Objetivo y Alcance</w:t>
+              <w:t>Introducción</w:t>
             </w:r>
             <w:r>
               <w:rPr>
@@ -926,7 +825,6 @@
           <w:lang w:val="es-CO" w:eastAsia="es-CO"/>
         </w:rPr>
       </w:pPr>
-      <w:bookmarkStart w:id="3" w:name="_Toc190169426"/>
       <w:r>
         <w:rPr>
           <w:rFonts w:eastAsia="Times New Roman" w:cs="Times New Roman"/>
@@ -935,32 +833,19 @@
           <w:lang w:val="es-CO" w:eastAsia="es-CO"/>
         </w:rPr>
         <w:lastRenderedPageBreak/>
-        <w:t>Objetivo</w:t>
+        <w:t>Introducción</w:t>
       </w:r>
-      <w:r>
-        <w:rPr>
-          <w:rFonts w:eastAsia="Times New Roman" w:cs="Times New Roman"/>
-          <w:sz w:val="24"/>
-          <w:szCs w:val="24"/>
-          <w:lang w:val="es-CO" w:eastAsia="es-CO"/>
-        </w:rPr>
-        <w:t xml:space="preserve"> y </w:t>
-      </w:r>
-      <w:r>
-        <w:rPr>
-          <w:rFonts w:eastAsia="Times New Roman" w:cs="Times New Roman"/>
-          <w:sz w:val="24"/>
-          <w:szCs w:val="24"/>
-          <w:lang w:val="es-CO" w:eastAsia="es-CO"/>
-        </w:rPr>
-        <w:t>Alcance</w:t>
-      </w:r>
-      <w:bookmarkEnd w:id="3"/>
     </w:p>
     <w:p>
       <w:pPr>
-        <w:pStyle w:val="Prrafodelista"/>
-        <w:ind w:left="567"/>
+        <w:rPr>
+          <w:sz w:val="24"/>
+          <w:lang w:val="es-CO" w:eastAsia="es-CO"/>
+        </w:rPr>
+      </w:pPr>
+    </w:p>
+    <w:p>
+      <w:pPr>
         <w:rPr>
           <w:sz w:val="24"/>
           <w:lang w:val="es-CO" w:eastAsia="es-CO"/>
@@ -971,8 +856,16 @@
           <w:sz w:val="24"/>
           <w:lang w:val="es-CO" w:eastAsia="es-CO"/>
         </w:rPr>
-        <w:t>(Obligatorio)</w:t>
+        <w:t>En este manual se encuentra la información necesaria para acceder al entorno de trabajo del Colombia Data Program (CDP), así como su funcionamiento e implementación en actividades propias del negocio que requieran el consumo de datos para la gestión eficiente de sus operaciones.</w:t>
       </w:r>
+    </w:p>
+    <w:p>
+      <w:pPr>
+        <w:rPr>
+          <w:sz w:val="24"/>
+          <w:lang w:val="es-CO" w:eastAsia="es-CO"/>
+        </w:rPr>
+      </w:pPr>
     </w:p>
     <w:p>
       <w:pPr>
@@ -992,8 +885,19 @@
           <w:szCs w:val="24"/>
           <w:lang w:val="es-CO" w:eastAsia="es-CO"/>
         </w:rPr>
-        <w:t>OBJETIVO:</w:t>
+        <w:t>¿Qué es el Colombia Data Program (CDP)?</w:t>
       </w:r>
+    </w:p>
+    <w:p>
+      <w:pPr>
+        <w:rPr>
+          <w:rFonts w:eastAsia="Times New Roman" w:cs="Times New Roman"/>
+          <w:b/>
+          <w:sz w:val="24"/>
+          <w:szCs w:val="24"/>
+          <w:lang w:val="es-CO" w:eastAsia="es-CO"/>
+        </w:rPr>
+      </w:pPr>
     </w:p>
     <w:p>
       <w:pPr>
@@ -1011,8 +915,28 @@
           <w:szCs w:val="24"/>
           <w:lang w:val="es-CO" w:eastAsia="es-CO"/>
         </w:rPr>
-        <w:t>&lt;&lt;</w:t>
+        <w:t>El CDP es el repositorio oficial de datos analíticos de HDI Seguros Colombia. Es una base de datos Amazon Redshift desplegada sobre la plataforma Amazon Web Services (AWS), cuyo objetivo es entregar datos con propósito analítico (insights, reportería, modelos) a usuarios de negocio, actuaría, pricing, modeling, distribución y otros, de manera estandarizada, estructurada y gobernada.</w:t>
       </w:r>
+    </w:p>
+    <w:p>
+      <w:pPr>
+        <w:rPr>
+          <w:rFonts w:eastAsia="Times New Roman" w:cs="Times New Roman"/>
+          <w:sz w:val="24"/>
+          <w:szCs w:val="24"/>
+          <w:lang w:val="es-CO" w:eastAsia="es-CO"/>
+        </w:rPr>
+      </w:pPr>
+    </w:p>
+    <w:p>
+      <w:pPr>
+        <w:rPr>
+          <w:rFonts w:eastAsia="Times New Roman" w:cs="Times New Roman"/>
+          <w:sz w:val="24"/>
+          <w:szCs w:val="24"/>
+          <w:lang w:val="es-CO" w:eastAsia="es-CO"/>
+        </w:rPr>
+      </w:pPr>
       <w:r>
         <w:rPr>
           <w:rFonts w:eastAsia="Times New Roman" w:cs="Times New Roman"/>
@@ -1020,16 +944,7 @@
           <w:szCs w:val="24"/>
           <w:lang w:val="es-CO" w:eastAsia="es-CO"/>
         </w:rPr>
-        <w:t>Descripción del Objetivo</w:t>
-      </w:r>
-      <w:r>
-        <w:rPr>
-          <w:rFonts w:eastAsia="Times New Roman" w:cs="Times New Roman"/>
-          <w:sz w:val="24"/>
-          <w:szCs w:val="24"/>
-          <w:lang w:val="es-CO" w:eastAsia="es-CO"/>
-        </w:rPr>
-        <w:t>&gt;&gt;</w:t>
+        <w:t>El CDP nace como evolución del Andes Data Program (ADP) construido en la época de Liberty. Tras la separación de países, el programa quedó exclusivamente con la información de Colombia (antes contemplaba también Chile y Ecuador). Por herencia de las directrices originales, gran parte de los esquemas, dimensiones y campos están nombrados en inglés.</w:t>
       </w:r>
     </w:p>
     <w:p>
@@ -1060,11 +975,37 @@
           <w:szCs w:val="24"/>
           <w:lang w:val="es-CO" w:eastAsia="es-CO"/>
         </w:rPr>
-        <w:t>ALCANCE DE APLICACIÓN:</w:t>
+        <w:t>¿Qué NO es el CDP?</w:t>
+      </w:r>
+      <w:r>
+        <w:rPr>
+          <w:rFonts w:eastAsia="Times New Roman" w:cs="Times New Roman"/>
+          <w:b/>
+          <w:sz w:val="24"/>
+          <w:szCs w:val="24"/>
+          <w:lang w:val="es-CO" w:eastAsia="es-CO"/>
+        </w:rPr>
+        <w:t xml:space="preserve"> </w:t>
       </w:r>
     </w:p>
     <w:p>
       <w:pPr>
+        <w:rPr>
+          <w:rFonts w:eastAsia="Times New Roman" w:cs="Times New Roman"/>
+          <w:b/>
+          <w:sz w:val="24"/>
+          <w:szCs w:val="24"/>
+          <w:lang w:val="es-CO" w:eastAsia="es-CO"/>
+        </w:rPr>
+      </w:pPr>
+    </w:p>
+    <w:p>
+      <w:pPr>
+        <w:pStyle w:val="Prrafodelista"/>
+        <w:numPr>
+          <w:ilvl w:val="0"/>
+          <w:numId w:val="18"/>
+        </w:numPr>
         <w:rPr>
           <w:rFonts w:eastAsia="Times New Roman" w:cs="Times New Roman"/>
           <w:sz w:val="24"/>
@@ -1079,8 +1020,23 @@
           <w:szCs w:val="24"/>
           <w:lang w:val="es-CO" w:eastAsia="es-CO"/>
         </w:rPr>
-        <w:t>&lt;&lt;</w:t>
+        <w:t>No es un repositorio de datos en tiempo real ni operacional. Los procesos de carga desde el origen se ejecutan en horario nocturno; la información tiene un delay de aproximadamente un día.</w:t>
       </w:r>
+    </w:p>
+    <w:p>
+      <w:pPr>
+        <w:pStyle w:val="Prrafodelista"/>
+        <w:numPr>
+          <w:ilvl w:val="0"/>
+          <w:numId w:val="18"/>
+        </w:numPr>
+        <w:rPr>
+          <w:rFonts w:eastAsia="Times New Roman" w:cs="Times New Roman"/>
+          <w:sz w:val="24"/>
+          <w:szCs w:val="24"/>
+          <w:lang w:val="es-CO" w:eastAsia="es-CO"/>
+        </w:rPr>
+      </w:pPr>
       <w:r>
         <w:rPr>
           <w:rFonts w:eastAsia="Times New Roman" w:cs="Times New Roman"/>
@@ -1088,8 +1044,23 @@
           <w:szCs w:val="24"/>
           <w:lang w:val="es-CO" w:eastAsia="es-CO"/>
         </w:rPr>
-        <w:t>Desde donde hasta dónde va la aplicación de la política incluyendo, Roles</w:t>
+        <w:t>No debe mezclarse con el Data Warehouse tradicional (SQL). Son infraestructuras distintas, con idiomas y diseños diferentes; no se deben hacer "injertos" entre ambos.</w:t>
       </w:r>
+    </w:p>
+    <w:p>
+      <w:pPr>
+        <w:pStyle w:val="Prrafodelista"/>
+        <w:numPr>
+          <w:ilvl w:val="0"/>
+          <w:numId w:val="18"/>
+        </w:numPr>
+        <w:rPr>
+          <w:rFonts w:eastAsia="Times New Roman" w:cs="Times New Roman"/>
+          <w:sz w:val="24"/>
+          <w:szCs w:val="24"/>
+          <w:lang w:val="es-CO" w:eastAsia="es-CO"/>
+        </w:rPr>
+      </w:pPr>
       <w:r>
         <w:rPr>
           <w:rFonts w:eastAsia="Times New Roman" w:cs="Times New Roman"/>
@@ -1097,36 +1068,8 @@
           <w:szCs w:val="24"/>
           <w:lang w:val="es-CO" w:eastAsia="es-CO"/>
         </w:rPr>
-        <w:t>, Cargos, Procesos</w:t>
+        <w:t>No reemplaza el consumo directo de IAxis para operación. De hecho, se desincentiva extraer datos directamente del core, pues crea silos de información que compiten con la "fuente única de la verdad".</w:t>
       </w:r>
-      <w:r>
-        <w:rPr>
-          <w:rFonts w:eastAsia="Times New Roman" w:cs="Times New Roman"/>
-          <w:sz w:val="24"/>
-          <w:szCs w:val="24"/>
-          <w:lang w:val="es-CO" w:eastAsia="es-CO"/>
-        </w:rPr>
-        <w:t>, productos, etc., que de la mayor información posible de a quien aplica y a quien no aplica</w:t>
-      </w:r>
-      <w:r>
-        <w:rPr>
-          <w:rFonts w:eastAsia="Times New Roman" w:cs="Times New Roman"/>
-          <w:sz w:val="24"/>
-          <w:szCs w:val="24"/>
-          <w:lang w:val="es-CO" w:eastAsia="es-CO"/>
-        </w:rPr>
-        <w:t>&gt;&gt;</w:t>
-      </w:r>
-    </w:p>
-    <w:p>
-      <w:pPr>
-        <w:rPr>
-          <w:rFonts w:eastAsia="Times New Roman" w:cs="Times New Roman"/>
-          <w:sz w:val="24"/>
-          <w:szCs w:val="24"/>
-          <w:lang w:val="es-CO" w:eastAsia="es-CO"/>
-        </w:rPr>
-      </w:pPr>
     </w:p>
     <w:p>
       <w:pPr>
@@ -1143,7 +1086,6 @@
           <w:lang w:val="es-CO" w:eastAsia="es-CO"/>
         </w:rPr>
       </w:pPr>
-      <w:bookmarkStart w:id="4" w:name="_Toc190169427"/>
       <w:r>
         <w:rPr>
           <w:rFonts w:eastAsia="Times New Roman" w:cs="Times New Roman"/>
@@ -1151,14 +1093,43 @@
           <w:szCs w:val="24"/>
           <w:lang w:val="es-CO" w:eastAsia="es-CO"/>
         </w:rPr>
-        <w:t>Procedimiento</w:t>
+        <w:t>Estructura y funcionamiento del CDP</w:t>
       </w:r>
-      <w:bookmarkEnd w:id="4"/>
     </w:p>
     <w:p>
       <w:pPr>
-        <w:pStyle w:val="Prrafodelista"/>
-        <w:ind w:left="567"/>
+        <w:pStyle w:val="Ttulo1"/>
+        <w:rPr>
+          <w:rFonts w:eastAsia="Times New Roman" w:cs="Times New Roman"/>
+          <w:sz w:val="24"/>
+          <w:szCs w:val="24"/>
+          <w:lang w:val="es-CO" w:eastAsia="es-CO"/>
+        </w:rPr>
+      </w:pPr>
+    </w:p>
+    <w:p>
+      <w:pPr>
+        <w:pStyle w:val="Ttulo1"/>
+        <w:rPr>
+          <w:rFonts w:eastAsia="Times New Roman" w:cs="Times New Roman"/>
+          <w:sz w:val="24"/>
+          <w:szCs w:val="24"/>
+          <w:lang w:val="es-CO" w:eastAsia="es-CO"/>
+        </w:rPr>
+      </w:pPr>
+      <w:r>
+        <w:rPr>
+          <w:rFonts w:eastAsia="Times New Roman" w:cs="Times New Roman"/>
+          <w:sz w:val="24"/>
+          <w:szCs w:val="24"/>
+          <w:lang w:val="es-CO" w:eastAsia="es-CO"/>
+        </w:rPr>
+        <w:t>Fuentes de datos</w:t>
+      </w:r>
+    </w:p>
+    <w:p>
+      <w:pPr>
+        <w:jc w:val="both"/>
         <w:rPr>
           <w:sz w:val="24"/>
           <w:szCs w:val="24"/>
@@ -1171,7 +1142,79 @@
           <w:szCs w:val="24"/>
           <w:lang w:val="es-CO" w:eastAsia="es-CO"/>
         </w:rPr>
-        <w:t>(Obligatorio)</w:t>
+        <w:t>L</w:t>
+      </w:r>
+      <w:r>
+        <w:rPr>
+          <w:sz w:val="24"/>
+          <w:szCs w:val="24"/>
+          <w:lang w:val="es-CO" w:eastAsia="es-CO"/>
+        </w:rPr>
+        <w:t>as fuentes maestras de las que se alimenta el CDP son, principalmente:</w:t>
+      </w:r>
+    </w:p>
+    <w:p>
+      <w:pPr>
+        <w:jc w:val="both"/>
+        <w:rPr>
+          <w:sz w:val="24"/>
+          <w:szCs w:val="24"/>
+          <w:lang w:val="es-CO" w:eastAsia="es-CO"/>
+        </w:rPr>
+      </w:pPr>
+    </w:p>
+    <w:p>
+      <w:pPr>
+        <w:jc w:val="both"/>
+        <w:rPr>
+          <w:sz w:val="24"/>
+          <w:szCs w:val="24"/>
+          <w:lang w:val="es-CO" w:eastAsia="es-CO"/>
+        </w:rPr>
+      </w:pPr>
+      <w:r>
+        <w:rPr>
+          <w:sz w:val="24"/>
+          <w:szCs w:val="24"/>
+          <w:lang w:val="es-CO" w:eastAsia="es-CO"/>
+        </w:rPr>
+        <w:t>IAxis (core de la compañía)</w:t>
+      </w:r>
+    </w:p>
+    <w:p>
+      <w:pPr>
+        <w:jc w:val="both"/>
+        <w:rPr>
+          <w:sz w:val="24"/>
+          <w:szCs w:val="24"/>
+          <w:lang w:val="es-CO" w:eastAsia="es-CO"/>
+        </w:rPr>
+      </w:pPr>
+      <w:r>
+        <w:rPr>
+          <w:sz w:val="24"/>
+          <w:szCs w:val="24"/>
+          <w:lang w:val="es-CO" w:eastAsia="es-CO"/>
+        </w:rPr>
+        <w:t>AS400</w:t>
+      </w:r>
+    </w:p>
+    <w:p>
+      <w:pPr>
+        <w:jc w:val="both"/>
+        <w:rPr>
+          <w:sz w:val="24"/>
+          <w:szCs w:val="24"/>
+          <w:lang w:val="es-CO" w:eastAsia="es-CO"/>
+        </w:rPr>
+      </w:pPr>
+      <w:r>
+        <w:rPr>
+          <w:sz w:val="24"/>
+          <w:szCs w:val="24"/>
+          <w:lang w:val="es-CO" w:eastAsia="es-CO"/>
+        </w:rPr>
+        <w:t>Cargas manuales/mensuales (p. ej. Guía Fasecolda) y datos estáticos que antes vivían en archivos Excel</w:t>
       </w:r>
     </w:p>
     <w:p>
@@ -1186,33 +1229,12 @@
       </w:pPr>
       <w:r>
         <w:rPr>
-          <w:rFonts w:eastAsia="Times New Roman" w:cs="Times New Roman"/>
           <w:sz w:val="24"/>
           <w:szCs w:val="24"/>
           <w:lang w:val="es-CO" w:eastAsia="es-CO"/>
         </w:rPr>
-        <w:t>&lt;&lt;</w:t>
+        <w:t>La columna source / core_system presente en las tablas indica de qué sistema origen proviene cada registro (p. ej. AS400 o IAxis).</w:t>
       </w:r>
-      <w:r>
-        <w:rPr>
-          <w:rFonts w:eastAsia="Times New Roman" w:cs="Times New Roman"/>
-          <w:sz w:val="24"/>
-          <w:szCs w:val="24"/>
-          <w:lang w:val="es-CO" w:eastAsia="es-CO"/>
-        </w:rPr>
-        <w:t>Descripción de las actividades en forma secuencial para poder operar teniendo en cuenta las condiciones, herramientas, roles, entradas y salidas&gt;&gt;</w:t>
-      </w:r>
-    </w:p>
-    <w:p>
-      <w:pPr>
-        <w:jc w:val="both"/>
-        <w:rPr>
-          <w:rFonts w:eastAsia="Times New Roman" w:cs="Times New Roman"/>
-          <w:sz w:val="24"/>
-          <w:szCs w:val="24"/>
-          <w:lang w:val="es-CO" w:eastAsia="es-CO"/>
-        </w:rPr>
-      </w:pPr>
     </w:p>
     <w:p>
       <w:pPr>
@@ -1273,9 +1295,9 @@
           <w:szCs w:val="24"/>
           <w:lang w:val="es-CO" w:eastAsia="es-CO"/>
         </w:rPr>
+        <w:lastRenderedPageBreak/>
         <w:t>&lt;&lt;</w:t>
       </w:r>
-      <w:proofErr w:type="gramStart"/>
       <w:r>
         <w:rPr>
           <w:rFonts w:eastAsia="Times New Roman" w:cs="Times New Roman"/>
@@ -1283,17 +1305,7 @@
           <w:szCs w:val="24"/>
           <w:lang w:val="es-CO" w:eastAsia="es-CO"/>
         </w:rPr>
-        <w:t>Link</w:t>
-      </w:r>
-      <w:proofErr w:type="gramEnd"/>
-      <w:r>
-        <w:rPr>
-          <w:rFonts w:eastAsia="Times New Roman" w:cs="Times New Roman"/>
-          <w:sz w:val="24"/>
-          <w:szCs w:val="24"/>
-          <w:lang w:val="es-CO" w:eastAsia="es-CO"/>
-        </w:rPr>
-        <w:t xml:space="preserve"> donde se puede consultar el procedimiento en forma de flujograma, así como las entradas y salidas&gt;&gt;</w:t>
+        <w:t>Link donde se puede consultar el procedimiento en forma de flujograma, así como las entradas y salidas&gt;&gt;</w:t>
       </w:r>
     </w:p>
     <w:tbl>
@@ -1409,21 +1421,12 @@
               </w:rPr>
               <w:t>&lt;&lt;</w:t>
             </w:r>
-            <w:proofErr w:type="gramStart"/>
             <w:r>
               <w:rPr>
                 <w:sz w:val="24"/>
                 <w:szCs w:val="20"/>
               </w:rPr>
-              <w:t>Link</w:t>
-            </w:r>
-            <w:proofErr w:type="gramEnd"/>
-            <w:r>
-              <w:rPr>
-                <w:sz w:val="24"/>
-                <w:szCs w:val="20"/>
-              </w:rPr>
-              <w:t xml:space="preserve"> Flujo</w:t>
+              <w:t>Link Flujo</w:t>
             </w:r>
             <w:r>
               <w:rPr>
@@ -1459,29 +1462,7 @@
                 <w:highlight w:val="yellow"/>
                 <w:lang w:val="es-CO"/>
               </w:rPr>
-              <w:t>&lt;&lt;</w:t>
-            </w:r>
-            <w:proofErr w:type="gramStart"/>
-            <w:r>
-              <w:rPr>
-                <w:rFonts w:cs="Calibri"/>
-                <w:sz w:val="24"/>
-                <w:szCs w:val="20"/>
-                <w:highlight w:val="yellow"/>
-                <w:lang w:val="es-CO"/>
-              </w:rPr>
-              <w:t>Link</w:t>
-            </w:r>
-            <w:proofErr w:type="gramEnd"/>
-            <w:r>
-              <w:rPr>
-                <w:rFonts w:cs="Calibri"/>
-                <w:sz w:val="24"/>
-                <w:szCs w:val="20"/>
-                <w:highlight w:val="yellow"/>
-                <w:lang w:val="es-CO"/>
-              </w:rPr>
-              <w:t xml:space="preserve"> entradas y salidas&gt;&gt;</w:t>
+              <w:t>&lt;&lt;Link entradas y salidas&gt;&gt;</w:t>
             </w:r>
           </w:p>
         </w:tc>
@@ -1525,7 +1506,7 @@
           <w:lang w:val="es-CO" w:eastAsia="es-CO"/>
         </w:rPr>
       </w:pPr>
-      <w:bookmarkStart w:id="5" w:name="_Toc190169428"/>
+      <w:bookmarkStart w:id="0" w:name="_Toc190169428"/>
       <w:r>
         <w:rPr>
           <w:rFonts w:eastAsia="Times New Roman" w:cs="Times New Roman"/>
@@ -1535,7 +1516,7 @@
         </w:rPr>
         <w:t>Documentos asociados</w:t>
       </w:r>
-      <w:bookmarkEnd w:id="5"/>
+      <w:bookmarkEnd w:id="0"/>
     </w:p>
     <w:p>
       <w:pPr>
@@ -1763,27 +1744,7 @@
                 <w:sz w:val="20"/>
                 <w:szCs w:val="20"/>
               </w:rPr>
-              <w:t xml:space="preserve">&lt;&lt;Formato / Instructivo / Manual / </w:t>
-            </w:r>
-            <w:proofErr w:type="spellStart"/>
-            <w:r>
-              <w:rPr>
-                <w:rFonts w:eastAsia="Arial" w:cs="Arial"/>
-                <w:color w:val="000000" w:themeColor="text1"/>
-                <w:sz w:val="20"/>
-                <w:szCs w:val="20"/>
-              </w:rPr>
-              <w:t>etc</w:t>
-            </w:r>
-            <w:proofErr w:type="spellEnd"/>
-            <w:r>
-              <w:rPr>
-                <w:rFonts w:eastAsia="Arial" w:cs="Arial"/>
-                <w:color w:val="000000" w:themeColor="text1"/>
-                <w:sz w:val="20"/>
-                <w:szCs w:val="20"/>
-              </w:rPr>
-              <w:t>&gt;&gt;</w:t>
+              <w:t>&lt;&lt;Formato / Instructivo / Manual / etc&gt;&gt;</w:t>
             </w:r>
           </w:p>
         </w:tc>
@@ -1809,27 +1770,7 @@
                 <w:sz w:val="20"/>
                 <w:szCs w:val="20"/>
               </w:rPr>
-              <w:t>&lt;&lt;</w:t>
-            </w:r>
-            <w:proofErr w:type="spellStart"/>
-            <w:r>
-              <w:rPr>
-                <w:rFonts w:eastAsia="Arial" w:cs="Arial"/>
-                <w:color w:val="000000" w:themeColor="text1"/>
-                <w:sz w:val="20"/>
-                <w:szCs w:val="20"/>
-              </w:rPr>
-              <w:t>Url</w:t>
-            </w:r>
-            <w:proofErr w:type="spellEnd"/>
-            <w:r>
-              <w:rPr>
-                <w:rFonts w:eastAsia="Arial" w:cs="Arial"/>
-                <w:color w:val="000000" w:themeColor="text1"/>
-                <w:sz w:val="20"/>
-                <w:szCs w:val="20"/>
-              </w:rPr>
-              <w:t xml:space="preserve"> o ubicación donde está la ficha técnica del indicador&gt;&gt;</w:t>
+              <w:t>&lt;&lt;Url o ubicación donde está la ficha técnica del indicador&gt;&gt;</w:t>
             </w:r>
           </w:p>
         </w:tc>
@@ -1913,7 +1854,7 @@
           <w:lang w:val="es-CO" w:eastAsia="es-CO"/>
         </w:rPr>
       </w:pPr>
-      <w:bookmarkStart w:id="6" w:name="_Toc190169429"/>
+      <w:bookmarkStart w:id="1" w:name="_Toc190169429"/>
       <w:r>
         <w:rPr>
           <w:rFonts w:eastAsia="Times New Roman" w:cs="Times New Roman"/>
@@ -1923,7 +1864,7 @@
         </w:rPr>
         <w:t>Control de cambios</w:t>
       </w:r>
-      <w:bookmarkEnd w:id="6"/>
+      <w:bookmarkEnd w:id="1"/>
     </w:p>
     <w:p>
       <w:pPr>
@@ -2189,7 +2130,6 @@
                 <w:sz w:val="20"/>
                 <w:szCs w:val="20"/>
               </w:rPr>
-              <w:lastRenderedPageBreak/>
               <w:t>1.0</w:t>
             </w:r>
           </w:p>
@@ -2293,7 +2233,7 @@
 </file>
 
 <file path=word/endnotes.xml><?xml version="1.0" encoding="utf-8"?>
-<w:endnotes xmlns:wpc="http://schemas.microsoft.com/office/word/2010/wordprocessingCanvas" xmlns:cx="http://schemas.microsoft.com/office/drawing/2014/chartex" xmlns:cx1="http://schemas.microsoft.com/office/drawing/2015/9/8/chartex" xmlns:cx2="http://schemas.microsoft.com/office/drawing/2015/10/21/chartex" xmlns:cx3="http://schemas.microsoft.com/office/drawing/2016/5/9/chartex" xmlns:cx4="http://schemas.microsoft.com/office/drawing/2016/5/10/chartex" xmlns:cx5="http://schemas.microsoft.com/office/drawing/2016/5/11/chartex" xmlns:cx6="http://schemas.microsoft.com/office/drawing/2016/5/12/chartex" xmlns:cx7="http://schemas.microsoft.com/office/drawing/2016/5/13/chartex" xmlns:cx8="http://schemas.microsoft.com/office/drawing/2016/5/14/chartex" xmlns:mc="http://schemas.openxmlformats.org/markup-compatibility/2006" xmlns:aink="http://schemas.microsoft.com/office/drawing/2016/ink" xmlns:am3d="http://schemas.microsoft.com/office/drawing/2017/model3d" xmlns:o="urn:schemas-microsoft-com:office:office" xmlns:oel="http://schemas.microsoft.com/office/2019/extlst" xmlns:r="http://schemas.openxmlformats.org/officeDocument/2006/relationships" xmlns:m="http://schemas.openxmlformats.org/officeDocument/2006/math" xmlns:v="urn:schemas-microsoft-com:vml" xmlns:wp14="http://schemas.microsoft.com/office/word/2010/wordprocessingDrawing" xmlns:wp="http://schemas.openxmlformats.org/drawingml/2006/wordprocessingDrawing" xmlns:w10="urn:schemas-microsoft-com:office:word" xmlns:w="http://schemas.openxmlformats.org/wordprocessingml/2006/main" xmlns:w14="http://schemas.microsoft.com/office/word/2010/wordml" xmlns:w15="http://schemas.microsoft.com/office/word/2012/wordml" xmlns:w16cex="http://schemas.microsoft.com/office/word/2018/wordml/cex" xmlns:w16cid="http://schemas.microsoft.com/office/word/2016/wordml/cid" xmlns:w16="http://schemas.microsoft.com/office/word/2018/wordml" xmlns:w16du="http://schemas.microsoft.com/office/word/2023/wordml/word16du" xmlns:w16sdtdh="http://schemas.microsoft.com/office/word/2020/wordml/sdtdatahash" xmlns:w16sdtfl="http://schemas.microsoft.com/office/word/2024/wordml/sdtformatlock" xmlns:w16se="http://schemas.microsoft.com/office/word/2015/wordml/symex" xmlns:wpg="http://schemas.microsoft.com/office/word/2010/wordprocessingGroup" xmlns:wpi="http://schemas.microsoft.com/office/word/2010/wordprocessingInk" xmlns:wne="http://schemas.microsoft.com/office/word/2006/wordml" xmlns:wps="http://schemas.microsoft.com/office/word/2010/wordprocessingShape" mc:Ignorable="w14 w15 w16se w16cid w16 w16cex w16sdtdh w16sdtfl w16du wp14">
+<w:endnotes xmlns:wpc="http://schemas.microsoft.com/office/word/2010/wordprocessingCanvas" xmlns:cx="http://schemas.microsoft.com/office/drawing/2014/chartex" xmlns:cx1="http://schemas.microsoft.com/office/drawing/2015/9/8/chartex" xmlns:cx2="http://schemas.microsoft.com/office/drawing/2015/10/21/chartex" xmlns:cx3="http://schemas.microsoft.com/office/drawing/2016/5/9/chartex" xmlns:cx4="http://schemas.microsoft.com/office/drawing/2016/5/10/chartex" xmlns:cx5="http://schemas.microsoft.com/office/drawing/2016/5/11/chartex" xmlns:cx6="http://schemas.microsoft.com/office/drawing/2016/5/12/chartex" xmlns:cx7="http://schemas.microsoft.com/office/drawing/2016/5/13/chartex" xmlns:cx8="http://schemas.microsoft.com/office/drawing/2016/5/14/chartex" xmlns:mc="http://schemas.openxmlformats.org/markup-compatibility/2006" xmlns:aink="http://schemas.microsoft.com/office/drawing/2016/ink" xmlns:am3d="http://schemas.microsoft.com/office/drawing/2017/model3d" xmlns:o="urn:schemas-microsoft-com:office:office" xmlns:oel="http://schemas.microsoft.com/office/2019/extlst" xmlns:r="http://schemas.openxmlformats.org/officeDocument/2006/relationships" xmlns:m="http://schemas.openxmlformats.org/officeDocument/2006/math" xmlns:v="urn:schemas-microsoft-com:vml" xmlns:wp14="http://schemas.microsoft.com/office/word/2010/wordprocessingDrawing" xmlns:wp="http://schemas.openxmlformats.org/drawingml/2006/wordprocessingDrawing" xmlns:w10="urn:schemas-microsoft-com:office:word" xmlns:w="http://schemas.openxmlformats.org/wordprocessingml/2006/main" xmlns:w14="http://schemas.microsoft.com/office/word/2010/wordml" xmlns:w15="http://schemas.microsoft.com/office/word/2012/wordml" xmlns:w16cei="http://schemas.microsoft.com/office/word/2026/wordml/cei" xmlns:w16cex="http://schemas.microsoft.com/office/word/2018/wordml/cex" xmlns:w16cid="http://schemas.microsoft.com/office/word/2016/wordml/cid" xmlns:w16="http://schemas.microsoft.com/office/word/2018/wordml" xmlns:w16du="http://schemas.microsoft.com/office/word/2023/wordml/word16du" xmlns:w16sdtdh="http://schemas.microsoft.com/office/word/2020/wordml/sdtdatahash" xmlns:w16sdtfl="http://schemas.microsoft.com/office/word/2024/wordml/sdtformatlock" xmlns:w16se="http://schemas.microsoft.com/office/word/2015/wordml/symex" xmlns:wpg="http://schemas.microsoft.com/office/word/2010/wordprocessingGroup" xmlns:wpi="http://schemas.microsoft.com/office/word/2010/wordprocessingInk" xmlns:wne="http://schemas.microsoft.com/office/word/2006/wordml" xmlns:wps="http://schemas.microsoft.com/office/word/2010/wordprocessingShape" mc:Ignorable="w14 w15 w16se w16cid w16 w16cex w16sdtdh w16sdtfl w16du wp14">
   <w:endnote w:type="separator" w:id="-1">
     <w:p>
       <w:pPr>
@@ -2325,7 +2265,7 @@
 </file>
 
 <file path=word/footer1.xml><?xml version="1.0" encoding="utf-8"?>
-<w:ftr xmlns:wpc="http://schemas.microsoft.com/office/word/2010/wordprocessingCanvas" xmlns:cx="http://schemas.microsoft.com/office/drawing/2014/chartex" xmlns:cx1="http://schemas.microsoft.com/office/drawing/2015/9/8/chartex" xmlns:cx2="http://schemas.microsoft.com/office/drawing/2015/10/21/chartex" xmlns:cx3="http://schemas.microsoft.com/office/drawing/2016/5/9/chartex" xmlns:cx4="http://schemas.microsoft.com/office/drawing/2016/5/10/chartex" xmlns:cx5="http://schemas.microsoft.com/office/drawing/2016/5/11/chartex" xmlns:cx6="http://schemas.microsoft.com/office/drawing/2016/5/12/chartex" xmlns:cx7="http://schemas.microsoft.com/office/drawing/2016/5/13/chartex" xmlns:cx8="http://schemas.microsoft.com/office/drawing/2016/5/14/chartex" xmlns:mc="http://schemas.openxmlformats.org/markup-compatibility/2006" xmlns:aink="http://schemas.microsoft.com/office/drawing/2016/ink" xmlns:am3d="http://schemas.microsoft.com/office/drawing/2017/model3d" xmlns:o="urn:schemas-microsoft-com:office:office" xmlns:oel="http://schemas.microsoft.com/office/2019/extlst" xmlns:r="http://schemas.openxmlformats.org/officeDocument/2006/relationships" xmlns:m="http://schemas.openxmlformats.org/officeDocument/2006/math" xmlns:v="urn:schemas-microsoft-com:vml" xmlns:wp14="http://schemas.microsoft.com/office/word/2010/wordprocessingDrawing" xmlns:wp="http://schemas.openxmlformats.org/drawingml/2006/wordprocessingDrawing" xmlns:w10="urn:schemas-microsoft-com:office:word" xmlns:w="http://schemas.openxmlformats.org/wordprocessingml/2006/main" xmlns:w14="http://schemas.microsoft.com/office/word/2010/wordml" xmlns:w15="http://schemas.microsoft.com/office/word/2012/wordml" xmlns:w16cex="http://schemas.microsoft.com/office/word/2018/wordml/cex" xmlns:w16cid="http://schemas.microsoft.com/office/word/2016/wordml/cid" xmlns:w16="http://schemas.microsoft.com/office/word/2018/wordml" xmlns:w16du="http://schemas.microsoft.com/office/word/2023/wordml/word16du" xmlns:w16sdtdh="http://schemas.microsoft.com/office/word/2020/wordml/sdtdatahash" xmlns:w16sdtfl="http://schemas.microsoft.com/office/word/2024/wordml/sdtformatlock" xmlns:w16se="http://schemas.microsoft.com/office/word/2015/wordml/symex" xmlns:wpg="http://schemas.microsoft.com/office/word/2010/wordprocessingGroup" xmlns:wpi="http://schemas.microsoft.com/office/word/2010/wordprocessingInk" xmlns:wne="http://schemas.microsoft.com/office/word/2006/wordml" xmlns:wps="http://schemas.microsoft.com/office/word/2010/wordprocessingShape" mc:Ignorable="w14 w15 w16se w16cid w16 w16cex w16sdtdh w16sdtfl w16du wp14">
+<w:ftr xmlns:wpc="http://schemas.microsoft.com/office/word/2010/wordprocessingCanvas" xmlns:cx="http://schemas.microsoft.com/office/drawing/2014/chartex" xmlns:cx1="http://schemas.microsoft.com/office/drawing/2015/9/8/chartex" xmlns:cx2="http://schemas.microsoft.com/office/drawing/2015/10/21/chartex" xmlns:cx3="http://schemas.microsoft.com/office/drawing/2016/5/9/chartex" xmlns:cx4="http://schemas.microsoft.com/office/drawing/2016/5/10/chartex" xmlns:cx5="http://schemas.microsoft.com/office/drawing/2016/5/11/chartex" xmlns:cx6="http://schemas.microsoft.com/office/drawing/2016/5/12/chartex" xmlns:cx7="http://schemas.microsoft.com/office/drawing/2016/5/13/chartex" xmlns:cx8="http://schemas.microsoft.com/office/drawing/2016/5/14/chartex" xmlns:mc="http://schemas.openxmlformats.org/markup-compatibility/2006" xmlns:aink="http://schemas.microsoft.com/office/drawing/2016/ink" xmlns:am3d="http://schemas.microsoft.com/office/drawing/2017/model3d" xmlns:o="urn:schemas-microsoft-com:office:office" xmlns:oel="http://schemas.microsoft.com/office/2019/extlst" xmlns:r="http://schemas.openxmlformats.org/officeDocument/2006/relationships" xmlns:m="http://schemas.openxmlformats.org/officeDocument/2006/math" xmlns:v="urn:schemas-microsoft-com:vml" xmlns:wp14="http://schemas.microsoft.com/office/word/2010/wordprocessingDrawing" xmlns:wp="http://schemas.openxmlformats.org/drawingml/2006/wordprocessingDrawing" xmlns:w10="urn:schemas-microsoft-com:office:word" xmlns:w="http://schemas.openxmlformats.org/wordprocessingml/2006/main" xmlns:w14="http://schemas.microsoft.com/office/word/2010/wordml" xmlns:w15="http://schemas.microsoft.com/office/word/2012/wordml" xmlns:w16cei="http://schemas.microsoft.com/office/word/2026/wordml/cei" xmlns:w16cex="http://schemas.microsoft.com/office/word/2018/wordml/cex" xmlns:w16cid="http://schemas.microsoft.com/office/word/2016/wordml/cid" xmlns:w16="http://schemas.microsoft.com/office/word/2018/wordml" xmlns:w16du="http://schemas.microsoft.com/office/word/2023/wordml/word16du" xmlns:w16sdtdh="http://schemas.microsoft.com/office/word/2020/wordml/sdtdatahash" xmlns:w16sdtfl="http://schemas.microsoft.com/office/word/2024/wordml/sdtformatlock" xmlns:w16se="http://schemas.microsoft.com/office/word/2015/wordml/symex" xmlns:wpg="http://schemas.microsoft.com/office/word/2010/wordprocessingGroup" xmlns:wpi="http://schemas.microsoft.com/office/word/2010/wordprocessingInk" xmlns:wne="http://schemas.microsoft.com/office/word/2006/wordml" xmlns:wps="http://schemas.microsoft.com/office/word/2010/wordprocessingShape" mc:Ignorable="w14 w15 w16se w16cid w16 w16cex w16sdtdh w16sdtfl w16du wp14">
   <w:sdt>
     <w:sdtPr>
       <w:rPr>
@@ -2828,7 +2768,7 @@
 </file>
 
 <file path=word/footer2.xml><?xml version="1.0" encoding="utf-8"?>
-<w:ftr xmlns:wpc="http://schemas.microsoft.com/office/word/2010/wordprocessingCanvas" xmlns:cx="http://schemas.microsoft.com/office/drawing/2014/chartex" xmlns:cx1="http://schemas.microsoft.com/office/drawing/2015/9/8/chartex" xmlns:cx2="http://schemas.microsoft.com/office/drawing/2015/10/21/chartex" xmlns:cx3="http://schemas.microsoft.com/office/drawing/2016/5/9/chartex" xmlns:cx4="http://schemas.microsoft.com/office/drawing/2016/5/10/chartex" xmlns:cx5="http://schemas.microsoft.com/office/drawing/2016/5/11/chartex" xmlns:cx6="http://schemas.microsoft.com/office/drawing/2016/5/12/chartex" xmlns:cx7="http://schemas.microsoft.com/office/drawing/2016/5/13/chartex" xmlns:cx8="http://schemas.microsoft.com/office/drawing/2016/5/14/chartex" xmlns:mc="http://schemas.openxmlformats.org/markup-compatibility/2006" xmlns:aink="http://schemas.microsoft.com/office/drawing/2016/ink" xmlns:am3d="http://schemas.microsoft.com/office/drawing/2017/model3d" xmlns:o="urn:schemas-microsoft-com:office:office" xmlns:oel="http://schemas.microsoft.com/office/2019/extlst" xmlns:r="http://schemas.openxmlformats.org/officeDocument/2006/relationships" xmlns:m="http://schemas.openxmlformats.org/officeDocument/2006/math" xmlns:v="urn:schemas-microsoft-com:vml" xmlns:wp14="http://schemas.microsoft.com/office/word/2010/wordprocessingDrawing" xmlns:wp="http://schemas.openxmlformats.org/drawingml/2006/wordprocessingDrawing" xmlns:w10="urn:schemas-microsoft-com:office:word" xmlns:w="http://schemas.openxmlformats.org/wordprocessingml/2006/main" xmlns:w14="http://schemas.microsoft.com/office/word/2010/wordml" xmlns:w15="http://schemas.microsoft.com/office/word/2012/wordml" xmlns:w16cex="http://schemas.microsoft.com/office/word/2018/wordml/cex" xmlns:w16cid="http://schemas.microsoft.com/office/word/2016/wordml/cid" xmlns:w16="http://schemas.microsoft.com/office/word/2018/wordml" xmlns:w16du="http://schemas.microsoft.com/office/word/2023/wordml/word16du" xmlns:w16sdtdh="http://schemas.microsoft.com/office/word/2020/wordml/sdtdatahash" xmlns:w16sdtfl="http://schemas.microsoft.com/office/word/2024/wordml/sdtformatlock" xmlns:w16se="http://schemas.microsoft.com/office/word/2015/wordml/symex" xmlns:wpg="http://schemas.microsoft.com/office/word/2010/wordprocessingGroup" xmlns:wpi="http://schemas.microsoft.com/office/word/2010/wordprocessingInk" xmlns:wne="http://schemas.microsoft.com/office/word/2006/wordml" xmlns:wps="http://schemas.microsoft.com/office/word/2010/wordprocessingShape" mc:Ignorable="w14 w15 w16se w16cid w16 w16cex w16sdtdh w16sdtfl w16du wp14">
+<w:ftr xmlns:wpc="http://schemas.microsoft.com/office/word/2010/wordprocessingCanvas" xmlns:cx="http://schemas.microsoft.com/office/drawing/2014/chartex" xmlns:cx1="http://schemas.microsoft.com/office/drawing/2015/9/8/chartex" xmlns:cx2="http://schemas.microsoft.com/office/drawing/2015/10/21/chartex" xmlns:cx3="http://schemas.microsoft.com/office/drawing/2016/5/9/chartex" xmlns:cx4="http://schemas.microsoft.com/office/drawing/2016/5/10/chartex" xmlns:cx5="http://schemas.microsoft.com/office/drawing/2016/5/11/chartex" xmlns:cx6="http://schemas.microsoft.com/office/drawing/2016/5/12/chartex" xmlns:cx7="http://schemas.microsoft.com/office/drawing/2016/5/13/chartex" xmlns:cx8="http://schemas.microsoft.com/office/drawing/2016/5/14/chartex" xmlns:mc="http://schemas.openxmlformats.org/markup-compatibility/2006" xmlns:aink="http://schemas.microsoft.com/office/drawing/2016/ink" xmlns:am3d="http://schemas.microsoft.com/office/drawing/2017/model3d" xmlns:o="urn:schemas-microsoft-com:office:office" xmlns:oel="http://schemas.microsoft.com/office/2019/extlst" xmlns:r="http://schemas.openxmlformats.org/officeDocument/2006/relationships" xmlns:m="http://schemas.openxmlformats.org/officeDocument/2006/math" xmlns:v="urn:schemas-microsoft-com:vml" xmlns:wp14="http://schemas.microsoft.com/office/word/2010/wordprocessingDrawing" xmlns:wp="http://schemas.openxmlformats.org/drawingml/2006/wordprocessingDrawing" xmlns:w10="urn:schemas-microsoft-com:office:word" xmlns:w="http://schemas.openxmlformats.org/wordprocessingml/2006/main" xmlns:w14="http://schemas.microsoft.com/office/word/2010/wordml" xmlns:w15="http://schemas.microsoft.com/office/word/2012/wordml" xmlns:w16cei="http://schemas.microsoft.com/office/word/2026/wordml/cei" xmlns:w16cex="http://schemas.microsoft.com/office/word/2018/wordml/cex" xmlns:w16cid="http://schemas.microsoft.com/office/word/2016/wordml/cid" xmlns:w16="http://schemas.microsoft.com/office/word/2018/wordml" xmlns:w16du="http://schemas.microsoft.com/office/word/2023/wordml/word16du" xmlns:w16sdtdh="http://schemas.microsoft.com/office/word/2020/wordml/sdtdatahash" xmlns:w16sdtfl="http://schemas.microsoft.com/office/word/2024/wordml/sdtformatlock" xmlns:w16se="http://schemas.microsoft.com/office/word/2015/wordml/symex" xmlns:wpg="http://schemas.microsoft.com/office/word/2010/wordprocessingGroup" xmlns:wpi="http://schemas.microsoft.com/office/word/2010/wordprocessingInk" xmlns:wne="http://schemas.microsoft.com/office/word/2006/wordml" xmlns:wps="http://schemas.microsoft.com/office/word/2010/wordprocessingShape" mc:Ignorable="w14 w15 w16se w16cid w16 w16cex w16sdtdh w16sdtfl w16du wp14">
   <w:p/>
   <w:p>
     <w:pPr>
@@ -3093,7 +3033,7 @@
 </file>
 
 <file path=word/footnotes.xml><?xml version="1.0" encoding="utf-8"?>
-<w:footnotes xmlns:wpc="http://schemas.microsoft.com/office/word/2010/wordprocessingCanvas" xmlns:cx="http://schemas.microsoft.com/office/drawing/2014/chartex" xmlns:cx1="http://schemas.microsoft.com/office/drawing/2015/9/8/chartex" xmlns:cx2="http://schemas.microsoft.com/office/drawing/2015/10/21/chartex" xmlns:cx3="http://schemas.microsoft.com/office/drawing/2016/5/9/chartex" xmlns:cx4="http://schemas.microsoft.com/office/drawing/2016/5/10/chartex" xmlns:cx5="http://schemas.microsoft.com/office/drawing/2016/5/11/chartex" xmlns:cx6="http://schemas.microsoft.com/office/drawing/2016/5/12/chartex" xmlns:cx7="http://schemas.microsoft.com/office/drawing/2016/5/13/chartex" xmlns:cx8="http://schemas.microsoft.com/office/drawing/2016/5/14/chartex" xmlns:mc="http://schemas.openxmlformats.org/markup-compatibility/2006" xmlns:aink="http://schemas.microsoft.com/office/drawing/2016/ink" xmlns:am3d="http://schemas.microsoft.com/office/drawing/2017/model3d" xmlns:o="urn:schemas-microsoft-com:office:office" xmlns:oel="http://schemas.microsoft.com/office/2019/extlst" xmlns:r="http://schemas.openxmlformats.org/officeDocument/2006/relationships" xmlns:m="http://schemas.openxmlformats.org/officeDocument/2006/math" xmlns:v="urn:schemas-microsoft-com:vml" xmlns:wp14="http://schemas.microsoft.com/office/word/2010/wordprocessingDrawing" xmlns:wp="http://schemas.openxmlformats.org/drawingml/2006/wordprocessingDrawing" xmlns:w10="urn:schemas-microsoft-com:office:word" xmlns:w="http://schemas.openxmlformats.org/wordprocessingml/2006/main" xmlns:w14="http://schemas.microsoft.com/office/word/2010/wordml" xmlns:w15="http://schemas.microsoft.com/office/word/2012/wordml" xmlns:w16cex="http://schemas.microsoft.com/office/word/2018/wordml/cex" xmlns:w16cid="http://schemas.microsoft.com/office/word/2016/wordml/cid" xmlns:w16="http://schemas.microsoft.com/office/word/2018/wordml" xmlns:w16du="http://schemas.microsoft.com/office/word/2023/wordml/word16du" xmlns:w16sdtdh="http://schemas.microsoft.com/office/word/2020/wordml/sdtdatahash" xmlns:w16sdtfl="http://schemas.microsoft.com/office/word/2024/wordml/sdtformatlock" xmlns:w16se="http://schemas.microsoft.com/office/word/2015/wordml/symex" xmlns:wpg="http://schemas.microsoft.com/office/word/2010/wordprocessingGroup" xmlns:wpi="http://schemas.microsoft.com/office/word/2010/wordprocessingInk" xmlns:wne="http://schemas.microsoft.com/office/word/2006/wordml" xmlns:wps="http://schemas.microsoft.com/office/word/2010/wordprocessingShape" mc:Ignorable="w14 w15 w16se w16cid w16 w16cex w16sdtdh w16sdtfl w16du wp14">
+<w:footnotes xmlns:wpc="http://schemas.microsoft.com/office/word/2010/wordprocessingCanvas" xmlns:cx="http://schemas.microsoft.com/office/drawing/2014/chartex" xmlns:cx1="http://schemas.microsoft.com/office/drawing/2015/9/8/chartex" xmlns:cx2="http://schemas.microsoft.com/office/drawing/2015/10/21/chartex" xmlns:cx3="http://schemas.microsoft.com/office/drawing/2016/5/9/chartex" xmlns:cx4="http://schemas.microsoft.com/office/drawing/2016/5/10/chartex" xmlns:cx5="http://schemas.microsoft.com/office/drawing/2016/5/11/chartex" xmlns:cx6="http://schemas.microsoft.com/office/drawing/2016/5/12/chartex" xmlns:cx7="http://schemas.microsoft.com/office/drawing/2016/5/13/chartex" xmlns:cx8="http://schemas.microsoft.com/office/drawing/2016/5/14/chartex" xmlns:mc="http://schemas.openxmlformats.org/markup-compatibility/2006" xmlns:aink="http://schemas.microsoft.com/office/drawing/2016/ink" xmlns:am3d="http://schemas.microsoft.com/office/drawing/2017/model3d" xmlns:o="urn:schemas-microsoft-com:office:office" xmlns:oel="http://schemas.microsoft.com/office/2019/extlst" xmlns:r="http://schemas.openxmlformats.org/officeDocument/2006/relationships" xmlns:m="http://schemas.openxmlformats.org/officeDocument/2006/math" xmlns:v="urn:schemas-microsoft-com:vml" xmlns:wp14="http://schemas.microsoft.com/office/word/2010/wordprocessingDrawing" xmlns:wp="http://schemas.openxmlformats.org/drawingml/2006/wordprocessingDrawing" xmlns:w10="urn:schemas-microsoft-com:office:word" xmlns:w="http://schemas.openxmlformats.org/wordprocessingml/2006/main" xmlns:w14="http://schemas.microsoft.com/office/word/2010/wordml" xmlns:w15="http://schemas.microsoft.com/office/word/2012/wordml" xmlns:w16cei="http://schemas.microsoft.com/office/word/2026/wordml/cei" xmlns:w16cex="http://schemas.microsoft.com/office/word/2018/wordml/cex" xmlns:w16cid="http://schemas.microsoft.com/office/word/2016/wordml/cid" xmlns:w16="http://schemas.microsoft.com/office/word/2018/wordml" xmlns:w16du="http://schemas.microsoft.com/office/word/2023/wordml/word16du" xmlns:w16sdtdh="http://schemas.microsoft.com/office/word/2020/wordml/sdtdatahash" xmlns:w16sdtfl="http://schemas.microsoft.com/office/word/2024/wordml/sdtformatlock" xmlns:w16se="http://schemas.microsoft.com/office/word/2015/wordml/symex" xmlns:wpg="http://schemas.microsoft.com/office/word/2010/wordprocessingGroup" xmlns:wpi="http://schemas.microsoft.com/office/word/2010/wordprocessingInk" xmlns:wne="http://schemas.microsoft.com/office/word/2006/wordml" xmlns:wps="http://schemas.microsoft.com/office/word/2010/wordprocessingShape" mc:Ignorable="w14 w15 w16se w16cid w16 w16cex w16sdtdh w16sdtfl w16du wp14">
   <w:footnote w:type="separator" w:id="-1">
     <w:p>
       <w:pPr>
@@ -3125,7 +3065,7 @@
 </file>
 
 <file path=word/header1.xml><?xml version="1.0" encoding="utf-8"?>
-<w:hdr xmlns:wpc="http://schemas.microsoft.com/office/word/2010/wordprocessingCanvas" xmlns:cx="http://schemas.microsoft.com/office/drawing/2014/chartex" xmlns:cx1="http://schemas.microsoft.com/office/drawing/2015/9/8/chartex" xmlns:cx2="http://schemas.microsoft.com/office/drawing/2015/10/21/chartex" xmlns:cx3="http://schemas.microsoft.com/office/drawing/2016/5/9/chartex" xmlns:cx4="http://schemas.microsoft.com/office/drawing/2016/5/10/chartex" xmlns:cx5="http://schemas.microsoft.com/office/drawing/2016/5/11/chartex" xmlns:cx6="http://schemas.microsoft.com/office/drawing/2016/5/12/chartex" xmlns:cx7="http://schemas.microsoft.com/office/drawing/2016/5/13/chartex" xmlns:cx8="http://schemas.microsoft.com/office/drawing/2016/5/14/chartex" xmlns:mc="http://schemas.openxmlformats.org/markup-compatibility/2006" xmlns:aink="http://schemas.microsoft.com/office/drawing/2016/ink" xmlns:am3d="http://schemas.microsoft.com/office/drawing/2017/model3d" xmlns:o="urn:schemas-microsoft-com:office:office" xmlns:oel="http://schemas.microsoft.com/office/2019/extlst" xmlns:r="http://schemas.openxmlformats.org/officeDocument/2006/relationships" xmlns:m="http://schemas.openxmlformats.org/officeDocument/2006/math" xmlns:v="urn:schemas-microsoft-com:vml" xmlns:wp14="http://schemas.microsoft.com/office/word/2010/wordprocessingDrawing" xmlns:wp="http://schemas.openxmlformats.org/drawingml/2006/wordprocessingDrawing" xmlns:w10="urn:schemas-microsoft-com:office:word" xmlns:w="http://schemas.openxmlformats.org/wordprocessingml/2006/main" xmlns:w14="http://schemas.microsoft.com/office/word/2010/wordml" xmlns:w15="http://schemas.microsoft.com/office/word/2012/wordml" xmlns:w16cex="http://schemas.microsoft.com/office/word/2018/wordml/cex" xmlns:w16cid="http://schemas.microsoft.com/office/word/2016/wordml/cid" xmlns:w16="http://schemas.microsoft.com/office/word/2018/wordml" xmlns:w16du="http://schemas.microsoft.com/office/word/2023/wordml/word16du" xmlns:w16sdtdh="http://schemas.microsoft.com/office/word/2020/wordml/sdtdatahash" xmlns:w16sdtfl="http://schemas.microsoft.com/office/word/2024/wordml/sdtformatlock" xmlns:w16se="http://schemas.microsoft.com/office/word/2015/wordml/symex" xmlns:wpg="http://schemas.microsoft.com/office/word/2010/wordprocessingGroup" xmlns:wpi="http://schemas.microsoft.com/office/word/2010/wordprocessingInk" xmlns:wne="http://schemas.microsoft.com/office/word/2006/wordml" xmlns:wps="http://schemas.microsoft.com/office/word/2010/wordprocessingShape" mc:Ignorable="w14 w15 w16se w16cid w16 w16cex w16sdtdh w16sdtfl w16du wp14">
+<w:hdr xmlns:wpc="http://schemas.microsoft.com/office/word/2010/wordprocessingCanvas" xmlns:cx="http://schemas.microsoft.com/office/drawing/2014/chartex" xmlns:cx1="http://schemas.microsoft.com/office/drawing/2015/9/8/chartex" xmlns:cx2="http://schemas.microsoft.com/office/drawing/2015/10/21/chartex" xmlns:cx3="http://schemas.microsoft.com/office/drawing/2016/5/9/chartex" xmlns:cx4="http://schemas.microsoft.com/office/drawing/2016/5/10/chartex" xmlns:cx5="http://schemas.microsoft.com/office/drawing/2016/5/11/chartex" xmlns:cx6="http://schemas.microsoft.com/office/drawing/2016/5/12/chartex" xmlns:cx7="http://schemas.microsoft.com/office/drawing/2016/5/13/chartex" xmlns:cx8="http://schemas.microsoft.com/office/drawing/2016/5/14/chartex" xmlns:mc="http://schemas.openxmlformats.org/markup-compatibility/2006" xmlns:aink="http://schemas.microsoft.com/office/drawing/2016/ink" xmlns:am3d="http://schemas.microsoft.com/office/drawing/2017/model3d" xmlns:o="urn:schemas-microsoft-com:office:office" xmlns:oel="http://schemas.microsoft.com/office/2019/extlst" xmlns:r="http://schemas.openxmlformats.org/officeDocument/2006/relationships" xmlns:m="http://schemas.openxmlformats.org/officeDocument/2006/math" xmlns:v="urn:schemas-microsoft-com:vml" xmlns:wp14="http://schemas.microsoft.com/office/word/2010/wordprocessingDrawing" xmlns:wp="http://schemas.openxmlformats.org/drawingml/2006/wordprocessingDrawing" xmlns:w10="urn:schemas-microsoft-com:office:word" xmlns:w="http://schemas.openxmlformats.org/wordprocessingml/2006/main" xmlns:w14="http://schemas.microsoft.com/office/word/2010/wordml" xmlns:w15="http://schemas.microsoft.com/office/word/2012/wordml" xmlns:w16cei="http://schemas.microsoft.com/office/word/2026/wordml/cei" xmlns:w16cex="http://schemas.microsoft.com/office/word/2018/wordml/cex" xmlns:w16cid="http://schemas.microsoft.com/office/word/2016/wordml/cid" xmlns:w16="http://schemas.microsoft.com/office/word/2018/wordml" xmlns:w16du="http://schemas.microsoft.com/office/word/2023/wordml/word16du" xmlns:w16sdtdh="http://schemas.microsoft.com/office/word/2020/wordml/sdtdatahash" xmlns:w16sdtfl="http://schemas.microsoft.com/office/word/2024/wordml/sdtformatlock" xmlns:w16se="http://schemas.microsoft.com/office/word/2015/wordml/symex" xmlns:wpg="http://schemas.microsoft.com/office/word/2010/wordprocessingGroup" xmlns:wpi="http://schemas.microsoft.com/office/word/2010/wordprocessingInk" xmlns:wne="http://schemas.microsoft.com/office/word/2006/wordml" xmlns:wps="http://schemas.microsoft.com/office/word/2010/wordprocessingShape" mc:Ignorable="w14 w15 w16se w16cid w16 w16cex w16sdtdh w16sdtfl w16du wp14">
   <w:p>
     <w:pPr>
       <w:rPr>
@@ -3208,9 +3148,9 @@
             </wp:anchor>
           </w:drawing>
         </mc:Choice>
-        <mc:Fallback>
+        <mc:Fallback xmlns:a14="http://schemas.microsoft.com/office/drawing/2010/main" xmlns:pic="http://schemas.openxmlformats.org/drawingml/2006/picture" xmlns:a16="http://schemas.microsoft.com/office/drawing/2014/main" xmlns:a="http://schemas.openxmlformats.org/drawingml/2006/main">
           <w:pict>
-            <v:rect w14:anchorId="5EB0B2BC" id="Rectángulo 6" o:spid="_x0000_s1026" style="position:absolute;margin-left:27.4pt;margin-top:1.1pt;width:513.65pt;height:61.5pt;z-index:-251658229;visibility:visible;mso-wrap-style:square;mso-width-percent:0;mso-height-percent:0;mso-wrap-distance-left:9pt;mso-wrap-distance-top:0;mso-wrap-distance-right:9pt;mso-wrap-distance-bottom:0;mso-position-horizontal:absolute;mso-position-horizontal-relative:text;mso-position-vertical:absolute;mso-position-vertical-relative:text;mso-width-percent:0;mso-height-percent:0;mso-width-relative:margin;mso-height-relative:margin;v-text-anchor:middle" o:gfxdata="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" fillcolor="#e7e6e6 [3214]" stroked="f" strokeweight="1pt"/>
+            <v:rect id="Rectángulo 6" style="position:absolute;margin-left:27.4pt;margin-top:1.1pt;width:513.65pt;height:61.5pt;z-index:-251658229;visibility:visible;mso-wrap-style:square;mso-width-percent:0;mso-height-percent:0;mso-wrap-distance-left:9pt;mso-wrap-distance-top:0;mso-wrap-distance-right:9pt;mso-wrap-distance-bottom:0;mso-position-horizontal:absolute;mso-position-horizontal-relative:text;mso-position-vertical:absolute;mso-position-vertical-relative:text;mso-width-percent:0;mso-height-percent:0;mso-width-relative:margin;mso-height-relative:margin;v-text-anchor:middle" o:spid="_x0000_s1026" fillcolor="#e7e6e6 [3214]" stroked="f" strokeweight="1pt" w14:anchorId="5EB0B2BC" o:gfxdata="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"/>
           </w:pict>
         </mc:Fallback>
       </mc:AlternateContent>
@@ -3274,114 +3214,7 @@
                 <w14:bevel/>
               </w14:textOutline>
             </w:rPr>
-            <w:t>PROCEDIMIENTO</w:t>
-          </w:r>
-          <w:r>
-            <w:rPr>
-              <w:rFonts w:cs="Calibri"/>
-              <w:b/>
-              <w:bCs/>
-              <w:sz w:val="20"/>
-              <w:szCs w:val="20"/>
-              <w14:textOutline w14:w="9525" w14:cap="rnd" w14:cmpd="sng" w14:algn="ctr">
-                <w14:noFill/>
-                <w14:prstDash w14:val="solid"/>
-                <w14:bevel/>
-              </w14:textOutline>
-            </w:rPr>
-            <w:t xml:space="preserve"> </w:t>
-          </w:r>
-          <w:r>
-            <w:rPr>
-              <w:rFonts w:cs="Calibri"/>
-              <w:b/>
-              <w:bCs/>
-              <w:sz w:val="20"/>
-              <w:szCs w:val="20"/>
-              <w14:textOutline w14:w="9525" w14:cap="rnd" w14:cmpd="sng" w14:algn="ctr">
-                <w14:noFill/>
-                <w14:prstDash w14:val="solid"/>
-                <w14:bevel/>
-              </w14:textOutline>
-            </w:rPr>
-            <w:fldChar w:fldCharType="begin"/>
-          </w:r>
-          <w:r>
-            <w:rPr>
-              <w:rFonts w:cs="Calibri"/>
-              <w:b/>
-              <w:bCs/>
-              <w:sz w:val="20"/>
-              <w:szCs w:val="20"/>
-              <w14:textOutline w14:w="9525" w14:cap="rnd" w14:cmpd="sng" w14:algn="ctr">
-                <w14:noFill/>
-                <w14:prstDash w14:val="solid"/>
-                <w14:bevel/>
-              </w14:textOutline>
-            </w:rPr>
-            <w:instrText xml:space="preserve"> REF  nombre_documento \* Upper  \* MERGEFORMAT </w:instrText>
-          </w:r>
-          <w:r>
-            <w:rPr>
-              <w:rFonts w:cs="Calibri"/>
-              <w:b/>
-              <w:bCs/>
-              <w:sz w:val="20"/>
-              <w:szCs w:val="20"/>
-              <w14:textOutline w14:w="9525" w14:cap="rnd" w14:cmpd="sng" w14:algn="ctr">
-                <w14:noFill/>
-                <w14:prstDash w14:val="solid"/>
-                <w14:bevel/>
-              </w14:textOutline>
-            </w:rPr>
-            <w:fldChar w:fldCharType="separate"/>
-          </w:r>
-          <w:sdt>
-            <w:sdtPr>
-              <w:rPr>
-                <w:rFonts w:cs="Arial"/>
-                <w:b/>
-                <w:bCs/>
-                <w:sz w:val="20"/>
-                <w:szCs w:val="20"/>
-                <w:lang w:val="es-CO"/>
-              </w:rPr>
-              <w:alias w:val="nombre_documento"/>
-              <w:tag w:val="nombre_documento"/>
-              <w:id w:val="598149363"/>
-              <w:placeholder>
-                <w:docPart w:val="2FB8591C1556494F8707CD059BF4A0FA"/>
-              </w:placeholder>
-              <w:text/>
-            </w:sdtPr>
-            <w:sdtContent>
-              <w:r>
-                <w:rPr>
-                  <w:rFonts w:cs="Arial"/>
-                  <w:b/>
-                  <w:bCs/>
-                  <w:sz w:val="20"/>
-                  <w:szCs w:val="20"/>
-                  <w:lang w:val="es-CO"/>
-                </w:rPr>
-                <w:t>&lt;&lt;ESCRIBA NOMBRE&gt;&gt;</w:t>
-              </w:r>
-            </w:sdtContent>
-          </w:sdt>
-          <w:r>
-            <w:rPr>
-              <w:rFonts w:cs="Calibri"/>
-              <w:b/>
-              <w:bCs/>
-              <w:sz w:val="20"/>
-              <w:szCs w:val="20"/>
-              <w14:textOutline w14:w="9525" w14:cap="rnd" w14:cmpd="sng" w14:algn="ctr">
-                <w14:noFill/>
-                <w14:prstDash w14:val="solid"/>
-                <w14:bevel/>
-              </w14:textOutline>
-            </w:rPr>
-            <w:fldChar w:fldCharType="end"/>
+            <w:t>Manual de Usuario — Colombia Data Program (CDP)</w:t>
           </w:r>
         </w:p>
       </w:tc>
@@ -3653,7 +3486,6 @@
               </w:date>
             </w:sdtPr>
             <w:sdtContent>
-              <w:proofErr w:type="spellStart"/>
               <w:r>
                 <w:rPr>
                   <w:rFonts w:cs="Calibri"/>
@@ -3661,29 +3493,8 @@
                   <w:sz w:val="20"/>
                   <w:szCs w:val="20"/>
                 </w:rPr>
-                <w:t>yyyy</w:t>
+                <w:t>yyyy/mm/dd</w:t>
               </w:r>
-              <w:proofErr w:type="spellEnd"/>
-              <w:r>
-                <w:rPr>
-                  <w:rFonts w:cs="Calibri"/>
-                  <w:color w:val="000000" w:themeColor="text1"/>
-                  <w:sz w:val="20"/>
-                  <w:szCs w:val="20"/>
-                </w:rPr>
-                <w:t>/mm/</w:t>
-              </w:r>
-              <w:proofErr w:type="spellStart"/>
-              <w:r>
-                <w:rPr>
-                  <w:rFonts w:cs="Calibri"/>
-                  <w:color w:val="000000" w:themeColor="text1"/>
-                  <w:sz w:val="20"/>
-                  <w:szCs w:val="20"/>
-                </w:rPr>
-                <w:t>dd</w:t>
-              </w:r>
-              <w:proofErr w:type="spellEnd"/>
             </w:sdtContent>
           </w:sdt>
         </w:p>
@@ -3713,7 +3524,7 @@
               <w:sz w:val="20"/>
               <w:szCs w:val="20"/>
             </w:rPr>
-            <w:fldChar w:fldCharType="begin"/>
+            <w:t xml:space="preserve">Vicepresidencia De </w:t>
           </w:r>
           <w:r>
             <w:rPr>
@@ -3721,70 +3532,7 @@
               <w:sz w:val="20"/>
               <w:szCs w:val="20"/>
             </w:rPr>
-            <w:instrText xml:space="preserve"> REF  nombre_vicepresidencia  \* MERGEFORMAT </w:instrText>
-          </w:r>
-          <w:r>
-            <w:rPr>
-              <w:rFonts w:cs="Arial"/>
-              <w:sz w:val="20"/>
-              <w:szCs w:val="20"/>
-            </w:rPr>
-            <w:fldChar w:fldCharType="separate"/>
-          </w:r>
-          <w:sdt>
-            <w:sdtPr>
-              <w:rPr>
-                <w:rFonts w:cs="Arial"/>
-                <w:sz w:val="20"/>
-                <w:szCs w:val="20"/>
-              </w:rPr>
-              <w:id w:val="446974724"/>
-              <w:placeholder>
-                <w:docPart w:val="485AAAA4338146748A339FD2522C669A"/>
-              </w:placeholder>
-              <w:showingPlcHdr/>
-              <w15:color w:val="000000"/>
-              <w:dropDownList>
-                <w:listItem w:value="Elija un elemento."/>
-                <w:listItem w:displayText="Auditoria" w:value="Auditoria"/>
-                <w:listItem w:displayText="Comercial y Mercadeo" w:value="Comercial y Mercadeo"/>
-                <w:listItem w:displayText="Compliance" w:value="Compliance"/>
-                <w:listItem w:displayText="Estrategia y Transformación" w:value="Estrategia y Transformación"/>
-                <w:listItem w:displayText="Legal" w:value="Legal"/>
-                <w:listItem w:displayText="Financiera" w:value="Financiera"/>
-                <w:listItem w:displayText="Siniestros y Operaciones" w:value="Siniestros y Operaciones"/>
-                <w:listItem w:displayText="Talento y Cultura" w:value="Talento y Cultura"/>
-                <w:listItem w:displayText="Técnica Auto y Pricing" w:value="Técnica Auto y Pricing"/>
-                <w:listItem w:displayText="Técnica Generales y Vida" w:value="Técnica Generales y Vida"/>
-                <w:listItem w:displayText="Tecnología" w:value="Tecnología"/>
-              </w:dropDownList>
-            </w:sdtPr>
-            <w:sdtEndPr>
-              <w:rPr>
-                <w:b/>
-                <w:bCs/>
-                <w:sz w:val="30"/>
-                <w:szCs w:val="36"/>
-              </w:rPr>
-            </w:sdtEndPr>
-            <w:sdtContent>
-              <w:r>
-                <w:rPr>
-                  <w:rFonts w:cs="Arial"/>
-                  <w:sz w:val="20"/>
-                  <w:szCs w:val="20"/>
-                </w:rPr>
-                <w:t>&lt;&lt;Nombre VP&gt;&gt;</w:t>
-              </w:r>
-            </w:sdtContent>
-          </w:sdt>
-          <w:r>
-            <w:rPr>
-              <w:rFonts w:cs="Arial"/>
-              <w:sz w:val="20"/>
-              <w:szCs w:val="20"/>
-            </w:rPr>
-            <w:fldChar w:fldCharType="end"/>
+            <w:t>Tecnología</w:t>
           </w:r>
         </w:p>
       </w:tc>
@@ -3818,74 +3566,7 @@
                 <w14:bevel/>
               </w14:textOutline>
             </w:rPr>
-            <w:fldChar w:fldCharType="begin"/>
-          </w:r>
-          <w:r>
-            <w:rPr>
-              <w:rFonts w:cs="Calibri"/>
-              <w:sz w:val="20"/>
-              <w:szCs w:val="20"/>
-              <w14:textOutline w14:w="9525" w14:cap="rnd" w14:cmpd="sng" w14:algn="ctr">
-                <w14:noFill/>
-                <w14:prstDash w14:val="solid"/>
-                <w14:bevel/>
-              </w14:textOutline>
-            </w:rPr>
-            <w:instrText xml:space="preserve"> REF  nombre_gerencia  \* MERGEFORMAT </w:instrText>
-          </w:r>
-          <w:r>
-            <w:rPr>
-              <w:rFonts w:cs="Calibri"/>
-              <w:sz w:val="20"/>
-              <w:szCs w:val="20"/>
-              <w14:textOutline w14:w="9525" w14:cap="rnd" w14:cmpd="sng" w14:algn="ctr">
-                <w14:noFill/>
-                <w14:prstDash w14:val="solid"/>
-                <w14:bevel/>
-              </w14:textOutline>
-            </w:rPr>
-            <w:fldChar w:fldCharType="separate"/>
-          </w:r>
-          <w:sdt>
-            <w:sdtPr>
-              <w:rPr>
-                <w:rFonts w:cs="Arial"/>
-                <w:color w:val="1A1446"/>
-                <w:sz w:val="20"/>
-                <w:szCs w:val="20"/>
-                <w:lang w:val="es-CO"/>
-              </w:rPr>
-              <w:id w:val="1031994983"/>
-              <w:placeholder>
-                <w:docPart w:val="1FDED9C1B78E40A4BA47C294E28D8EF4"/>
-              </w:placeholder>
-              <w:text/>
-            </w:sdtPr>
-            <w:sdtContent>
-              <w:r>
-                <w:rPr>
-                  <w:rFonts w:cs="Arial"/>
-                  <w:color w:val="1A1446"/>
-                  <w:sz w:val="20"/>
-                  <w:szCs w:val="20"/>
-                  <w:lang w:val="es-CO"/>
-                </w:rPr>
-                <w:t>&lt;&lt;nombre gerencia&gt;&gt;</w:t>
-              </w:r>
-            </w:sdtContent>
-          </w:sdt>
-          <w:r>
-            <w:rPr>
-              <w:rFonts w:cs="Calibri"/>
-              <w:sz w:val="20"/>
-              <w:szCs w:val="20"/>
-              <w14:textOutline w14:w="9525" w14:cap="rnd" w14:cmpd="sng" w14:algn="ctr">
-                <w14:noFill/>
-                <w14:prstDash w14:val="solid"/>
-                <w14:bevel/>
-              </w14:textOutline>
-            </w:rPr>
-            <w:fldChar w:fldCharType="end"/>
+            <w:t>Gerencia De Arquitectura</w:t>
           </w:r>
         </w:p>
       </w:tc>
@@ -4020,7 +3701,7 @@
 </file>
 
 <file path=word/header2.xml><?xml version="1.0" encoding="utf-8"?>
-<w:hdr xmlns:wpc="http://schemas.microsoft.com/office/word/2010/wordprocessingCanvas" xmlns:cx="http://schemas.microsoft.com/office/drawing/2014/chartex" xmlns:cx1="http://schemas.microsoft.com/office/drawing/2015/9/8/chartex" xmlns:cx2="http://schemas.microsoft.com/office/drawing/2015/10/21/chartex" xmlns:cx3="http://schemas.microsoft.com/office/drawing/2016/5/9/chartex" xmlns:cx4="http://schemas.microsoft.com/office/drawing/2016/5/10/chartex" xmlns:cx5="http://schemas.microsoft.com/office/drawing/2016/5/11/chartex" xmlns:cx6="http://schemas.microsoft.com/office/drawing/2016/5/12/chartex" xmlns:cx7="http://schemas.microsoft.com/office/drawing/2016/5/13/chartex" xmlns:cx8="http://schemas.microsoft.com/office/drawing/2016/5/14/chartex" xmlns:mc="http://schemas.openxmlformats.org/markup-compatibility/2006" xmlns:aink="http://schemas.microsoft.com/office/drawing/2016/ink" xmlns:am3d="http://schemas.microsoft.com/office/drawing/2017/model3d" xmlns:o="urn:schemas-microsoft-com:office:office" xmlns:oel="http://schemas.microsoft.com/office/2019/extlst" xmlns:r="http://schemas.openxmlformats.org/officeDocument/2006/relationships" xmlns:m="http://schemas.openxmlformats.org/officeDocument/2006/math" xmlns:v="urn:schemas-microsoft-com:vml" xmlns:wp14="http://schemas.microsoft.com/office/word/2010/wordprocessingDrawing" xmlns:wp="http://schemas.openxmlformats.org/drawingml/2006/wordprocessingDrawing" xmlns:w10="urn:schemas-microsoft-com:office:word" xmlns:w="http://schemas.openxmlformats.org/wordprocessingml/2006/main" xmlns:w14="http://schemas.microsoft.com/office/word/2010/wordml" xmlns:w15="http://schemas.microsoft.com/office/word/2012/wordml" xmlns:w16cex="http://schemas.microsoft.com/office/word/2018/wordml/cex" xmlns:w16cid="http://schemas.microsoft.com/office/word/2016/wordml/cid" xmlns:w16="http://schemas.microsoft.com/office/word/2018/wordml" xmlns:w16du="http://schemas.microsoft.com/office/word/2023/wordml/word16du" xmlns:w16sdtdh="http://schemas.microsoft.com/office/word/2020/wordml/sdtdatahash" xmlns:w16sdtfl="http://schemas.microsoft.com/office/word/2024/wordml/sdtformatlock" xmlns:w16se="http://schemas.microsoft.com/office/word/2015/wordml/symex" xmlns:wpg="http://schemas.microsoft.com/office/word/2010/wordprocessingGroup" xmlns:wpi="http://schemas.microsoft.com/office/word/2010/wordprocessingInk" xmlns:wne="http://schemas.microsoft.com/office/word/2006/wordml" xmlns:wps="http://schemas.microsoft.com/office/word/2010/wordprocessingShape" mc:Ignorable="w14 w15 w16se w16cid w16 w16cex w16sdtdh w16sdtfl w16du wp14">
+<w:hdr xmlns:wpc="http://schemas.microsoft.com/office/word/2010/wordprocessingCanvas" xmlns:cx="http://schemas.microsoft.com/office/drawing/2014/chartex" xmlns:cx1="http://schemas.microsoft.com/office/drawing/2015/9/8/chartex" xmlns:cx2="http://schemas.microsoft.com/office/drawing/2015/10/21/chartex" xmlns:cx3="http://schemas.microsoft.com/office/drawing/2016/5/9/chartex" xmlns:cx4="http://schemas.microsoft.com/office/drawing/2016/5/10/chartex" xmlns:cx5="http://schemas.microsoft.com/office/drawing/2016/5/11/chartex" xmlns:cx6="http://schemas.microsoft.com/office/drawing/2016/5/12/chartex" xmlns:cx7="http://schemas.microsoft.com/office/drawing/2016/5/13/chartex" xmlns:cx8="http://schemas.microsoft.com/office/drawing/2016/5/14/chartex" xmlns:mc="http://schemas.openxmlformats.org/markup-compatibility/2006" xmlns:aink="http://schemas.microsoft.com/office/drawing/2016/ink" xmlns:am3d="http://schemas.microsoft.com/office/drawing/2017/model3d" xmlns:o="urn:schemas-microsoft-com:office:office" xmlns:oel="http://schemas.microsoft.com/office/2019/extlst" xmlns:r="http://schemas.openxmlformats.org/officeDocument/2006/relationships" xmlns:m="http://schemas.openxmlformats.org/officeDocument/2006/math" xmlns:v="urn:schemas-microsoft-com:vml" xmlns:wp14="http://schemas.microsoft.com/office/word/2010/wordprocessingDrawing" xmlns:wp="http://schemas.openxmlformats.org/drawingml/2006/wordprocessingDrawing" xmlns:w10="urn:schemas-microsoft-com:office:word" xmlns:w="http://schemas.openxmlformats.org/wordprocessingml/2006/main" xmlns:w14="http://schemas.microsoft.com/office/word/2010/wordml" xmlns:w15="http://schemas.microsoft.com/office/word/2012/wordml" xmlns:w16cei="http://schemas.microsoft.com/office/word/2026/wordml/cei" xmlns:w16cex="http://schemas.microsoft.com/office/word/2018/wordml/cex" xmlns:w16cid="http://schemas.microsoft.com/office/word/2016/wordml/cid" xmlns:w16="http://schemas.microsoft.com/office/word/2018/wordml" xmlns:w16du="http://schemas.microsoft.com/office/word/2023/wordml/word16du" xmlns:w16sdtdh="http://schemas.microsoft.com/office/word/2020/wordml/sdtdatahash" xmlns:w16sdtfl="http://schemas.microsoft.com/office/word/2024/wordml/sdtformatlock" xmlns:w16se="http://schemas.microsoft.com/office/word/2015/wordml/symex" xmlns:wpg="http://schemas.microsoft.com/office/word/2010/wordprocessingGroup" xmlns:wpi="http://schemas.microsoft.com/office/word/2010/wordprocessingInk" xmlns:wne="http://schemas.microsoft.com/office/word/2006/wordml" xmlns:wps="http://schemas.microsoft.com/office/word/2010/wordprocessingShape" mc:Ignorable="w14 w15 w16se w16cid w16 w16cex w16sdtdh w16sdtfl w16du wp14">
   <w:p>
     <w:pPr>
       <w:pStyle w:val="Encabezado"/>
@@ -4095,8 +3776,20 @@
 </w:hdr>
 </file>
 
+<file path=word/intelligence2.xml><?xml version="1.0" encoding="utf-8"?>
+<int2:intelligence xmlns:int2="http://schemas.microsoft.com/office/intelligence/2020/intelligence" xmlns:oel="http://schemas.microsoft.com/office/2019/extlst">
+  <int2:observations>
+    <int2:textHash int2:hashCode="gdmu6g4aQI1ltm" int2:id="vQIgogsx">
+      <int2:state int2:value="Rejected" int2:type="spell"/>
+    </int2:textHash>
+  </int2:observations>
+  <int2:intelligenceSettings/>
+  <int2:onDemandWorkflows/>
+</int2:intelligence>
+</file>
+
 <file path=word/numbering.xml><?xml version="1.0" encoding="utf-8"?>
-<w:numbering xmlns:wpc="http://schemas.microsoft.com/office/word/2010/wordprocessingCanvas" xmlns:cx="http://schemas.microsoft.com/office/drawing/2014/chartex" xmlns:cx1="http://schemas.microsoft.com/office/drawing/2015/9/8/chartex" xmlns:cx2="http://schemas.microsoft.com/office/drawing/2015/10/21/chartex" xmlns:cx3="http://schemas.microsoft.com/office/drawing/2016/5/9/chartex" xmlns:cx4="http://schemas.microsoft.com/office/drawing/2016/5/10/chartex" xmlns:cx5="http://schemas.microsoft.com/office/drawing/2016/5/11/chartex" xmlns:cx6="http://schemas.microsoft.com/office/drawing/2016/5/12/chartex" xmlns:cx7="http://schemas.microsoft.com/office/drawing/2016/5/13/chartex" xmlns:cx8="http://schemas.microsoft.com/office/drawing/2016/5/14/chartex" xmlns:mc="http://schemas.openxmlformats.org/markup-compatibility/2006" xmlns:aink="http://schemas.microsoft.com/office/drawing/2016/ink" xmlns:am3d="http://schemas.microsoft.com/office/drawing/2017/model3d" xmlns:o="urn:schemas-microsoft-com:office:office" xmlns:oel="http://schemas.microsoft.com/office/2019/extlst" xmlns:r="http://schemas.openxmlformats.org/officeDocument/2006/relationships" xmlns:m="http://schemas.openxmlformats.org/officeDocument/2006/math" xmlns:v="urn:schemas-microsoft-com:vml" xmlns:wp14="http://schemas.microsoft.com/office/word/2010/wordprocessingDrawing" xmlns:wp="http://schemas.openxmlformats.org/drawingml/2006/wordprocessingDrawing" xmlns:w10="urn:schemas-microsoft-com:office:word" xmlns:w="http://schemas.openxmlformats.org/wordprocessingml/2006/main" xmlns:w14="http://schemas.microsoft.com/office/word/2010/wordml" xmlns:w15="http://schemas.microsoft.com/office/word/2012/wordml" xmlns:w16cex="http://schemas.microsoft.com/office/word/2018/wordml/cex" xmlns:w16cid="http://schemas.microsoft.com/office/word/2016/wordml/cid" xmlns:w16="http://schemas.microsoft.com/office/word/2018/wordml" xmlns:w16du="http://schemas.microsoft.com/office/word/2023/wordml/word16du" xmlns:w16sdtdh="http://schemas.microsoft.com/office/word/2020/wordml/sdtdatahash" xmlns:w16sdtfl="http://schemas.microsoft.com/office/word/2024/wordml/sdtformatlock" xmlns:w16se="http://schemas.microsoft.com/office/word/2015/wordml/symex" xmlns:wpg="http://schemas.microsoft.com/office/word/2010/wordprocessingGroup" xmlns:wpi="http://schemas.microsoft.com/office/word/2010/wordprocessingInk" xmlns:wne="http://schemas.microsoft.com/office/word/2006/wordml" xmlns:wps="http://schemas.microsoft.com/office/word/2010/wordprocessingShape" mc:Ignorable="w14 w15 w16se w16cid w16 w16cex w16sdtdh w16sdtfl w16du wp14">
+<w:numbering xmlns:wpc="http://schemas.microsoft.com/office/word/2010/wordprocessingCanvas" xmlns:cx="http://schemas.microsoft.com/office/drawing/2014/chartex" xmlns:cx1="http://schemas.microsoft.com/office/drawing/2015/9/8/chartex" xmlns:cx2="http://schemas.microsoft.com/office/drawing/2015/10/21/chartex" xmlns:cx3="http://schemas.microsoft.com/office/drawing/2016/5/9/chartex" xmlns:cx4="http://schemas.microsoft.com/office/drawing/2016/5/10/chartex" xmlns:cx5="http://schemas.microsoft.com/office/drawing/2016/5/11/chartex" xmlns:cx6="http://schemas.microsoft.com/office/drawing/2016/5/12/chartex" xmlns:cx7="http://schemas.microsoft.com/office/drawing/2016/5/13/chartex" xmlns:cx8="http://schemas.microsoft.com/office/drawing/2016/5/14/chartex" xmlns:mc="http://schemas.openxmlformats.org/markup-compatibility/2006" xmlns:aink="http://schemas.microsoft.com/office/drawing/2016/ink" xmlns:am3d="http://schemas.microsoft.com/office/drawing/2017/model3d" xmlns:o="urn:schemas-microsoft-com:office:office" xmlns:oel="http://schemas.microsoft.com/office/2019/extlst" xmlns:r="http://schemas.openxmlformats.org/officeDocument/2006/relationships" xmlns:m="http://schemas.openxmlformats.org/officeDocument/2006/math" xmlns:v="urn:schemas-microsoft-com:vml" xmlns:wp14="http://schemas.microsoft.com/office/word/2010/wordprocessingDrawing" xmlns:wp="http://schemas.openxmlformats.org/drawingml/2006/wordprocessingDrawing" xmlns:w10="urn:schemas-microsoft-com:office:word" xmlns:w="http://schemas.openxmlformats.org/wordprocessingml/2006/main" xmlns:w14="http://schemas.microsoft.com/office/word/2010/wordml" xmlns:w15="http://schemas.microsoft.com/office/word/2012/wordml" xmlns:w16cei="http://schemas.microsoft.com/office/word/2026/wordml/cei" xmlns:w16cex="http://schemas.microsoft.com/office/word/2018/wordml/cex" xmlns:w16cid="http://schemas.microsoft.com/office/word/2016/wordml/cid" xmlns:w16="http://schemas.microsoft.com/office/word/2018/wordml" xmlns:w16du="http://schemas.microsoft.com/office/word/2023/wordml/word16du" xmlns:w16sdtdh="http://schemas.microsoft.com/office/word/2020/wordml/sdtdatahash" xmlns:w16sdtfl="http://schemas.microsoft.com/office/word/2024/wordml/sdtformatlock" xmlns:w16se="http://schemas.microsoft.com/office/word/2015/wordml/symex" xmlns:wpg="http://schemas.microsoft.com/office/word/2010/wordprocessingGroup" xmlns:wpi="http://schemas.microsoft.com/office/word/2010/wordprocessingInk" xmlns:wne="http://schemas.microsoft.com/office/word/2006/wordml" xmlns:wps="http://schemas.microsoft.com/office/word/2010/wordprocessingShape" mc:Ignorable="w14 w15 w16se w16cid w16 w16cex w16sdtdh w16sdtfl w16du wp14">
   <w:abstractNum w:abstractNumId="0" w15:restartNumberingAfterBreak="0">
     <w:nsid w:val="FFFFFF7C"/>
     <w:multiLevelType w:val="singleLevel"/>
@@ -4630,6 +4323,119 @@
     </w:lvl>
   </w:abstractNum>
   <w:abstractNum w:abstractNumId="13" w15:restartNumberingAfterBreak="0">
+    <w:nsid w:val="45E06F91"/>
+    <w:multiLevelType w:val="hybridMultilevel"/>
+    <w:tmpl w:val="C100BADE"/>
+    <w:lvl w:ilvl="0" w:tplc="080A0001">
+      <w:start w:val="1"/>
+      <w:numFmt w:val="bullet"/>
+      <w:lvlText w:val=""/>
+      <w:lvlJc w:val="left"/>
+      <w:pPr>
+        <w:ind w:left="720" w:hanging="360"/>
+      </w:pPr>
+      <w:rPr>
+        <w:rFonts w:ascii="Symbol" w:hAnsi="Symbol" w:hint="default"/>
+      </w:rPr>
+    </w:lvl>
+    <w:lvl w:ilvl="1" w:tplc="080A0003" w:tentative="1">
+      <w:start w:val="1"/>
+      <w:numFmt w:val="bullet"/>
+      <w:lvlText w:val="o"/>
+      <w:lvlJc w:val="left"/>
+      <w:pPr>
+        <w:ind w:left="1440" w:hanging="360"/>
+      </w:pPr>
+      <w:rPr>
+        <w:rFonts w:ascii="Courier New" w:hAnsi="Courier New" w:cs="Courier New" w:hint="default"/>
+      </w:rPr>
+    </w:lvl>
+    <w:lvl w:ilvl="2" w:tplc="080A0005" w:tentative="1">
+      <w:start w:val="1"/>
+      <w:numFmt w:val="bullet"/>
+      <w:lvlText w:val=""/>
+      <w:lvlJc w:val="left"/>
+      <w:pPr>
+        <w:ind w:left="2160" w:hanging="360"/>
+      </w:pPr>
+      <w:rPr>
+        <w:rFonts w:ascii="Wingdings" w:hAnsi="Wingdings" w:hint="default"/>
+      </w:rPr>
+    </w:lvl>
+    <w:lvl w:ilvl="3" w:tplc="080A0001" w:tentative="1">
+      <w:start w:val="1"/>
+      <w:numFmt w:val="bullet"/>
+      <w:lvlText w:val=""/>
+      <w:lvlJc w:val="left"/>
+      <w:pPr>
+        <w:ind w:left="2880" w:hanging="360"/>
+      </w:pPr>
+      <w:rPr>
+        <w:rFonts w:ascii="Symbol" w:hAnsi="Symbol" w:hint="default"/>
+      </w:rPr>
+    </w:lvl>
+    <w:lvl w:ilvl="4" w:tplc="080A0003" w:tentative="1">
+      <w:start w:val="1"/>
+      <w:numFmt w:val="bullet"/>
+      <w:lvlText w:val="o"/>
+      <w:lvlJc w:val="left"/>
+      <w:pPr>
+        <w:ind w:left="3600" w:hanging="360"/>
+      </w:pPr>
+      <w:rPr>
+        <w:rFonts w:ascii="Courier New" w:hAnsi="Courier New" w:cs="Courier New" w:hint="default"/>
+      </w:rPr>
+    </w:lvl>
+    <w:lvl w:ilvl="5" w:tplc="080A0005" w:tentative="1">
+      <w:start w:val="1"/>
+      <w:numFmt w:val="bullet"/>
+      <w:lvlText w:val=""/>
+      <w:lvlJc w:val="left"/>
+      <w:pPr>
+        <w:ind w:left="4320" w:hanging="360"/>
+      </w:pPr>
+      <w:rPr>
+        <w:rFonts w:ascii="Wingdings" w:hAnsi="Wingdings" w:hint="default"/>
+      </w:rPr>
+    </w:lvl>
+    <w:lvl w:ilvl="6" w:tplc="080A0001" w:tentative="1">
+      <w:start w:val="1"/>
+      <w:numFmt w:val="bullet"/>
+      <w:lvlText w:val=""/>
+      <w:lvlJc w:val="left"/>
+      <w:pPr>
+        <w:ind w:left="5040" w:hanging="360"/>
+      </w:pPr>
+      <w:rPr>
+        <w:rFonts w:ascii="Symbol" w:hAnsi="Symbol" w:hint="default"/>
+      </w:rPr>
+    </w:lvl>
+    <w:lvl w:ilvl="7" w:tplc="080A0003" w:tentative="1">
+      <w:start w:val="1"/>
+      <w:numFmt w:val="bullet"/>
+      <w:lvlText w:val="o"/>
+      <w:lvlJc w:val="left"/>
+      <w:pPr>
+        <w:ind w:left="5760" w:hanging="360"/>
+      </w:pPr>
+      <w:rPr>
+        <w:rFonts w:ascii="Courier New" w:hAnsi="Courier New" w:cs="Courier New" w:hint="default"/>
+      </w:rPr>
+    </w:lvl>
+    <w:lvl w:ilvl="8" w:tplc="080A0005" w:tentative="1">
+      <w:start w:val="1"/>
+      <w:numFmt w:val="bullet"/>
+      <w:lvlText w:val=""/>
+      <w:lvlJc w:val="left"/>
+      <w:pPr>
+        <w:ind w:left="6480" w:hanging="360"/>
+      </w:pPr>
+      <w:rPr>
+        <w:rFonts w:ascii="Wingdings" w:hAnsi="Wingdings" w:hint="default"/>
+      </w:rPr>
+    </w:lvl>
+  </w:abstractNum>
+  <w:abstractNum w:abstractNumId="14" w15:restartNumberingAfterBreak="0">
     <w:nsid w:val="463E0391"/>
     <w:multiLevelType w:val="hybridMultilevel"/>
     <w:tmpl w:val="3F46BBDC"/>
@@ -4742,7 +4548,7 @@
       </w:rPr>
     </w:lvl>
   </w:abstractNum>
-  <w:abstractNum w:abstractNumId="14" w15:restartNumberingAfterBreak="0">
+  <w:abstractNum w:abstractNumId="15" w15:restartNumberingAfterBreak="0">
     <w:nsid w:val="4DFF006B"/>
     <w:multiLevelType w:val="hybridMultilevel"/>
     <w:tmpl w:val="55D8D1E6"/>
@@ -4828,7 +4634,7 @@
       </w:pPr>
     </w:lvl>
   </w:abstractNum>
-  <w:abstractNum w:abstractNumId="15" w15:restartNumberingAfterBreak="0">
+  <w:abstractNum w:abstractNumId="16" w15:restartNumberingAfterBreak="0">
     <w:nsid w:val="561061EF"/>
     <w:multiLevelType w:val="hybridMultilevel"/>
     <w:tmpl w:val="155E3B92"/>
@@ -4940,7 +4746,7 @@
       </w:rPr>
     </w:lvl>
   </w:abstractNum>
-  <w:abstractNum w:abstractNumId="16" w15:restartNumberingAfterBreak="0">
+  <w:abstractNum w:abstractNumId="17" w15:restartNumberingAfterBreak="0">
     <w:nsid w:val="761265E0"/>
     <w:multiLevelType w:val="hybridMultilevel"/>
     <w:tmpl w:val="B7C6DC4E"/>
@@ -5087,22 +4893,25 @@
     <w:abstractNumId w:val="11"/>
   </w:num>
   <w:num w:numId="12" w16cid:durableId="528956629">
-    <w:abstractNumId w:val="13"/>
+    <w:abstractNumId w:val="14"/>
   </w:num>
   <w:num w:numId="13" w16cid:durableId="778456217">
-    <w:abstractNumId w:val="16"/>
+    <w:abstractNumId w:val="17"/>
   </w:num>
   <w:num w:numId="14" w16cid:durableId="1854301345">
     <w:abstractNumId w:val="12"/>
   </w:num>
   <w:num w:numId="15" w16cid:durableId="1681852400">
-    <w:abstractNumId w:val="15"/>
+    <w:abstractNumId w:val="16"/>
   </w:num>
   <w:num w:numId="16" w16cid:durableId="199825462">
     <w:abstractNumId w:val="10"/>
   </w:num>
   <w:num w:numId="17" w16cid:durableId="1942715725">
-    <w:abstractNumId w:val="14"/>
+    <w:abstractNumId w:val="15"/>
+  </w:num>
+  <w:num w:numId="18" w16cid:durableId="1405832708">
+    <w:abstractNumId w:val="13"/>
   </w:num>
 </w:numbering>
 </file>
@@ -9096,10 +8905,10 @@
       <w:szCs w:val="16"/>
     </w:rPr>
   </w:style>
-  <w:style w:type="paragraph" w:styleId="Firmadecorreoelectrnico">
+  <w:style w:type="paragraph" w:styleId="Firmadecorreo">
     <w:name w:val="E-mail Signature"/>
     <w:basedOn w:val="Normal"/>
-    <w:link w:val="FirmadecorreoelectrnicoCar"/>
+    <w:link w:val="FirmadecorreoCar"/>
     <w:uiPriority w:val="99"/>
     <w:semiHidden/>
     <w:unhideWhenUsed/>
@@ -9108,10 +8917,10 @@
       <w:spacing w:line="240" w:lineRule="auto"/>
     </w:pPr>
   </w:style>
-  <w:style w:type="character" w:customStyle="1" w:styleId="FirmadecorreoelectrnicoCar">
-    <w:name w:val="Firma de correo electrónico Car"/>
+  <w:style w:type="character" w:customStyle="1" w:styleId="FirmadecorreoCar">
+    <w:name w:val="Firma de correo Car"/>
     <w:basedOn w:val="Fuentedeprrafopredeter"/>
-    <w:link w:val="Firmadecorreoelectrnico"/>
+    <w:link w:val="Firmadecorreo"/>
     <w:uiPriority w:val="99"/>
     <w:semiHidden/>
     <w:rsid w:val="00610578"/>
@@ -30456,7 +30265,7 @@
 </file>
 
 <file path=word/glossary/document.xml><?xml version="1.0" encoding="utf-8"?>
-<w:glossaryDocument xmlns:wpc="http://schemas.microsoft.com/office/word/2010/wordprocessingCanvas" xmlns:cx="http://schemas.microsoft.com/office/drawing/2014/chartex" xmlns:cx1="http://schemas.microsoft.com/office/drawing/2015/9/8/chartex" xmlns:cx2="http://schemas.microsoft.com/office/drawing/2015/10/21/chartex" xmlns:cx3="http://schemas.microsoft.com/office/drawing/2016/5/9/chartex" xmlns:cx4="http://schemas.microsoft.com/office/drawing/2016/5/10/chartex" xmlns:cx5="http://schemas.microsoft.com/office/drawing/2016/5/11/chartex" xmlns:cx6="http://schemas.microsoft.com/office/drawing/2016/5/12/chartex" xmlns:cx7="http://schemas.microsoft.com/office/drawing/2016/5/13/chartex" xmlns:cx8="http://schemas.microsoft.com/office/drawing/2016/5/14/chartex" xmlns:mc="http://schemas.openxmlformats.org/markup-compatibility/2006" xmlns:aink="http://schemas.microsoft.com/office/drawing/2016/ink" xmlns:am3d="http://schemas.microsoft.com/office/drawing/2017/model3d" xmlns:o="urn:schemas-microsoft-com:office:office" xmlns:oel="http://schemas.microsoft.com/office/2019/extlst" xmlns:r="http://schemas.openxmlformats.org/officeDocument/2006/relationships" xmlns:m="http://schemas.openxmlformats.org/officeDocument/2006/math" xmlns:v="urn:schemas-microsoft-com:vml" xmlns:wp14="http://schemas.microsoft.com/office/word/2010/wordprocessingDrawing" xmlns:wp="http://schemas.openxmlformats.org/drawingml/2006/wordprocessingDrawing" xmlns:w10="urn:schemas-microsoft-com:office:word" xmlns:w="http://schemas.openxmlformats.org/wordprocessingml/2006/main" xmlns:w14="http://schemas.microsoft.com/office/word/2010/wordml" xmlns:w15="http://schemas.microsoft.com/office/word/2012/wordml" xmlns:w16cex="http://schemas.microsoft.com/office/word/2018/wordml/cex" xmlns:w16cid="http://schemas.microsoft.com/office/word/2016/wordml/cid" xmlns:w16="http://schemas.microsoft.com/office/word/2018/wordml" xmlns:w16du="http://schemas.microsoft.com/office/word/2023/wordml/word16du" xmlns:w16sdtdh="http://schemas.microsoft.com/office/word/2020/wordml/sdtdatahash" xmlns:w16sdtfl="http://schemas.microsoft.com/office/word/2024/wordml/sdtformatlock" xmlns:w16se="http://schemas.microsoft.com/office/word/2015/wordml/symex" xmlns:wpg="http://schemas.microsoft.com/office/word/2010/wordprocessingGroup" xmlns:wpi="http://schemas.microsoft.com/office/word/2010/wordprocessingInk" xmlns:wne="http://schemas.microsoft.com/office/word/2006/wordml" xmlns:wps="http://schemas.microsoft.com/office/word/2010/wordprocessingShape" mc:Ignorable="w14 w15 w16se w16cid w16 w16cex w16sdtdh w16sdtfl w16du wp14">
+<w:glossaryDocument xmlns:wpc="http://schemas.microsoft.com/office/word/2010/wordprocessingCanvas" xmlns:cx="http://schemas.microsoft.com/office/drawing/2014/chartex" xmlns:cx1="http://schemas.microsoft.com/office/drawing/2015/9/8/chartex" xmlns:cx2="http://schemas.microsoft.com/office/drawing/2015/10/21/chartex" xmlns:cx3="http://schemas.microsoft.com/office/drawing/2016/5/9/chartex" xmlns:cx4="http://schemas.microsoft.com/office/drawing/2016/5/10/chartex" xmlns:cx5="http://schemas.microsoft.com/office/drawing/2016/5/11/chartex" xmlns:cx6="http://schemas.microsoft.com/office/drawing/2016/5/12/chartex" xmlns:cx7="http://schemas.microsoft.com/office/drawing/2016/5/13/chartex" xmlns:cx8="http://schemas.microsoft.com/office/drawing/2016/5/14/chartex" xmlns:mc="http://schemas.openxmlformats.org/markup-compatibility/2006" xmlns:aink="http://schemas.microsoft.com/office/drawing/2016/ink" xmlns:am3d="http://schemas.microsoft.com/office/drawing/2017/model3d" xmlns:o="urn:schemas-microsoft-com:office:office" xmlns:oel="http://schemas.microsoft.com/office/2019/extlst" xmlns:r="http://schemas.openxmlformats.org/officeDocument/2006/relationships" xmlns:m="http://schemas.openxmlformats.org/officeDocument/2006/math" xmlns:v="urn:schemas-microsoft-com:vml" xmlns:wp14="http://schemas.microsoft.com/office/word/2010/wordprocessingDrawing" xmlns:wp="http://schemas.openxmlformats.org/drawingml/2006/wordprocessingDrawing" xmlns:w10="urn:schemas-microsoft-com:office:word" xmlns:w="http://schemas.openxmlformats.org/wordprocessingml/2006/main" xmlns:w14="http://schemas.microsoft.com/office/word/2010/wordml" xmlns:w15="http://schemas.microsoft.com/office/word/2012/wordml" xmlns:w16cei="http://schemas.microsoft.com/office/word/2026/wordml/cei" xmlns:w16cex="http://schemas.microsoft.com/office/word/2018/wordml/cex" xmlns:w16cid="http://schemas.microsoft.com/office/word/2016/wordml/cid" xmlns:w16="http://schemas.microsoft.com/office/word/2018/wordml" xmlns:w16du="http://schemas.microsoft.com/office/word/2023/wordml/word16du" xmlns:w16sdtdh="http://schemas.microsoft.com/office/word/2020/wordml/sdtdatahash" xmlns:w16sdtfl="http://schemas.microsoft.com/office/word/2024/wordml/sdtformatlock" xmlns:w16se="http://schemas.microsoft.com/office/word/2015/wordml/symex" xmlns:wpg="http://schemas.microsoft.com/office/word/2010/wordprocessingGroup" xmlns:wpi="http://schemas.microsoft.com/office/word/2010/wordprocessingInk" xmlns:wne="http://schemas.microsoft.com/office/word/2006/wordml" xmlns:wps="http://schemas.microsoft.com/office/word/2010/wordprocessingShape" mc:Ignorable="w14 w15 w16se w16cid w16 w16cex w16sdtdh w16sdtfl w16du wp14">
   <w:docParts>
     <w:docPart>
       <w:docPartPr>
@@ -30518,68 +30327,6 @@
     </w:docPart>
     <w:docPart>
       <w:docPartPr>
-        <w:name w:val="74A0E49C16B2478083AB40F4ED1A42C5"/>
-        <w:category>
-          <w:name w:val="General"/>
-          <w:gallery w:val="placeholder"/>
-        </w:category>
-        <w:types>
-          <w:type w:val="bbPlcHdr"/>
-        </w:types>
-        <w:behaviors>
-          <w:behavior w:val="content"/>
-        </w:behaviors>
-        <w:guid w:val="{E33CCD52-97A0-4103-BC9A-EF15CAC07DA1}"/>
-      </w:docPartPr>
-      <w:docPartBody>
-        <w:p>
-          <w:pPr>
-            <w:pStyle w:val="74A0E49C16B2478083AB40F4ED1A42C51"/>
-          </w:pPr>
-          <w:r>
-            <w:rPr>
-              <w:rFonts w:cs="Arial"/>
-              <w:b/>
-              <w:bCs/>
-              <w:sz w:val="32"/>
-              <w:szCs w:val="32"/>
-            </w:rPr>
-            <w:t>&lt;&lt;Nombre VP&gt;&gt;</w:t>
-          </w:r>
-        </w:p>
-      </w:docPartBody>
-    </w:docPart>
-    <w:docPart>
-      <w:docPartPr>
-        <w:name w:val="DF022753AA804B7DB639223F40C48F99"/>
-        <w:category>
-          <w:name w:val="General"/>
-          <w:gallery w:val="placeholder"/>
-        </w:category>
-        <w:types>
-          <w:type w:val="bbPlcHdr"/>
-        </w:types>
-        <w:behaviors>
-          <w:behavior w:val="content"/>
-        </w:behaviors>
-        <w:guid w:val="{01558AFC-3E23-49F1-8265-B085E22A7938}"/>
-      </w:docPartPr>
-      <w:docPartBody>
-        <w:p>
-          <w:pPr>
-            <w:pStyle w:val="DF022753AA804B7DB639223F40C48F99"/>
-          </w:pPr>
-          <w:r>
-            <w:rPr>
-              <w:rStyle w:val="Textodelmarcadordeposicin"/>
-            </w:rPr>
-            <w:t>Haga clic o pulse aquí para escribir texto.</w:t>
-          </w:r>
-        </w:p>
-      </w:docPartBody>
-    </w:docPart>
-    <w:docPart>
-      <w:docPartPr>
         <w:name w:val="5114D79113F1497EBEA64F454108FC52"/>
         <w:category>
           <w:name w:val="General"/>
@@ -30597,35 +30344,6 @@
         <w:p>
           <w:pPr>
             <w:pStyle w:val="5114D79113F1497EBEA64F454108FC52"/>
-          </w:pPr>
-          <w:r>
-            <w:rPr>
-              <w:rStyle w:val="Textodelmarcadordeposicin"/>
-            </w:rPr>
-            <w:t>Haga clic o pulse aquí para escribir texto.</w:t>
-          </w:r>
-        </w:p>
-      </w:docPartBody>
-    </w:docPart>
-    <w:docPart>
-      <w:docPartPr>
-        <w:name w:val="2FB8591C1556494F8707CD059BF4A0FA"/>
-        <w:category>
-          <w:name w:val="General"/>
-          <w:gallery w:val="placeholder"/>
-        </w:category>
-        <w:types>
-          <w:type w:val="bbPlcHdr"/>
-        </w:types>
-        <w:behaviors>
-          <w:behavior w:val="content"/>
-        </w:behaviors>
-        <w:guid w:val="{32A7ECB2-A22C-4E13-8C38-68243BF7EC63}"/>
-      </w:docPartPr>
-      <w:docPartBody>
-        <w:p>
-          <w:pPr>
-            <w:pStyle w:val="2FB8591C1556494F8707CD059BF4A0FA"/>
           </w:pPr>
           <w:r>
             <w:rPr>
@@ -30661,66 +30379,6 @@
               <w:rStyle w:val="Textodelmarcadordeposicin"/>
             </w:rPr>
             <w:t>Haga clic aquí o pulse para escribir una fecha.</w:t>
-          </w:r>
-        </w:p>
-      </w:docPartBody>
-    </w:docPart>
-    <w:docPart>
-      <w:docPartPr>
-        <w:name w:val="485AAAA4338146748A339FD2522C669A"/>
-        <w:category>
-          <w:name w:val="General"/>
-          <w:gallery w:val="placeholder"/>
-        </w:category>
-        <w:types>
-          <w:type w:val="bbPlcHdr"/>
-        </w:types>
-        <w:behaviors>
-          <w:behavior w:val="content"/>
-        </w:behaviors>
-        <w:guid w:val="{3979A6A3-BB70-4B50-82DD-169799AC6018}"/>
-      </w:docPartPr>
-      <w:docPartBody>
-        <w:p>
-          <w:pPr>
-            <w:pStyle w:val="485AAAA4338146748A339FD2522C669A1"/>
-          </w:pPr>
-          <w:r>
-            <w:rPr>
-              <w:rFonts w:cs="Arial"/>
-              <w:sz w:val="20"/>
-              <w:szCs w:val="20"/>
-            </w:rPr>
-            <w:t>&lt;&lt;Nombre VP&gt;&gt;</w:t>
-          </w:r>
-        </w:p>
-      </w:docPartBody>
-    </w:docPart>
-    <w:docPart>
-      <w:docPartPr>
-        <w:name w:val="1FDED9C1B78E40A4BA47C294E28D8EF4"/>
-        <w:category>
-          <w:name w:val="General"/>
-          <w:gallery w:val="placeholder"/>
-        </w:category>
-        <w:types>
-          <w:type w:val="bbPlcHdr"/>
-        </w:types>
-        <w:behaviors>
-          <w:behavior w:val="content"/>
-        </w:behaviors>
-        <w:guid w:val="{DD45798C-B6DC-405F-B0D5-567432ABAC60}"/>
-      </w:docPartPr>
-      <w:docPartBody>
-        <w:p>
-          <w:pPr>
-            <w:pStyle w:val="1FDED9C1B78E40A4BA47C294E28D8EF4"/>
-          </w:pPr>
-          <w:r>
-            <w:rPr>
-              <w:rStyle w:val="Textodelmarcadordeposicin"/>
-            </w:rPr>
-            <w:t>Haga clic o pulse aquí para escribir texto.</w:t>
           </w:r>
         </w:p>
       </w:docPartBody>
@@ -30893,9 +30551,11 @@
     <w:rsid w:val="00324B81"/>
     <w:rsid w:val="00334684"/>
     <w:rsid w:val="00340533"/>
+    <w:rsid w:val="00365E4C"/>
     <w:rsid w:val="003756FE"/>
     <w:rsid w:val="003F2D25"/>
     <w:rsid w:val="003F34CF"/>
+    <w:rsid w:val="00491255"/>
     <w:rsid w:val="004C67A0"/>
     <w:rsid w:val="00511AFD"/>
     <w:rsid w:val="00512254"/>
@@ -31408,9 +31068,8 @@
     <w:name w:val="082F7531AAC74A9A9448215381B68A8D"/>
     <w:rsid w:val="00FD3B78"/>
   </w:style>
-  <w:style w:type="paragraph" w:customStyle="1" w:styleId="DF022753AA804B7DB639223F40C48F99">
-    <w:name w:val="DF022753AA804B7DB639223F40C48F99"/>
-    <w:rsid w:val="00C27DF0"/>
+  <w:style w:type="paragraph" w:customStyle="1" w:styleId="1E32339FACC24EB7AA07C2FFF8DD106E">
+    <w:name w:val="1E32339FACC24EB7AA07C2FFF8DD106E"/>
     <w:pPr>
       <w:spacing w:line="278" w:lineRule="auto"/>
     </w:pPr>
@@ -31418,6 +31077,7 @@
       <w:kern w:val="2"/>
       <w:sz w:val="24"/>
       <w:szCs w:val="24"/>
+      <w:lang w:val="es-MX" w:eastAsia="es-MX"/>
       <w14:ligatures w14:val="standardContextual"/>
     </w:rPr>
   </w:style>
@@ -31471,17 +31131,6 @@
       <w:sz w:val="24"/>
       <w:szCs w:val="24"/>
       <w14:ligatures w14:val="standardContextual"/>
-    </w:rPr>
-  </w:style>
-  <w:style w:type="paragraph" w:customStyle="1" w:styleId="74A0E49C16B2478083AB40F4ED1A42C51">
-    <w:name w:val="74A0E49C16B2478083AB40F4ED1A42C51"/>
-    <w:rsid w:val="00C27DF0"/>
-    <w:pPr>
-      <w:spacing w:after="0" w:line="240" w:lineRule="auto"/>
-    </w:pPr>
-    <w:rPr>
-      <w:rFonts w:ascii="HDI Pro Book" w:eastAsiaTheme="minorHAnsi" w:hAnsi="HDI Pro Book"/>
-      <w:lang w:val="es-ES" w:eastAsia="en-US"/>
     </w:rPr>
   </w:style>
   <w:style w:type="paragraph" w:customStyle="1" w:styleId="485AAAA4338146748A339FD2522C669A1">
@@ -31707,30 +31356,6 @@
 </file>
 
 <file path=customXml/item1.xml><?xml version="1.0" encoding="utf-8"?>
-<b:Sources xmlns:b="http://schemas.openxmlformats.org/officeDocument/2006/bibliography" xmlns="http://schemas.openxmlformats.org/officeDocument/2006/bibliography" SelectedStyle="\APASixthEditionOfficeOnline.xsl" StyleName="APA" Version="6"/>
-</file>
-
-<file path=customXml/item2.xml><?xml version="1.0" encoding="utf-8"?>
-<?mso-contentType ?>
-<FormTemplates xmlns="http://schemas.microsoft.com/sharepoint/v3/contenttype/forms">
-  <Display>DocumentLibraryForm</Display>
-  <Edit>DocumentLibraryForm</Edit>
-  <New>DocumentLibraryForm</New>
-</FormTemplates>
-</file>
-
-<file path=customXml/item3.xml><?xml version="1.0" encoding="utf-8"?>
-<p:properties xmlns:p="http://schemas.microsoft.com/office/2006/metadata/properties" xmlns:xsi="http://www.w3.org/2001/XMLSchema-instance" xmlns:pc="http://schemas.microsoft.com/office/infopath/2007/PartnerControls">
-  <documentManagement>
-    <lcf76f155ced4ddcb4097134ff3c332f xmlns="72f6f194-5e13-40bc-92bb-a695d85504d3">
-      <Terms xmlns="http://schemas.microsoft.com/office/infopath/2007/PartnerControls"/>
-    </lcf76f155ced4ddcb4097134ff3c332f>
-    <TaxCatchAll xmlns="35e9f79b-26db-491e-88f0-1524b0862878" xsi:nil="true"/>
-  </documentManagement>
-</p:properties>
-</file>
-
-<file path=customXml/item4.xml><?xml version="1.0" encoding="utf-8"?>
 <ct:contentTypeSchema xmlns:ct="http://schemas.microsoft.com/office/2006/metadata/contentType" xmlns:ma="http://schemas.microsoft.com/office/2006/metadata/properties/metaAttributes" ct:_="" ma:_="" ma:contentTypeName="Documento" ma:contentTypeID="0x0101001BF593C7AA153940B78673F534A754CD" ma:contentTypeVersion="13" ma:contentTypeDescription="Crear nuevo documento." ma:contentTypeScope="" ma:versionID="ffdc7cc8ef688edc185a4cbce1e424bf">
   <xsd:schema xmlns:xsd="http://www.w3.org/2001/XMLSchema" xmlns:xs="http://www.w3.org/2001/XMLSchema" xmlns:p="http://schemas.microsoft.com/office/2006/metadata/properties" xmlns:ns2="72f6f194-5e13-40bc-92bb-a695d85504d3" xmlns:ns3="35e9f79b-26db-491e-88f0-1524b0862878" targetNamespace="http://schemas.microsoft.com/office/2006/metadata/properties" ma:root="true" ma:fieldsID="30d127d6d28190e23b60edc7521b7121" ns2:_="" ns3:_="">
     <xsd:import namespace="72f6f194-5e13-40bc-92bb-a695d85504d3"/>
@@ -31937,34 +31562,31 @@
 </ct:contentTypeSchema>
 </file>
 
-<file path=customXml/itemProps1.xml><?xml version="1.0" encoding="utf-8"?>
-<ds:datastoreItem xmlns:ds="http://schemas.openxmlformats.org/officeDocument/2006/customXml" ds:itemID="{6137948D-C9D5-43B2-9D0D-9C827B8E71BD}">
-  <ds:schemaRefs>
-    <ds:schemaRef ds:uri="http://schemas.openxmlformats.org/officeDocument/2006/bibliography"/>
-  </ds:schemaRefs>
-</ds:datastoreItem>
+<file path=customXml/item2.xml><?xml version="1.0" encoding="utf-8"?>
+<p:properties xmlns:p="http://schemas.microsoft.com/office/2006/metadata/properties" xmlns:xsi="http://www.w3.org/2001/XMLSchema-instance" xmlns:pc="http://schemas.microsoft.com/office/infopath/2007/PartnerControls">
+  <documentManagement>
+    <lcf76f155ced4ddcb4097134ff3c332f xmlns="72f6f194-5e13-40bc-92bb-a695d85504d3">
+      <Terms xmlns="http://schemas.microsoft.com/office/infopath/2007/PartnerControls"/>
+    </lcf76f155ced4ddcb4097134ff3c332f>
+    <TaxCatchAll xmlns="35e9f79b-26db-491e-88f0-1524b0862878" xsi:nil="true"/>
+  </documentManagement>
+</p:properties>
 </file>
 
-<file path=customXml/itemProps2.xml><?xml version="1.0" encoding="utf-8"?>
-<ds:datastoreItem xmlns:ds="http://schemas.openxmlformats.org/officeDocument/2006/customXml" ds:itemID="{0AB013BE-F5BE-4400-BD6F-141190C3975F}">
-  <ds:schemaRefs>
-    <ds:schemaRef ds:uri="http://schemas.microsoft.com/sharepoint/v3/contenttype/forms"/>
-  </ds:schemaRefs>
-</ds:datastoreItem>
+<file path=customXml/item3.xml><?xml version="1.0" encoding="utf-8"?>
+<?mso-contentType ?>
+<FormTemplates xmlns="http://schemas.microsoft.com/sharepoint/v3/contenttype/forms">
+  <Display>DocumentLibraryForm</Display>
+  <Edit>DocumentLibraryForm</Edit>
+  <New>DocumentLibraryForm</New>
+</FormTemplates>
 </file>
 
-<file path=customXml/itemProps3.xml><?xml version="1.0" encoding="utf-8"?>
-<ds:datastoreItem xmlns:ds="http://schemas.openxmlformats.org/officeDocument/2006/customXml" ds:itemID="{02E85770-01DB-4405-83BF-2DBBDC514C79}">
-  <ds:schemaRefs>
-    <ds:schemaRef ds:uri="http://schemas.microsoft.com/office/2006/metadata/properties"/>
-    <ds:schemaRef ds:uri="http://schemas.microsoft.com/office/infopath/2007/PartnerControls"/>
-    <ds:schemaRef ds:uri="72f6f194-5e13-40bc-92bb-a695d85504d3"/>
-    <ds:schemaRef ds:uri="35e9f79b-26db-491e-88f0-1524b0862878"/>
-  </ds:schemaRefs>
-</ds:datastoreItem>
+<file path=customXml/item4.xml><?xml version="1.0" encoding="utf-8"?>
+<b:Sources xmlns:b="http://schemas.openxmlformats.org/officeDocument/2006/bibliography" xmlns="http://schemas.openxmlformats.org/officeDocument/2006/bibliography" SelectedStyle="\APASixthEditionOfficeOnline.xsl" StyleName="APA" Version="6"/>
 </file>
 
-<file path=customXml/itemProps4.xml><?xml version="1.0" encoding="utf-8"?>
+<file path=customXml/itemProps1.xml><?xml version="1.0" encoding="utf-8"?>
 <ds:datastoreItem xmlns:ds="http://schemas.openxmlformats.org/officeDocument/2006/customXml" ds:itemID="{F0D9B2DA-74B6-460D-BF4A-162B7C5DC1A6}">
   <ds:schemaRefs>
     <ds:schemaRef ds:uri="http://schemas.microsoft.com/office/2006/metadata/contentType"/>
@@ -31981,4 +31603,31 @@
     <ds:schemaRef ds:uri="http://schemas.microsoft.com/internal/obd"/>
   </ds:schemaRefs>
 </ds:datastoreItem>
+</file>
+
+<file path=customXml/itemProps2.xml><?xml version="1.0" encoding="utf-8"?>
+<ds:datastoreItem xmlns:ds="http://schemas.openxmlformats.org/officeDocument/2006/customXml" ds:itemID="{02E85770-01DB-4405-83BF-2DBBDC514C79}">
+  <ds:schemaRefs>
+    <ds:schemaRef ds:uri="http://schemas.microsoft.com/office/2006/metadata/properties"/>
+    <ds:schemaRef ds:uri="http://schemas.microsoft.com/office/infopath/2007/PartnerControls"/>
+    <ds:schemaRef ds:uri="72f6f194-5e13-40bc-92bb-a695d85504d3"/>
+    <ds:schemaRef ds:uri="35e9f79b-26db-491e-88f0-1524b0862878"/>
+  </ds:schemaRefs>
+</ds:datastoreItem>
+</file>
+
+<file path=customXml/itemProps3.xml><?xml version="1.0" encoding="utf-8"?>
+<ds:datastoreItem xmlns:ds="http://schemas.openxmlformats.org/officeDocument/2006/customXml" ds:itemID="{0AB013BE-F5BE-4400-BD6F-141190C3975F}">
+  <ds:schemaRefs>
+    <ds:schemaRef ds:uri="http://schemas.microsoft.com/sharepoint/v3/contenttype/forms"/>
+  </ds:schemaRefs>
+</ds:datastoreItem>
+</file>
+
+<file path=customXml/itemProps4.xml><?xml version="1.0" encoding="utf-8"?>
+<ds:datastoreItem xmlns:ds="http://schemas.openxmlformats.org/officeDocument/2006/customXml" ds:itemID="{6137948D-C9D5-43B2-9D0D-9C827B8E71BD}">
+  <ds:schemaRefs>
+    <ds:schemaRef ds:uri="http://schemas.openxmlformats.org/officeDocument/2006/bibliography"/>
+  </ds:schemaRefs>
+</ds:datastoreItem>
 </file>
--- a/CDP_Manual_de_Usuario.docx
+++ b/CDP_Manual_de_Usuario.docx
@@ -1165,6 +1165,11 @@
     </w:p>
     <w:p>
       <w:pPr>
+        <w:pStyle w:val="Prrafodelista"/>
+        <w:numPr>
+          <w:ilvl w:val="0"/>
+          <w:numId w:val="19"/>
+        </w:numPr>
         <w:jc w:val="both"/>
         <w:rPr>
           <w:sz w:val="24"/>
@@ -1183,6 +1188,11 @@
     </w:p>
     <w:p>
       <w:pPr>
+        <w:pStyle w:val="Prrafodelista"/>
+        <w:numPr>
+          <w:ilvl w:val="0"/>
+          <w:numId w:val="19"/>
+        </w:numPr>
         <w:jc w:val="both"/>
         <w:rPr>
           <w:sz w:val="24"/>
@@ -1201,6 +1211,11 @@
     </w:p>
     <w:p>
       <w:pPr>
+        <w:pStyle w:val="Prrafodelista"/>
+        <w:numPr>
+          <w:ilvl w:val="0"/>
+          <w:numId w:val="19"/>
+        </w:numPr>
         <w:jc w:val="both"/>
         <w:rPr>
           <w:sz w:val="24"/>
@@ -1219,9 +1234,20 @@
     </w:p>
     <w:p>
       <w:pPr>
+        <w:ind w:left="360"/>
         <w:jc w:val="both"/>
         <w:rPr>
-          <w:rFonts w:eastAsia="Times New Roman" w:cs="Times New Roman"/>
+          <w:sz w:val="24"/>
+          <w:szCs w:val="24"/>
+          <w:lang w:val="es-CO" w:eastAsia="es-CO"/>
+        </w:rPr>
+      </w:pPr>
+    </w:p>
+    <w:p>
+      <w:pPr>
+        <w:ind w:left="360"/>
+        <w:jc w:val="both"/>
+        <w:rPr>
           <w:sz w:val="24"/>
           <w:szCs w:val="24"/>
           <w:lang w:val="es-CO" w:eastAsia="es-CO"/>
@@ -1238,51 +1264,9 @@
     </w:p>
     <w:p>
       <w:pPr>
-        <w:jc w:val="both"/>
+        <w:pStyle w:val="Ttulo1"/>
         <w:rPr>
           <w:rFonts w:eastAsia="Times New Roman" w:cs="Times New Roman"/>
-          <w:sz w:val="24"/>
-          <w:szCs w:val="24"/>
-          <w:lang w:val="es-CO" w:eastAsia="es-CO"/>
-        </w:rPr>
-      </w:pPr>
-    </w:p>
-    <w:p>
-      <w:pPr>
-        <w:rPr>
-          <w:rFonts w:eastAsia="Times New Roman" w:cs="Times New Roman"/>
-          <w:b/>
-          <w:sz w:val="24"/>
-          <w:szCs w:val="24"/>
-          <w:lang w:val="es-CO" w:eastAsia="es-CO"/>
-        </w:rPr>
-      </w:pPr>
-      <w:r>
-        <w:rPr>
-          <w:rFonts w:eastAsia="Times New Roman" w:cs="Times New Roman"/>
-          <w:b/>
-          <w:sz w:val="24"/>
-          <w:szCs w:val="24"/>
-          <w:lang w:val="es-CO" w:eastAsia="es-CO"/>
-        </w:rPr>
-        <w:t>Flujo de subproceso</w:t>
-      </w:r>
-      <w:r>
-        <w:rPr>
-          <w:rFonts w:eastAsia="Times New Roman" w:cs="Times New Roman"/>
-          <w:b/>
-          <w:sz w:val="24"/>
-          <w:szCs w:val="24"/>
-          <w:lang w:val="es-CO" w:eastAsia="es-CO"/>
-        </w:rPr>
-        <w:t>:</w:t>
-      </w:r>
-    </w:p>
-    <w:p>
-      <w:pPr>
-        <w:rPr>
-          <w:rFonts w:eastAsia="Times New Roman" w:cs="Times New Roman"/>
-          <w:b/>
           <w:sz w:val="24"/>
           <w:szCs w:val="24"/>
           <w:lang w:val="es-CO" w:eastAsia="es-CO"/>
@@ -1296,187 +1280,149 @@
           <w:lang w:val="es-CO" w:eastAsia="es-CO"/>
         </w:rPr>
         <w:lastRenderedPageBreak/>
-        <w:t>&lt;&lt;</w:t>
-      </w:r>
-      <w:r>
-        <w:rPr>
-          <w:rFonts w:eastAsia="Times New Roman" w:cs="Times New Roman"/>
-          <w:sz w:val="24"/>
-          <w:szCs w:val="24"/>
-          <w:lang w:val="es-CO" w:eastAsia="es-CO"/>
-        </w:rPr>
-        <w:t>Link donde se puede consultar el procedimiento en forma de flujograma, así como las entradas y salidas&gt;&gt;</w:t>
+        <w:t>Arquitectura por capas (estándar medallón)</w:t>
       </w:r>
     </w:p>
-    <w:tbl>
-      <w:tblPr>
-        <w:tblStyle w:val="Tablaconcuadrcula"/>
-        <w:tblpPr w:leftFromText="141" w:rightFromText="141" w:vertAnchor="text" w:horzAnchor="margin" w:tblpY="149"/>
-        <w:tblW w:w="10627" w:type="dxa"/>
-        <w:tblLayout w:type="fixed"/>
-        <w:tblLook w:val="04A0" w:firstRow="1" w:lastRow="0" w:firstColumn="1" w:lastColumn="0" w:noHBand="0" w:noVBand="1"/>
-      </w:tblPr>
-      <w:tblGrid>
-        <w:gridCol w:w="5023"/>
-        <w:gridCol w:w="5604"/>
-      </w:tblGrid>
-      <w:tr>
-        <w:trPr>
-          <w:trHeight w:val="540"/>
-        </w:trPr>
-        <w:tc>
-          <w:tcPr>
-            <w:tcW w:w="5023" w:type="dxa"/>
-            <w:shd w:val="clear" w:color="auto" w:fill="006729"/>
-            <w:vAlign w:val="center"/>
-          </w:tcPr>
-          <w:p>
-            <w:pPr>
-              <w:spacing w:line="259" w:lineRule="auto"/>
-              <w:jc w:val="center"/>
-              <w:rPr>
-                <w:rFonts w:eastAsia="Arial" w:cs="Arial"/>
-                <w:color w:val="FFFFFF" w:themeColor="background1"/>
-                <w:sz w:val="24"/>
-                <w:szCs w:val="20"/>
-              </w:rPr>
-            </w:pPr>
-            <w:r>
-              <w:rPr>
-                <w:rFonts w:cs="Arial"/>
-                <w:sz w:val="24"/>
-              </w:rPr>
-              <w:br w:type="page"/>
-            </w:r>
-            <w:r>
-              <w:rPr>
-                <w:rFonts w:eastAsia="Arial" w:cs="Arial"/>
-                <w:b/>
-                <w:bCs/>
-                <w:color w:val="FFFFFF" w:themeColor="background1"/>
-                <w:sz w:val="24"/>
-                <w:szCs w:val="20"/>
-              </w:rPr>
-              <w:t>Flujo</w:t>
-            </w:r>
-          </w:p>
-        </w:tc>
-        <w:tc>
-          <w:tcPr>
-            <w:tcW w:w="5604" w:type="dxa"/>
-            <w:shd w:val="clear" w:color="auto" w:fill="006729"/>
-            <w:vAlign w:val="center"/>
-          </w:tcPr>
-          <w:p>
-            <w:pPr>
-              <w:spacing w:line="259" w:lineRule="auto"/>
-              <w:jc w:val="center"/>
-              <w:rPr>
-                <w:rFonts w:eastAsia="Arial" w:cs="Arial"/>
-                <w:b/>
-                <w:bCs/>
-                <w:color w:val="FFFFFF" w:themeColor="background1"/>
-                <w:sz w:val="24"/>
-                <w:szCs w:val="20"/>
-              </w:rPr>
-            </w:pPr>
-            <w:r>
-              <w:rPr>
-                <w:rFonts w:eastAsia="Arial" w:cs="Arial"/>
-                <w:b/>
-                <w:bCs/>
-                <w:color w:val="FFFFFF" w:themeColor="background1"/>
-                <w:sz w:val="24"/>
-                <w:szCs w:val="20"/>
-              </w:rPr>
-              <w:t>Entradas y salidas</w:t>
-            </w:r>
-          </w:p>
-        </w:tc>
-      </w:tr>
-      <w:tr>
-        <w:trPr>
-          <w:trHeight w:val="555"/>
-        </w:trPr>
-        <w:tc>
-          <w:tcPr>
-            <w:tcW w:w="5023" w:type="dxa"/>
-            <w:vAlign w:val="center"/>
-          </w:tcPr>
-          <w:p>
-            <w:pPr>
-              <w:spacing w:line="259" w:lineRule="auto"/>
-              <w:jc w:val="both"/>
-              <w:rPr>
-                <w:rFonts w:eastAsia="Arial" w:cs="Arial"/>
-                <w:color w:val="000000" w:themeColor="text1"/>
-                <w:sz w:val="24"/>
-                <w:szCs w:val="20"/>
-              </w:rPr>
-            </w:pPr>
-            <w:r>
-              <w:rPr>
-                <w:sz w:val="24"/>
-                <w:szCs w:val="20"/>
-              </w:rPr>
-              <w:t>&lt;&lt;</w:t>
-            </w:r>
-            <w:r>
-              <w:rPr>
-                <w:sz w:val="24"/>
-                <w:szCs w:val="20"/>
-              </w:rPr>
-              <w:t>Link Flujo</w:t>
-            </w:r>
-            <w:r>
-              <w:rPr>
-                <w:sz w:val="24"/>
-                <w:szCs w:val="20"/>
-              </w:rPr>
-              <w:t>&gt;&gt;</w:t>
-            </w:r>
-          </w:p>
-        </w:tc>
-        <w:tc>
-          <w:tcPr>
-            <w:tcW w:w="5604" w:type="dxa"/>
-            <w:vAlign w:val="center"/>
-          </w:tcPr>
-          <w:p>
-            <w:pPr>
-              <w:spacing w:line="259" w:lineRule="auto"/>
-              <w:jc w:val="both"/>
-              <w:rPr>
-                <w:rFonts w:eastAsia="Arial" w:cs="Arial"/>
-                <w:color w:val="000000" w:themeColor="text1"/>
-                <w:sz w:val="24"/>
-                <w:szCs w:val="20"/>
-                <w:highlight w:val="yellow"/>
-              </w:rPr>
-            </w:pPr>
-            <w:r>
-              <w:rPr>
-                <w:rFonts w:cs="Calibri"/>
-                <w:sz w:val="24"/>
-                <w:szCs w:val="20"/>
-                <w:highlight w:val="yellow"/>
-                <w:lang w:val="es-CO"/>
-              </w:rPr>
-              <w:t>&lt;&lt;Link entradas y salidas&gt;&gt;</w:t>
-            </w:r>
-          </w:p>
-        </w:tc>
-      </w:tr>
-    </w:tbl>
     <w:p>
       <w:pPr>
+        <w:pStyle w:val="Ttulo1"/>
         <w:rPr>
-          <w:rFonts w:eastAsia="Times New Roman" w:cs="Times New Roman"/>
+          <w:rFonts w:ascii="HDI Pro Book" w:eastAsia="Times New Roman" w:hAnsi="HDI Pro Book" w:cs="Times New Roman"/>
           <w:sz w:val="24"/>
           <w:szCs w:val="24"/>
           <w:lang w:val="es-CO" w:eastAsia="es-CO"/>
         </w:rPr>
       </w:pPr>
+    </w:p>
+    <w:p>
+      <w:pPr>
+        <w:pStyle w:val="Ttulo1"/>
+        <w:rPr>
+          <w:rFonts w:ascii="HDI Pro Book" w:eastAsiaTheme="minorHAnsi" w:hAnsi="HDI Pro Book" w:cstheme="minorBidi"/>
+          <w:b w:val="0"/>
+          <w:caps w:val="0"/>
+          <w:color w:val="auto"/>
+          <w:sz w:val="24"/>
+          <w:szCs w:val="24"/>
+          <w:lang w:val="es-CO" w:eastAsia="es-CO"/>
+        </w:rPr>
+      </w:pPr>
+      <w:r>
+        <w:rPr>
+          <w:rFonts w:ascii="HDI Pro Book" w:eastAsiaTheme="minorHAnsi" w:hAnsi="HDI Pro Book" w:cstheme="minorBidi"/>
+          <w:b w:val="0"/>
+          <w:caps w:val="0"/>
+          <w:color w:val="auto"/>
+          <w:sz w:val="24"/>
+          <w:szCs w:val="24"/>
+          <w:lang w:val="es-CO" w:eastAsia="es-CO"/>
+        </w:rPr>
+        <w:t>El CDP sigue las buenas prácticas de construcción de data warehouse mediante el estándar medallón:</w:t>
+      </w:r>
+    </w:p>
+    <w:p>
+      <w:pPr>
+        <w:pStyle w:val="Ttulo1"/>
+        <w:rPr>
+          <w:rFonts w:ascii="HDI Pro Book" w:eastAsiaTheme="minorHAnsi" w:hAnsi="HDI Pro Book" w:cstheme="minorBidi"/>
+          <w:b w:val="0"/>
+          <w:caps w:val="0"/>
+          <w:color w:val="auto"/>
+          <w:sz w:val="24"/>
+          <w:szCs w:val="24"/>
+          <w:lang w:val="es-CO" w:eastAsia="es-CO"/>
+        </w:rPr>
+      </w:pPr>
+    </w:p>
+    <w:p>
+      <w:pPr>
+        <w:pStyle w:val="Ttulo1"/>
+        <w:numPr>
+          <w:ilvl w:val="0"/>
+          <w:numId w:val="20"/>
+        </w:numPr>
+        <w:rPr>
+          <w:rFonts w:ascii="HDI Pro Book" w:eastAsiaTheme="minorHAnsi" w:hAnsi="HDI Pro Book" w:cstheme="minorBidi"/>
+          <w:b w:val="0"/>
+          <w:caps w:val="0"/>
+          <w:color w:val="auto"/>
+          <w:sz w:val="24"/>
+          <w:szCs w:val="24"/>
+          <w:lang w:val="es-CO" w:eastAsia="es-CO"/>
+        </w:rPr>
+      </w:pPr>
+      <w:r>
+        <w:rPr>
+          <w:rFonts w:ascii="HDI Pro Book" w:eastAsiaTheme="minorHAnsi" w:hAnsi="HDI Pro Book" w:cstheme="minorBidi"/>
+          <w:b w:val="0"/>
+          <w:caps w:val="0"/>
+          <w:color w:val="auto"/>
+          <w:sz w:val="24"/>
+          <w:szCs w:val="24"/>
+          <w:lang w:val="es-CO" w:eastAsia="es-CO"/>
+        </w:rPr>
+        <w:t>Capa cruda (Raw / ODS): la información llega tal cual está en los aplicativos de origen, sin relacionar.</w:t>
+      </w:r>
+    </w:p>
+    <w:p>
+      <w:pPr>
+        <w:pStyle w:val="Ttulo1"/>
+        <w:numPr>
+          <w:ilvl w:val="0"/>
+          <w:numId w:val="20"/>
+        </w:numPr>
+        <w:rPr>
+          <w:rFonts w:ascii="HDI Pro Book" w:eastAsiaTheme="minorHAnsi" w:hAnsi="HDI Pro Book" w:cstheme="minorBidi"/>
+          <w:b w:val="0"/>
+          <w:caps w:val="0"/>
+          <w:color w:val="auto"/>
+          <w:sz w:val="24"/>
+          <w:szCs w:val="24"/>
+          <w:lang w:val="es-CO" w:eastAsia="es-CO"/>
+        </w:rPr>
+      </w:pPr>
+      <w:r>
+        <w:rPr>
+          <w:rFonts w:ascii="HDI Pro Book" w:eastAsiaTheme="minorHAnsi" w:hAnsi="HDI Pro Book" w:cstheme="minorBidi"/>
+          <w:b w:val="0"/>
+          <w:caps w:val="0"/>
+          <w:color w:val="auto"/>
+          <w:sz w:val="24"/>
+          <w:szCs w:val="24"/>
+          <w:lang w:val="es-CO" w:eastAsia="es-CO"/>
+        </w:rPr>
+        <w:t>Capa de calidad: se aplican reglas de calidad sobre los datos.</w:t>
+      </w:r>
+    </w:p>
+    <w:p>
+      <w:pPr>
+        <w:pStyle w:val="Ttulo1"/>
+        <w:numPr>
+          <w:ilvl w:val="0"/>
+          <w:numId w:val="20"/>
+        </w:numPr>
+        <w:rPr>
+          <w:rFonts w:ascii="HDI Pro Book" w:eastAsiaTheme="minorHAnsi" w:hAnsi="HDI Pro Book" w:cstheme="minorBidi"/>
+          <w:b w:val="0"/>
+          <w:caps w:val="0"/>
+          <w:color w:val="auto"/>
+          <w:sz w:val="24"/>
+          <w:szCs w:val="24"/>
+          <w:lang w:val="es-CO" w:eastAsia="es-CO"/>
+        </w:rPr>
+      </w:pPr>
+      <w:r>
+        <w:rPr>
+          <w:rFonts w:ascii="HDI Pro Book" w:eastAsiaTheme="minorHAnsi" w:hAnsi="HDI Pro Book" w:cstheme="minorBidi"/>
+          <w:b w:val="0"/>
+          <w:caps w:val="0"/>
+          <w:color w:val="auto"/>
+          <w:sz w:val="24"/>
+          <w:szCs w:val="24"/>
+          <w:lang w:val="es-CO" w:eastAsia="es-CO"/>
+        </w:rPr>
+        <w:t>Capa productiva (Data Warehouse / Data Marts): los datos se disponen en un modelo estrella optimizado para consulta y almacenamiento.</w:t>
+      </w:r>
     </w:p>
     <w:p>
       <w:pPr>
@@ -1506,7 +1452,6 @@
           <w:lang w:val="es-CO" w:eastAsia="es-CO"/>
         </w:rPr>
       </w:pPr>
-      <w:bookmarkStart w:id="0" w:name="_Toc190169428"/>
       <w:r>
         <w:rPr>
           <w:rFonts w:eastAsia="Times New Roman" w:cs="Times New Roman"/>
@@ -1514,9 +1459,8 @@
           <w:szCs w:val="24"/>
           <w:lang w:val="es-CO" w:eastAsia="es-CO"/>
         </w:rPr>
-        <w:t>Documentos asociados</w:t>
+        <w:t>Modelo de datos del CDP</w:t>
       </w:r>
-      <w:bookmarkEnd w:id="0"/>
     </w:p>
     <w:p>
       <w:pPr>
@@ -1854,7 +1798,7 @@
           <w:lang w:val="es-CO" w:eastAsia="es-CO"/>
         </w:rPr>
       </w:pPr>
-      <w:bookmarkStart w:id="1" w:name="_Toc190169429"/>
+      <w:bookmarkStart w:id="0" w:name="_Toc190169429"/>
       <w:r>
         <w:rPr>
           <w:rFonts w:eastAsia="Times New Roman" w:cs="Times New Roman"/>
@@ -1864,7 +1808,7 @@
         </w:rPr>
         <w:t>Control de cambios</w:t>
       </w:r>
-      <w:bookmarkEnd w:id="1"/>
+      <w:bookmarkEnd w:id="0"/>
     </w:p>
     <w:p>
       <w:pPr>
@@ -4211,6 +4155,119 @@
     </w:lvl>
   </w:abstractNum>
   <w:abstractNum w:abstractNumId="12" w15:restartNumberingAfterBreak="0">
+    <w:nsid w:val="2FEB78BA"/>
+    <w:multiLevelType w:val="hybridMultilevel"/>
+    <w:tmpl w:val="7FD8F74E"/>
+    <w:lvl w:ilvl="0" w:tplc="080A0001">
+      <w:start w:val="1"/>
+      <w:numFmt w:val="bullet"/>
+      <w:lvlText w:val=""/>
+      <w:lvlJc w:val="left"/>
+      <w:pPr>
+        <w:ind w:left="720" w:hanging="360"/>
+      </w:pPr>
+      <w:rPr>
+        <w:rFonts w:ascii="Symbol" w:hAnsi="Symbol" w:hint="default"/>
+      </w:rPr>
+    </w:lvl>
+    <w:lvl w:ilvl="1" w:tplc="080A0003" w:tentative="1">
+      <w:start w:val="1"/>
+      <w:numFmt w:val="bullet"/>
+      <w:lvlText w:val="o"/>
+      <w:lvlJc w:val="left"/>
+      <w:pPr>
+        <w:ind w:left="1440" w:hanging="360"/>
+      </w:pPr>
+      <w:rPr>
+        <w:rFonts w:ascii="Courier New" w:hAnsi="Courier New" w:cs="Courier New" w:hint="default"/>
+      </w:rPr>
+    </w:lvl>
+    <w:lvl w:ilvl="2" w:tplc="080A0005" w:tentative="1">
+      <w:start w:val="1"/>
+      <w:numFmt w:val="bullet"/>
+      <w:lvlText w:val=""/>
+      <w:lvlJc w:val="left"/>
+      <w:pPr>
+        <w:ind w:left="2160" w:hanging="360"/>
+      </w:pPr>
+      <w:rPr>
+        <w:rFonts w:ascii="Wingdings" w:hAnsi="Wingdings" w:hint="default"/>
+      </w:rPr>
+    </w:lvl>
+    <w:lvl w:ilvl="3" w:tplc="080A0001" w:tentative="1">
+      <w:start w:val="1"/>
+      <w:numFmt w:val="bullet"/>
+      <w:lvlText w:val=""/>
+      <w:lvlJc w:val="left"/>
+      <w:pPr>
+        <w:ind w:left="2880" w:hanging="360"/>
+      </w:pPr>
+      <w:rPr>
+        <w:rFonts w:ascii="Symbol" w:hAnsi="Symbol" w:hint="default"/>
+      </w:rPr>
+    </w:lvl>
+    <w:lvl w:ilvl="4" w:tplc="080A0003" w:tentative="1">
+      <w:start w:val="1"/>
+      <w:numFmt w:val="bullet"/>
+      <w:lvlText w:val="o"/>
+      <w:lvlJc w:val="left"/>
+      <w:pPr>
+        <w:ind w:left="3600" w:hanging="360"/>
+      </w:pPr>
+      <w:rPr>
+        <w:rFonts w:ascii="Courier New" w:hAnsi="Courier New" w:cs="Courier New" w:hint="default"/>
+      </w:rPr>
+    </w:lvl>
+    <w:lvl w:ilvl="5" w:tplc="080A0005" w:tentative="1">
+      <w:start w:val="1"/>
+      <w:numFmt w:val="bullet"/>
+      <w:lvlText w:val=""/>
+      <w:lvlJc w:val="left"/>
+      <w:pPr>
+        <w:ind w:left="4320" w:hanging="360"/>
+      </w:pPr>
+      <w:rPr>
+        <w:rFonts w:ascii="Wingdings" w:hAnsi="Wingdings" w:hint="default"/>
+      </w:rPr>
+    </w:lvl>
+    <w:lvl w:ilvl="6" w:tplc="080A0001" w:tentative="1">
+      <w:start w:val="1"/>
+      <w:numFmt w:val="bullet"/>
+      <w:lvlText w:val=""/>
+      <w:lvlJc w:val="left"/>
+      <w:pPr>
+        <w:ind w:left="5040" w:hanging="360"/>
+      </w:pPr>
+      <w:rPr>
+        <w:rFonts w:ascii="Symbol" w:hAnsi="Symbol" w:hint="default"/>
+      </w:rPr>
+    </w:lvl>
+    <w:lvl w:ilvl="7" w:tplc="080A0003" w:tentative="1">
+      <w:start w:val="1"/>
+      <w:numFmt w:val="bullet"/>
+      <w:lvlText w:val="o"/>
+      <w:lvlJc w:val="left"/>
+      <w:pPr>
+        <w:ind w:left="5760" w:hanging="360"/>
+      </w:pPr>
+      <w:rPr>
+        <w:rFonts w:ascii="Courier New" w:hAnsi="Courier New" w:cs="Courier New" w:hint="default"/>
+      </w:rPr>
+    </w:lvl>
+    <w:lvl w:ilvl="8" w:tplc="080A0005" w:tentative="1">
+      <w:start w:val="1"/>
+      <w:numFmt w:val="bullet"/>
+      <w:lvlText w:val=""/>
+      <w:lvlJc w:val="left"/>
+      <w:pPr>
+        <w:ind w:left="6480" w:hanging="360"/>
+      </w:pPr>
+      <w:rPr>
+        <w:rFonts w:ascii="Wingdings" w:hAnsi="Wingdings" w:hint="default"/>
+      </w:rPr>
+    </w:lvl>
+  </w:abstractNum>
+  <w:abstractNum w:abstractNumId="13" w15:restartNumberingAfterBreak="0">
     <w:nsid w:val="3A743F9F"/>
     <w:multiLevelType w:val="hybridMultilevel"/>
     <w:tmpl w:val="AA0C2D98"/>
@@ -4322,7 +4379,7 @@
       </w:rPr>
     </w:lvl>
   </w:abstractNum>
-  <w:abstractNum w:abstractNumId="13" w15:restartNumberingAfterBreak="0">
+  <w:abstractNum w:abstractNumId="14" w15:restartNumberingAfterBreak="0">
     <w:nsid w:val="45E06F91"/>
     <w:multiLevelType w:val="hybridMultilevel"/>
     <w:tmpl w:val="C100BADE"/>
@@ -4435,7 +4492,7 @@
       </w:rPr>
     </w:lvl>
   </w:abstractNum>
-  <w:abstractNum w:abstractNumId="14" w15:restartNumberingAfterBreak="0">
+  <w:abstractNum w:abstractNumId="15" w15:restartNumberingAfterBreak="0">
     <w:nsid w:val="463E0391"/>
     <w:multiLevelType w:val="hybridMultilevel"/>
     <w:tmpl w:val="3F46BBDC"/>
@@ -4548,7 +4605,7 @@
       </w:rPr>
     </w:lvl>
   </w:abstractNum>
-  <w:abstractNum w:abstractNumId="15" w15:restartNumberingAfterBreak="0">
+  <w:abstractNum w:abstractNumId="16" w15:restartNumberingAfterBreak="0">
     <w:nsid w:val="4DFF006B"/>
     <w:multiLevelType w:val="hybridMultilevel"/>
     <w:tmpl w:val="55D8D1E6"/>
@@ -4634,7 +4691,120 @@
       </w:pPr>
     </w:lvl>
   </w:abstractNum>
-  <w:abstractNum w:abstractNumId="16" w15:restartNumberingAfterBreak="0">
+  <w:abstractNum w:abstractNumId="17" w15:restartNumberingAfterBreak="0">
+    <w:nsid w:val="54213A40"/>
+    <w:multiLevelType w:val="hybridMultilevel"/>
+    <w:tmpl w:val="E670FFF4"/>
+    <w:lvl w:ilvl="0" w:tplc="080A0001">
+      <w:start w:val="1"/>
+      <w:numFmt w:val="bullet"/>
+      <w:lvlText w:val=""/>
+      <w:lvlJc w:val="left"/>
+      <w:pPr>
+        <w:ind w:left="720" w:hanging="360"/>
+      </w:pPr>
+      <w:rPr>
+        <w:rFonts w:ascii="Symbol" w:hAnsi="Symbol" w:hint="default"/>
+      </w:rPr>
+    </w:lvl>
+    <w:lvl w:ilvl="1" w:tplc="080A0003" w:tentative="1">
+      <w:start w:val="1"/>
+      <w:numFmt w:val="bullet"/>
+      <w:lvlText w:val="o"/>
+      <w:lvlJc w:val="left"/>
+      <w:pPr>
+        <w:ind w:left="1440" w:hanging="360"/>
+      </w:pPr>
+      <w:rPr>
+        <w:rFonts w:ascii="Courier New" w:hAnsi="Courier New" w:cs="Courier New" w:hint="default"/>
+      </w:rPr>
+    </w:lvl>
+    <w:lvl w:ilvl="2" w:tplc="080A0005" w:tentative="1">
+      <w:start w:val="1"/>
+      <w:numFmt w:val="bullet"/>
+      <w:lvlText w:val=""/>
+      <w:lvlJc w:val="left"/>
+      <w:pPr>
+        <w:ind w:left="2160" w:hanging="360"/>
+      </w:pPr>
+      <w:rPr>
+        <w:rFonts w:ascii="Wingdings" w:hAnsi="Wingdings" w:hint="default"/>
+      </w:rPr>
+    </w:lvl>
+    <w:lvl w:ilvl="3" w:tplc="080A0001" w:tentative="1">
+      <w:start w:val="1"/>
+      <w:numFmt w:val="bullet"/>
+      <w:lvlText w:val=""/>
+      <w:lvlJc w:val="left"/>
+      <w:pPr>
+        <w:ind w:left="2880" w:hanging="360"/>
+      </w:pPr>
+      <w:rPr>
+        <w:rFonts w:ascii="Symbol" w:hAnsi="Symbol" w:hint="default"/>
+      </w:rPr>
+    </w:lvl>
+    <w:lvl w:ilvl="4" w:tplc="080A0003" w:tentative="1">
+      <w:start w:val="1"/>
+      <w:numFmt w:val="bullet"/>
+      <w:lvlText w:val="o"/>
+      <w:lvlJc w:val="left"/>
+      <w:pPr>
+        <w:ind w:left="3600" w:hanging="360"/>
+      </w:pPr>
+      <w:rPr>
+        <w:rFonts w:ascii="Courier New" w:hAnsi="Courier New" w:cs="Courier New" w:hint="default"/>
+      </w:rPr>
+    </w:lvl>
+    <w:lvl w:ilvl="5" w:tplc="080A0005" w:tentative="1">
+      <w:start w:val="1"/>
+      <w:numFmt w:val="bullet"/>
+      <w:lvlText w:val=""/>
+      <w:lvlJc w:val="left"/>
+      <w:pPr>
+        <w:ind w:left="4320" w:hanging="360"/>
+      </w:pPr>
+      <w:rPr>
+        <w:rFonts w:ascii="Wingdings" w:hAnsi="Wingdings" w:hint="default"/>
+      </w:rPr>
+    </w:lvl>
+    <w:lvl w:ilvl="6" w:tplc="080A0001" w:tentative="1">
+      <w:start w:val="1"/>
+      <w:numFmt w:val="bullet"/>
+      <w:lvlText w:val=""/>
+      <w:lvlJc w:val="left"/>
+      <w:pPr>
+        <w:ind w:left="5040" w:hanging="360"/>
+      </w:pPr>
+      <w:rPr>
+        <w:rFonts w:ascii="Symbol" w:hAnsi="Symbol" w:hint="default"/>
+      </w:rPr>
+    </w:lvl>
+    <w:lvl w:ilvl="7" w:tplc="080A0003" w:tentative="1">
+      <w:start w:val="1"/>
+      <w:numFmt w:val="bullet"/>
+      <w:lvlText w:val="o"/>
+      <w:lvlJc w:val="left"/>
+      <w:pPr>
+        <w:ind w:left="5760" w:hanging="360"/>
+      </w:pPr>
+      <w:rPr>
+        <w:rFonts w:ascii="Courier New" w:hAnsi="Courier New" w:cs="Courier New" w:hint="default"/>
+      </w:rPr>
+    </w:lvl>
+    <w:lvl w:ilvl="8" w:tplc="080A0005" w:tentative="1">
+      <w:start w:val="1"/>
+      <w:numFmt w:val="bullet"/>
+      <w:lvlText w:val=""/>
+      <w:lvlJc w:val="left"/>
+      <w:pPr>
+        <w:ind w:left="6480" w:hanging="360"/>
+      </w:pPr>
+      <w:rPr>
+        <w:rFonts w:ascii="Wingdings" w:hAnsi="Wingdings" w:hint="default"/>
+      </w:rPr>
+    </w:lvl>
+  </w:abstractNum>
+  <w:abstractNum w:abstractNumId="18" w15:restartNumberingAfterBreak="0">
     <w:nsid w:val="561061EF"/>
     <w:multiLevelType w:val="hybridMultilevel"/>
     <w:tmpl w:val="155E3B92"/>
@@ -4746,7 +4916,7 @@
       </w:rPr>
     </w:lvl>
   </w:abstractNum>
-  <w:abstractNum w:abstractNumId="17" w15:restartNumberingAfterBreak="0">
+  <w:abstractNum w:abstractNumId="19" w15:restartNumberingAfterBreak="0">
     <w:nsid w:val="761265E0"/>
     <w:multiLevelType w:val="hybridMultilevel"/>
     <w:tmpl w:val="B7C6DC4E"/>
@@ -4893,25 +5063,31 @@
     <w:abstractNumId w:val="11"/>
   </w:num>
   <w:num w:numId="12" w16cid:durableId="528956629">
-    <w:abstractNumId w:val="14"/>
+    <w:abstractNumId w:val="15"/>
   </w:num>
   <w:num w:numId="13" w16cid:durableId="778456217">
-    <w:abstractNumId w:val="17"/>
+    <w:abstractNumId w:val="19"/>
   </w:num>
   <w:num w:numId="14" w16cid:durableId="1854301345">
-    <w:abstractNumId w:val="12"/>
+    <w:abstractNumId w:val="13"/>
   </w:num>
   <w:num w:numId="15" w16cid:durableId="1681852400">
-    <w:abstractNumId w:val="16"/>
+    <w:abstractNumId w:val="18"/>
   </w:num>
   <w:num w:numId="16" w16cid:durableId="199825462">
     <w:abstractNumId w:val="10"/>
   </w:num>
   <w:num w:numId="17" w16cid:durableId="1942715725">
-    <w:abstractNumId w:val="15"/>
+    <w:abstractNumId w:val="16"/>
   </w:num>
   <w:num w:numId="18" w16cid:durableId="1405832708">
-    <w:abstractNumId w:val="13"/>
+    <w:abstractNumId w:val="14"/>
+  </w:num>
+  <w:num w:numId="19" w16cid:durableId="1589658960">
+    <w:abstractNumId w:val="17"/>
+  </w:num>
+  <w:num w:numId="20" w16cid:durableId="2055805447">
+    <w:abstractNumId w:val="12"/>
   </w:num>
 </w:numbering>
 </file>
@@ -30555,7 +30731,6 @@
     <w:rsid w:val="003756FE"/>
     <w:rsid w:val="003F2D25"/>
     <w:rsid w:val="003F34CF"/>
-    <w:rsid w:val="00491255"/>
     <w:rsid w:val="004C67A0"/>
     <w:rsid w:val="00511AFD"/>
     <w:rsid w:val="00512254"/>
@@ -30563,6 +30738,7 @@
     <w:rsid w:val="00545A91"/>
     <w:rsid w:val="0058113D"/>
     <w:rsid w:val="005906C0"/>
+    <w:rsid w:val="005D2A94"/>
     <w:rsid w:val="00697429"/>
     <w:rsid w:val="007B7219"/>
     <w:rsid w:val="007E5D93"/>

--- a/CDP_Manual_de_Usuario.docx
+++ b/CDP_Manual_de_Usuario.docx
@@ -292,19 +292,7 @@
           <w:szCs w:val="32"/>
           <w:lang w:val="es-CO"/>
         </w:rPr>
-        <w:t xml:space="preserve">Vicepresidencia De </w:t>
-      </w:r>
-      <w:r>
-        <w:rPr>
-          <w:rFonts w:cs="Arial"/>
-          <w:b/>
-          <w:bCs/>
-          <w:color w:val="1A1446"/>
-          <w:sz w:val="32"/>
-          <w:szCs w:val="32"/>
-          <w:lang w:val="es-CO"/>
-        </w:rPr>
-        <w:t>Tecnología</w:t>
+        <w:t>Vicepresidencia De Tecnología</w:t>
       </w:r>
     </w:p>
     <w:p>
@@ -829,18 +817,7 @@
                 <w:u w:val="none"/>
                 <w:lang w:val="es-CO" w:eastAsia="es-CO"/>
               </w:rPr>
-              <w:t>5</w:t>
-            </w:r>
-            <w:r>
-              <w:rPr>
-                <w:rStyle w:val="Hipervnculo"/>
-                <w:rFonts w:eastAsia="Times New Roman" w:cs="Times New Roman"/>
-                <w:noProof/>
-                <w:color w:val="auto"/>
-                <w:u w:val="none"/>
-                <w:lang w:val="es-CO" w:eastAsia="es-CO"/>
-              </w:rPr>
-              <w:t>.</w:t>
+              <w:t>5.</w:t>
             </w:r>
             <w:r>
               <w:rPr>
@@ -1942,7 +1919,7 @@
           <w:lang w:val="es-MX" w:eastAsia="es-MX"/>
         </w:rPr>
         <w:pict w14:anchorId="46BA47AA">
-          <v:rect id="_x0000_i1206" style="width:0;height:1.5pt" o:hralign="center" o:hrstd="t" o:hr="t" fillcolor="#a0a0a0" stroked="f"/>
+          <v:rect id="_x0000_i1025" style="width:0;height:1.5pt" o:hralign="center" o:hrstd="t" o:hr="t" fillcolor="#a0a0a0" stroked="f"/>
         </w:pict>
       </w:r>
     </w:p>
@@ -2647,7 +2624,7 @@
           <w:lang w:val="es-MX" w:eastAsia="es-MX"/>
         </w:rPr>
         <w:pict w14:anchorId="735C0E2F">
-          <v:rect id="_x0000_i1207" style="width:0;height:1.5pt" o:hralign="center" o:hrstd="t" o:hr="t" fillcolor="#a0a0a0" stroked="f"/>
+          <v:rect id="_x0000_i1026" style="width:0;height:1.5pt" o:hralign="center" o:hrstd="t" o:hr="t" fillcolor="#a0a0a0" stroked="f"/>
         </w:pict>
       </w:r>
     </w:p>
@@ -4228,7 +4205,6 @@
           <w:lang w:val="es-MX" w:eastAsia="es-MX"/>
         </w:rPr>
       </w:pPr>
-      <w:proofErr w:type="gramStart"/>
       <w:r>
         <w:rPr>
           <w:rFonts w:ascii="Calibri" w:eastAsia="Times New Roman" w:hAnsi="Calibri" w:cs="Calibri"/>
@@ -4237,18 +4213,7 @@
           <w:color w:val="222222"/>
           <w:lang w:val="es-MX" w:eastAsia="es-MX"/>
         </w:rPr>
-        <w:t>Marca nuevo</w:t>
-      </w:r>
-      <w:proofErr w:type="gramEnd"/>
-      <w:r>
-        <w:rPr>
-          <w:rFonts w:ascii="Calibri" w:eastAsia="Times New Roman" w:hAnsi="Calibri" w:cs="Calibri"/>
-          <w:b/>
-          <w:bCs/>
-          <w:color w:val="222222"/>
-          <w:lang w:val="es-MX" w:eastAsia="es-MX"/>
-        </w:rPr>
-        <w:t>/renovado</w:t>
+        <w:t>Marca nuevo/renovado</w:t>
       </w:r>
       <w:r>
         <w:rPr>
@@ -4431,25 +4396,7 @@
           <w:color w:val="222222"/>
           <w:lang w:val="es-MX" w:eastAsia="es-MX"/>
         </w:rPr>
-        <w:t xml:space="preserve"> ni usarla como filtro: si el CDP se </w:t>
-      </w:r>
-      <w:proofErr w:type="gramStart"/>
-      <w:r>
-        <w:rPr>
-          <w:rFonts w:ascii="Calibri" w:eastAsia="Times New Roman" w:hAnsi="Calibri" w:cs="Calibri"/>
-          <w:color w:val="222222"/>
-          <w:lang w:val="es-MX" w:eastAsia="es-MX"/>
-        </w:rPr>
-        <w:t>resetea</w:t>
-      </w:r>
-      <w:proofErr w:type="gramEnd"/>
-      <w:r>
-        <w:rPr>
-          <w:rFonts w:ascii="Calibri" w:eastAsia="Times New Roman" w:hAnsi="Calibri" w:cs="Calibri"/>
-          <w:color w:val="222222"/>
-          <w:lang w:val="es-MX" w:eastAsia="es-MX"/>
-        </w:rPr>
-        <w:t xml:space="preserve"> o recalcula, esas llaves cambian y la consulta deja de traer información. Solo deben usarse en el </w:t>
+        <w:t xml:space="preserve"> ni usarla como filtro: si el CDP se resetea o recalcula, esas llaves cambian y la consulta deja de traer información. Solo deben usarse en el </w:t>
       </w:r>
       <w:r>
         <w:rPr>
@@ -4831,7 +4778,7 @@
           <w:lang w:val="es-MX" w:eastAsia="es-MX"/>
         </w:rPr>
         <w:pict w14:anchorId="2D992194">
-          <v:rect id="_x0000_i1208" style="width:0;height:1.5pt" o:hralign="center" o:hrstd="t" o:hr="t" fillcolor="#a0a0a0" stroked="f"/>
+          <v:rect id="_x0000_i1027" style="width:0;height:1.5pt" o:hralign="center" o:hrstd="t" o:hr="t" fillcolor="#a0a0a0" stroked="f"/>
         </w:pict>
       </w:r>
     </w:p>
@@ -4907,7 +4854,6 @@
         <w:t xml:space="preserve">Se debe levantar un </w:t>
       </w:r>
       <w:hyperlink r:id="rId12" w:history="1">
-        <w:proofErr w:type="gramStart"/>
         <w:r>
           <w:rPr>
             <w:rStyle w:val="Hipervnculo"/>
@@ -4920,7 +4866,6 @@
           </w:rPr>
           <w:t>ticket</w:t>
         </w:r>
-        <w:proofErr w:type="gramEnd"/>
       </w:hyperlink>
       <w:r>
         <w:rPr>
@@ -5001,6 +4946,7 @@
       <w:r>
         <w:rPr>
           <w:rFonts w:ascii="Calibri" w:eastAsia="Times New Roman" w:hAnsi="Calibri" w:cs="Calibri"/>
+          <w:noProof/>
           <w:color w:val="222222"/>
           <w:lang w:val="es-MX" w:eastAsia="es-MX"/>
         </w:rPr>
@@ -5110,6 +5056,7 @@
       <w:r>
         <w:rPr>
           <w:rFonts w:ascii="Calibri" w:eastAsia="Times New Roman" w:hAnsi="Calibri" w:cs="Calibri"/>
+          <w:noProof/>
           <w:color w:val="222222"/>
           <w:lang w:val="es-MX" w:eastAsia="es-MX"/>
         </w:rPr>
@@ -5182,17 +5129,21 @@
         <w:spacing w:before="100" w:beforeAutospacing="1" w:after="100" w:afterAutospacing="1" w:line="240" w:lineRule="auto"/>
         <w:rPr>
           <w:rFonts w:ascii="Calibri" w:eastAsia="Times New Roman" w:hAnsi="Calibri" w:cs="Calibri"/>
-          <w:color w:val="222222"/>
-          <w:lang w:val="es-MX" w:eastAsia="es-MX"/>
-        </w:rPr>
-      </w:pPr>
-      <w:r>
-        <w:rPr>
-          <w:rFonts w:ascii="Calibri" w:eastAsia="Times New Roman" w:hAnsi="Calibri" w:cs="Calibri"/>
-          <w:color w:val="222222"/>
-          <w:lang w:val="es-MX" w:eastAsia="es-MX"/>
-        </w:rPr>
-        <w:t>Resumen* (obligatorio)</w:t>
+          <w:b/>
+          <w:bCs/>
+          <w:color w:val="222222"/>
+          <w:lang w:val="es-MX" w:eastAsia="es-MX"/>
+        </w:rPr>
+      </w:pPr>
+      <w:r>
+        <w:rPr>
+          <w:rFonts w:ascii="Calibri" w:eastAsia="Times New Roman" w:hAnsi="Calibri" w:cs="Calibri"/>
+          <w:b/>
+          <w:bCs/>
+          <w:color w:val="222222"/>
+          <w:lang w:val="es-MX" w:eastAsia="es-MX"/>
+        </w:rPr>
+        <w:t>Resumen (obligatorio)</w:t>
       </w:r>
     </w:p>
     <w:p>
@@ -5210,25 +5161,7 @@
           <w:color w:val="222222"/>
           <w:lang w:val="es-MX" w:eastAsia="es-MX"/>
         </w:rPr>
-        <w:t xml:space="preserve">Título corto del </w:t>
-      </w:r>
-      <w:proofErr w:type="gramStart"/>
-      <w:r>
-        <w:rPr>
-          <w:rFonts w:ascii="Calibri" w:eastAsia="Times New Roman" w:hAnsi="Calibri" w:cs="Calibri"/>
-          <w:color w:val="222222"/>
-          <w:lang w:val="es-MX" w:eastAsia="es-MX"/>
-        </w:rPr>
-        <w:t>ticket</w:t>
-      </w:r>
-      <w:proofErr w:type="gramEnd"/>
-      <w:r>
-        <w:rPr>
-          <w:rFonts w:ascii="Calibri" w:eastAsia="Times New Roman" w:hAnsi="Calibri" w:cs="Calibri"/>
-          <w:color w:val="222222"/>
-          <w:lang w:val="es-MX" w:eastAsia="es-MX"/>
-        </w:rPr>
-        <w:t>. Debe permitir identificar de un vistazo qué pides y para quién. Formato recomendado: Solicitud acceso [qué] – [nombre del solicitante].</w:t>
+        <w:t>Título corto del ticket. Debe permitir identificar de un vistazo qué pides y para quién. Formato recomendado: Solicitud acceso [qué] – [nombre del solicitante].</w:t>
       </w:r>
     </w:p>
     <w:p>
@@ -5240,41 +5173,63 @@
           <w:lang w:val="es-MX" w:eastAsia="es-MX"/>
         </w:rPr>
       </w:pPr>
+      <w:r>
+        <w:rPr>
+          <w:rFonts w:ascii="Calibri" w:eastAsia="Times New Roman" w:hAnsi="Calibri" w:cs="Calibri"/>
+          <w:b/>
+          <w:bCs/>
+          <w:color w:val="222222"/>
+          <w:lang w:val="es-MX" w:eastAsia="es-MX"/>
+        </w:rPr>
+        <w:t>Ejemplo:</w:t>
+      </w:r>
+      <w:r>
+        <w:rPr>
+          <w:rFonts w:ascii="Calibri" w:eastAsia="Times New Roman" w:hAnsi="Calibri" w:cs="Calibri"/>
+          <w:color w:val="222222"/>
+          <w:lang w:val="es-MX" w:eastAsia="es-MX"/>
+        </w:rPr>
+        <w:t xml:space="preserve"> Solicitud acceso a esquemas CDP (</w:t>
+      </w:r>
+      <w:proofErr w:type="spellStart"/>
+      <w:r>
+        <w:rPr>
+          <w:rFonts w:ascii="Calibri" w:eastAsia="Times New Roman" w:hAnsi="Calibri" w:cs="Calibri"/>
+          <w:color w:val="222222"/>
+          <w:lang w:val="es-MX" w:eastAsia="es-MX"/>
+        </w:rPr>
+        <w:t>Redshift</w:t>
+      </w:r>
+      <w:proofErr w:type="spellEnd"/>
+      <w:r>
+        <w:rPr>
+          <w:rFonts w:ascii="Calibri" w:eastAsia="Times New Roman" w:hAnsi="Calibri" w:cs="Calibri"/>
+          <w:color w:val="222222"/>
+          <w:lang w:val="es-MX" w:eastAsia="es-MX"/>
+        </w:rPr>
+        <w:t>) – Wilson Jerez</w:t>
+      </w:r>
     </w:p>
     <w:p>
       <w:pPr>
         <w:spacing w:before="100" w:beforeAutospacing="1" w:after="100" w:afterAutospacing="1" w:line="240" w:lineRule="auto"/>
         <w:rPr>
           <w:rFonts w:ascii="Calibri" w:eastAsia="Times New Roman" w:hAnsi="Calibri" w:cs="Calibri"/>
-          <w:color w:val="222222"/>
-          <w:lang w:val="es-MX" w:eastAsia="es-MX"/>
-        </w:rPr>
-      </w:pPr>
-      <w:r>
-        <w:rPr>
-          <w:rFonts w:ascii="Calibri" w:eastAsia="Times New Roman" w:hAnsi="Calibri" w:cs="Calibri"/>
-          <w:color w:val="222222"/>
-          <w:lang w:val="es-MX" w:eastAsia="es-MX"/>
-        </w:rPr>
-        <w:t>Ejemplo: Solicitud acceso a esquemas CDP (</w:t>
-      </w:r>
-      <w:proofErr w:type="spellStart"/>
-      <w:r>
-        <w:rPr>
-          <w:rFonts w:ascii="Calibri" w:eastAsia="Times New Roman" w:hAnsi="Calibri" w:cs="Calibri"/>
-          <w:color w:val="222222"/>
-          <w:lang w:val="es-MX" w:eastAsia="es-MX"/>
-        </w:rPr>
-        <w:t>Redshift</w:t>
-      </w:r>
-      <w:proofErr w:type="spellEnd"/>
-      <w:r>
-        <w:rPr>
-          <w:rFonts w:ascii="Calibri" w:eastAsia="Times New Roman" w:hAnsi="Calibri" w:cs="Calibri"/>
-          <w:color w:val="222222"/>
-          <w:lang w:val="es-MX" w:eastAsia="es-MX"/>
-        </w:rPr>
-        <w:t>) – Wilson Jerez</w:t>
+          <w:b/>
+          <w:bCs/>
+          <w:color w:val="222222"/>
+          <w:lang w:val="es-MX" w:eastAsia="es-MX"/>
+        </w:rPr>
+      </w:pPr>
+      <w:r>
+        <w:rPr>
+          <w:rFonts w:ascii="Calibri" w:eastAsia="Times New Roman" w:hAnsi="Calibri" w:cs="Calibri"/>
+          <w:b/>
+          <w:bCs/>
+          <w:color w:val="222222"/>
+          <w:lang w:val="es-MX" w:eastAsia="es-MX"/>
+        </w:rPr>
+        <w:t>Selecciona el tipo de acceso (obligatorio)</w:t>
       </w:r>
     </w:p>
     <w:p>
@@ -5293,11 +5248,16 @@
           <w:lang w:val="es-MX" w:eastAsia="es-MX"/>
         </w:rPr>
         <w:lastRenderedPageBreak/>
-        <w:t>Selecciona el tipo de acceso* (obligatorio)</w:t>
+        <w:t>Qué producto de datos necesitas. Las opciones son:</w:t>
       </w:r>
     </w:p>
     <w:p>
       <w:pPr>
+        <w:pStyle w:val="Prrafodelista"/>
+        <w:numPr>
+          <w:ilvl w:val="0"/>
+          <w:numId w:val="37"/>
+        </w:numPr>
         <w:spacing w:before="100" w:beforeAutospacing="1" w:after="100" w:afterAutospacing="1" w:line="240" w:lineRule="auto"/>
         <w:rPr>
           <w:rFonts w:ascii="Calibri" w:eastAsia="Times New Roman" w:hAnsi="Calibri" w:cs="Calibri"/>
@@ -5311,11 +5271,70 @@
           <w:color w:val="222222"/>
           <w:lang w:val="es-MX" w:eastAsia="es-MX"/>
         </w:rPr>
-        <w:t>Qué producto de datos necesitas. Las opciones típicas son:</w:t>
+        <w:t xml:space="preserve">Acceso a esquemas CDP → te crean/habilitan el usuario de </w:t>
+      </w:r>
+      <w:proofErr w:type="spellStart"/>
+      <w:r>
+        <w:rPr>
+          <w:rFonts w:ascii="Calibri" w:eastAsia="Times New Roman" w:hAnsi="Calibri" w:cs="Calibri"/>
+          <w:color w:val="222222"/>
+          <w:lang w:val="es-MX" w:eastAsia="es-MX"/>
+        </w:rPr>
+        <w:t>Redshift</w:t>
+      </w:r>
+      <w:proofErr w:type="spellEnd"/>
+      <w:r>
+        <w:rPr>
+          <w:rFonts w:ascii="Calibri" w:eastAsia="Times New Roman" w:hAnsi="Calibri" w:cs="Calibri"/>
+          <w:color w:val="222222"/>
+          <w:lang w:val="es-MX" w:eastAsia="es-MX"/>
+        </w:rPr>
+        <w:t xml:space="preserve"> con permisos sobre los esquemas (</w:t>
+      </w:r>
+      <w:proofErr w:type="spellStart"/>
+      <w:r>
+        <w:rPr>
+          <w:rFonts w:ascii="Calibri" w:eastAsia="Times New Roman" w:hAnsi="Calibri" w:cs="Calibri"/>
+          <w:color w:val="222222"/>
+          <w:lang w:val="es-MX" w:eastAsia="es-MX"/>
+        </w:rPr>
+        <w:t>dwh</w:t>
+      </w:r>
+      <w:proofErr w:type="spellEnd"/>
+      <w:r>
+        <w:rPr>
+          <w:rFonts w:ascii="Calibri" w:eastAsia="Times New Roman" w:hAnsi="Calibri" w:cs="Calibri"/>
+          <w:color w:val="222222"/>
+          <w:lang w:val="es-MX" w:eastAsia="es-MX"/>
+        </w:rPr>
+        <w:t xml:space="preserve">, </w:t>
+      </w:r>
+      <w:proofErr w:type="spellStart"/>
+      <w:r>
+        <w:rPr>
+          <w:rFonts w:ascii="Calibri" w:eastAsia="Times New Roman" w:hAnsi="Calibri" w:cs="Calibri"/>
+          <w:color w:val="222222"/>
+          <w:lang w:val="es-MX" w:eastAsia="es-MX"/>
+        </w:rPr>
+        <w:t>sandbox</w:t>
+      </w:r>
+      <w:proofErr w:type="spellEnd"/>
+      <w:r>
+        <w:rPr>
+          <w:rFonts w:ascii="Calibri" w:eastAsia="Times New Roman" w:hAnsi="Calibri" w:cs="Calibri"/>
+          <w:color w:val="222222"/>
+          <w:lang w:val="es-MX" w:eastAsia="es-MX"/>
+        </w:rPr>
+        <w:t>, etc.). Es la opción del ejemplo de la imagen.</w:t>
       </w:r>
     </w:p>
     <w:p>
       <w:pPr>
+        <w:pStyle w:val="Prrafodelista"/>
+        <w:numPr>
+          <w:ilvl w:val="0"/>
+          <w:numId w:val="37"/>
+        </w:numPr>
         <w:spacing w:before="100" w:beforeAutospacing="1" w:after="100" w:afterAutospacing="1" w:line="240" w:lineRule="auto"/>
         <w:rPr>
           <w:rFonts w:ascii="Calibri" w:eastAsia="Times New Roman" w:hAnsi="Calibri" w:cs="Calibri"/>
@@ -5329,65 +5348,16 @@
           <w:color w:val="222222"/>
           <w:lang w:val="es-MX" w:eastAsia="es-MX"/>
         </w:rPr>
-        <w:t xml:space="preserve">Acceso a esquemas CDP → te crean/habilitan el usuario de </w:t>
-      </w:r>
-      <w:proofErr w:type="spellStart"/>
-      <w:r>
-        <w:rPr>
-          <w:rFonts w:ascii="Calibri" w:eastAsia="Times New Roman" w:hAnsi="Calibri" w:cs="Calibri"/>
-          <w:color w:val="222222"/>
-          <w:lang w:val="es-MX" w:eastAsia="es-MX"/>
-        </w:rPr>
-        <w:t>Redshift</w:t>
-      </w:r>
-      <w:proofErr w:type="spellEnd"/>
-      <w:r>
-        <w:rPr>
-          <w:rFonts w:ascii="Calibri" w:eastAsia="Times New Roman" w:hAnsi="Calibri" w:cs="Calibri"/>
-          <w:color w:val="222222"/>
-          <w:lang w:val="es-MX" w:eastAsia="es-MX"/>
-        </w:rPr>
-        <w:t xml:space="preserve"> con permisos sobre los esquemas (</w:t>
-      </w:r>
-      <w:proofErr w:type="spellStart"/>
-      <w:r>
-        <w:rPr>
-          <w:rFonts w:ascii="Calibri" w:eastAsia="Times New Roman" w:hAnsi="Calibri" w:cs="Calibri"/>
-          <w:color w:val="222222"/>
-          <w:lang w:val="es-MX" w:eastAsia="es-MX"/>
-        </w:rPr>
-        <w:t>dwh</w:t>
-      </w:r>
-      <w:proofErr w:type="spellEnd"/>
-      <w:r>
-        <w:rPr>
-          <w:rFonts w:ascii="Calibri" w:eastAsia="Times New Roman" w:hAnsi="Calibri" w:cs="Calibri"/>
-          <w:color w:val="222222"/>
-          <w:lang w:val="es-MX" w:eastAsia="es-MX"/>
-        </w:rPr>
-        <w:t xml:space="preserve">, </w:t>
-      </w:r>
-      <w:proofErr w:type="spellStart"/>
-      <w:r>
-        <w:rPr>
-          <w:rFonts w:ascii="Calibri" w:eastAsia="Times New Roman" w:hAnsi="Calibri" w:cs="Calibri"/>
-          <w:color w:val="222222"/>
-          <w:lang w:val="es-MX" w:eastAsia="es-MX"/>
-        </w:rPr>
-        <w:t>sandbox</w:t>
-      </w:r>
-      <w:proofErr w:type="spellEnd"/>
-      <w:r>
-        <w:rPr>
-          <w:rFonts w:ascii="Calibri" w:eastAsia="Times New Roman" w:hAnsi="Calibri" w:cs="Calibri"/>
-          <w:color w:val="222222"/>
-          <w:lang w:val="es-MX" w:eastAsia="es-MX"/>
-        </w:rPr>
-        <w:t>, etc.). Es la opción del ejemplo de la imagen.</w:t>
+        <w:t>Acceso a un reporte de Power BI → si solo necesitas consumir un tablero, no consultar la base.</w:t>
       </w:r>
     </w:p>
     <w:p>
       <w:pPr>
+        <w:pStyle w:val="Prrafodelista"/>
+        <w:numPr>
+          <w:ilvl w:val="0"/>
+          <w:numId w:val="37"/>
+        </w:numPr>
         <w:spacing w:before="100" w:beforeAutospacing="1" w:after="100" w:afterAutospacing="1" w:line="240" w:lineRule="auto"/>
         <w:rPr>
           <w:rFonts w:ascii="Calibri" w:eastAsia="Times New Roman" w:hAnsi="Calibri" w:cs="Calibri"/>
@@ -5401,7 +5371,7 @@
           <w:color w:val="222222"/>
           <w:lang w:val="es-MX" w:eastAsia="es-MX"/>
         </w:rPr>
-        <w:t>Acceso a un reporte de Power BI → si solo necesitas consumir un tablero, no consultar la base.</w:t>
+        <w:t>Otros aplicativos de la gerencia de datos.</w:t>
       </w:r>
     </w:p>
     <w:p>
@@ -5409,17 +5379,21 @@
         <w:spacing w:before="100" w:beforeAutospacing="1" w:after="100" w:afterAutospacing="1" w:line="240" w:lineRule="auto"/>
         <w:rPr>
           <w:rFonts w:ascii="Calibri" w:eastAsia="Times New Roman" w:hAnsi="Calibri" w:cs="Calibri"/>
-          <w:color w:val="222222"/>
-          <w:lang w:val="es-MX" w:eastAsia="es-MX"/>
-        </w:rPr>
-      </w:pPr>
-      <w:r>
-        <w:rPr>
-          <w:rFonts w:ascii="Calibri" w:eastAsia="Times New Roman" w:hAnsi="Calibri" w:cs="Calibri"/>
-          <w:color w:val="222222"/>
-          <w:lang w:val="es-MX" w:eastAsia="es-MX"/>
-        </w:rPr>
-        <w:t>Otros aplicativos de la gerencia de datos.</w:t>
+          <w:b/>
+          <w:bCs/>
+          <w:color w:val="222222"/>
+          <w:lang w:val="es-MX" w:eastAsia="es-MX"/>
+        </w:rPr>
+      </w:pPr>
+      <w:r>
+        <w:rPr>
+          <w:rFonts w:ascii="Calibri" w:eastAsia="Times New Roman" w:hAnsi="Calibri" w:cs="Calibri"/>
+          <w:b/>
+          <w:bCs/>
+          <w:color w:val="222222"/>
+          <w:lang w:val="es-MX" w:eastAsia="es-MX"/>
+        </w:rPr>
+        <w:t>Tipo de usuario CDP</w:t>
       </w:r>
     </w:p>
     <w:p>
@@ -5431,85 +5405,37 @@
           <w:lang w:val="es-MX" w:eastAsia="es-MX"/>
         </w:rPr>
       </w:pPr>
-      <w:r>
-        <w:rPr>
-          <w:rFonts w:ascii="Calibri" w:eastAsia="Times New Roman" w:hAnsi="Calibri" w:cs="Calibri"/>
-          <w:color w:val="222222"/>
-          <w:lang w:val="es-MX" w:eastAsia="es-MX"/>
-        </w:rPr>
-        <w:t>Tipo de usuario CDP</w:t>
-      </w:r>
+      <w:proofErr w:type="spellStart"/>
+      <w:r>
+        <w:rPr>
+          <w:rFonts w:ascii="Calibri" w:eastAsia="Times New Roman" w:hAnsi="Calibri" w:cs="Calibri"/>
+          <w:color w:val="222222"/>
+          <w:lang w:val="es-MX" w:eastAsia="es-MX"/>
+        </w:rPr>
+        <w:t>pass</w:t>
+      </w:r>
+      <w:proofErr w:type="spellEnd"/>
     </w:p>
     <w:p>
       <w:pPr>
         <w:spacing w:before="100" w:beforeAutospacing="1" w:after="100" w:afterAutospacing="1" w:line="240" w:lineRule="auto"/>
         <w:rPr>
           <w:rFonts w:ascii="Calibri" w:eastAsia="Times New Roman" w:hAnsi="Calibri" w:cs="Calibri"/>
-          <w:color w:val="222222"/>
-          <w:lang w:val="es-MX" w:eastAsia="es-MX"/>
-        </w:rPr>
-      </w:pPr>
-      <w:r>
-        <w:rPr>
-          <w:rFonts w:ascii="Calibri" w:eastAsia="Times New Roman" w:hAnsi="Calibri" w:cs="Calibri"/>
-          <w:color w:val="222222"/>
-          <w:lang w:val="es-MX" w:eastAsia="es-MX"/>
-        </w:rPr>
-        <w:t xml:space="preserve">El rol/perfil que determina el nivel de permisos en </w:t>
-      </w:r>
-      <w:proofErr w:type="spellStart"/>
-      <w:r>
-        <w:rPr>
-          <w:rFonts w:ascii="Calibri" w:eastAsia="Times New Roman" w:hAnsi="Calibri" w:cs="Calibri"/>
-          <w:color w:val="222222"/>
-          <w:lang w:val="es-MX" w:eastAsia="es-MX"/>
-        </w:rPr>
-        <w:t>Redshift</w:t>
-      </w:r>
-      <w:proofErr w:type="spellEnd"/>
-      <w:r>
-        <w:rPr>
-          <w:rFonts w:ascii="Calibri" w:eastAsia="Times New Roman" w:hAnsi="Calibri" w:cs="Calibri"/>
-          <w:color w:val="222222"/>
-          <w:lang w:val="es-MX" w:eastAsia="es-MX"/>
-        </w:rPr>
-        <w:t xml:space="preserve"> (el manual lo menciona: los accesos se otorgan según perfil, por </w:t>
-      </w:r>
-      <w:proofErr w:type="gramStart"/>
-      <w:r>
-        <w:rPr>
-          <w:rFonts w:ascii="Calibri" w:eastAsia="Times New Roman" w:hAnsi="Calibri" w:cs="Calibri"/>
-          <w:color w:val="222222"/>
-          <w:lang w:val="es-MX" w:eastAsia="es-MX"/>
-        </w:rPr>
-        <w:t>ejemplo</w:t>
-      </w:r>
-      <w:proofErr w:type="gramEnd"/>
-      <w:r>
-        <w:rPr>
-          <w:rFonts w:ascii="Calibri" w:eastAsia="Times New Roman" w:hAnsi="Calibri" w:cs="Calibri"/>
-          <w:color w:val="222222"/>
-          <w:lang w:val="es-MX" w:eastAsia="es-MX"/>
-        </w:rPr>
-        <w:t xml:space="preserve"> con o sin acceso a datos PII). La nota del campo lo dice: "Solicite su rol </w:t>
-      </w:r>
-      <w:proofErr w:type="gramStart"/>
-      <w:r>
-        <w:rPr>
-          <w:rFonts w:ascii="Calibri" w:eastAsia="Times New Roman" w:hAnsi="Calibri" w:cs="Calibri"/>
-          <w:color w:val="222222"/>
-          <w:lang w:val="es-MX" w:eastAsia="es-MX"/>
-        </w:rPr>
-        <w:t>de acuerdo al</w:t>
-      </w:r>
-      <w:proofErr w:type="gramEnd"/>
-      <w:r>
-        <w:rPr>
-          <w:rFonts w:ascii="Calibri" w:eastAsia="Times New Roman" w:hAnsi="Calibri" w:cs="Calibri"/>
-          <w:color w:val="222222"/>
-          <w:lang w:val="es-MX" w:eastAsia="es-MX"/>
-        </w:rPr>
-        <w:t xml:space="preserve"> nivel requerido de accesos". Los perfiles usuales son de tipo:</w:t>
+          <w:b/>
+          <w:bCs/>
+          <w:color w:val="222222"/>
+          <w:lang w:val="es-MX" w:eastAsia="es-MX"/>
+        </w:rPr>
+      </w:pPr>
+      <w:r>
+        <w:rPr>
+          <w:rFonts w:ascii="Calibri" w:eastAsia="Times New Roman" w:hAnsi="Calibri" w:cs="Calibri"/>
+          <w:b/>
+          <w:bCs/>
+          <w:color w:val="222222"/>
+          <w:lang w:val="es-MX" w:eastAsia="es-MX"/>
+        </w:rPr>
+        <w:t>Power BI</w:t>
       </w:r>
     </w:p>
     <w:p>
@@ -5527,25 +5453,7 @@
           <w:color w:val="222222"/>
           <w:lang w:val="es-MX" w:eastAsia="es-MX"/>
         </w:rPr>
-        <w:t xml:space="preserve">Consumidor / Analista: solo lectura (SELECT) sobre los esquemas generales + escritura en el </w:t>
-      </w:r>
-      <w:proofErr w:type="spellStart"/>
-      <w:r>
-        <w:rPr>
-          <w:rFonts w:ascii="Calibri" w:eastAsia="Times New Roman" w:hAnsi="Calibri" w:cs="Calibri"/>
-          <w:color w:val="222222"/>
-          <w:lang w:val="es-MX" w:eastAsia="es-MX"/>
-        </w:rPr>
-        <w:t>sandbox</w:t>
-      </w:r>
-      <w:proofErr w:type="spellEnd"/>
-      <w:r>
-        <w:rPr>
-          <w:rFonts w:ascii="Calibri" w:eastAsia="Times New Roman" w:hAnsi="Calibri" w:cs="Calibri"/>
-          <w:color w:val="222222"/>
-          <w:lang w:val="es-MX" w:eastAsia="es-MX"/>
-        </w:rPr>
-        <w:t xml:space="preserve"> para sus propios desarrollos.</w:t>
+        <w:t>Solo aplica si se solicita acceso a un reporte: buscar y seleccionar el reporte específico. Si se piden esquemas CDP, dejar vacío</w:t>
       </w:r>
     </w:p>
     <w:p>
@@ -5553,99 +5461,21 @@
         <w:spacing w:before="100" w:beforeAutospacing="1" w:after="100" w:afterAutospacing="1" w:line="240" w:lineRule="auto"/>
         <w:rPr>
           <w:rFonts w:ascii="Calibri" w:eastAsia="Times New Roman" w:hAnsi="Calibri" w:cs="Calibri"/>
-          <w:color w:val="222222"/>
-          <w:lang w:val="es-MX" w:eastAsia="es-MX"/>
-        </w:rPr>
-      </w:pPr>
-      <w:r>
-        <w:rPr>
-          <w:rFonts w:ascii="Calibri" w:eastAsia="Times New Roman" w:hAnsi="Calibri" w:cs="Calibri"/>
-          <w:color w:val="222222"/>
-          <w:lang w:val="es-MX" w:eastAsia="es-MX"/>
-        </w:rPr>
-        <w:t xml:space="preserve">Desarrollador / Ingeniería: permisos ampliados para </w:t>
-      </w:r>
-      <w:proofErr w:type="spellStart"/>
-      <w:r>
-        <w:rPr>
-          <w:rFonts w:ascii="Calibri" w:eastAsia="Times New Roman" w:hAnsi="Calibri" w:cs="Calibri"/>
-          <w:color w:val="222222"/>
-          <w:lang w:val="es-MX" w:eastAsia="es-MX"/>
-        </w:rPr>
-        <w:t>productivizar</w:t>
-      </w:r>
-      <w:proofErr w:type="spellEnd"/>
-      <w:r>
-        <w:rPr>
-          <w:rFonts w:ascii="Calibri" w:eastAsia="Times New Roman" w:hAnsi="Calibri" w:cs="Calibri"/>
-          <w:color w:val="222222"/>
-          <w:lang w:val="es-MX" w:eastAsia="es-MX"/>
-        </w:rPr>
-        <w:t>. Pide el rol mínimo que necesites; si solo vas a consultar y explorar, el de analista/consumidor basta.</w:t>
-      </w:r>
-    </w:p>
-    <w:p>
-      <w:pPr>
-        <w:spacing w:before="100" w:beforeAutospacing="1" w:after="100" w:afterAutospacing="1" w:line="240" w:lineRule="auto"/>
-        <w:rPr>
-          <w:rFonts w:ascii="Calibri" w:eastAsia="Times New Roman" w:hAnsi="Calibri" w:cs="Calibri"/>
-          <w:color w:val="222222"/>
-          <w:lang w:val="es-MX" w:eastAsia="es-MX"/>
-        </w:rPr>
-      </w:pPr>
-      <w:r>
-        <w:rPr>
-          <w:rFonts w:ascii="Calibri" w:eastAsia="Times New Roman" w:hAnsi="Calibri" w:cs="Calibri"/>
-          <w:color w:val="222222"/>
-          <w:lang w:val="es-MX" w:eastAsia="es-MX"/>
-        </w:rPr>
-        <w:t>Power BI</w:t>
-      </w:r>
-    </w:p>
-    <w:p>
-      <w:pPr>
-        <w:spacing w:before="100" w:beforeAutospacing="1" w:after="100" w:afterAutospacing="1" w:line="240" w:lineRule="auto"/>
-        <w:rPr>
-          <w:rFonts w:ascii="Calibri" w:eastAsia="Times New Roman" w:hAnsi="Calibri" w:cs="Calibri"/>
-          <w:color w:val="222222"/>
-          <w:lang w:val="es-MX" w:eastAsia="es-MX"/>
-        </w:rPr>
-      </w:pPr>
-      <w:r>
-        <w:rPr>
-          <w:rFonts w:ascii="Calibri" w:eastAsia="Times New Roman" w:hAnsi="Calibri" w:cs="Calibri"/>
-          <w:color w:val="222222"/>
-          <w:lang w:val="es-MX" w:eastAsia="es-MX"/>
-        </w:rPr>
-        <w:t>Solo aplica si en "tipo de acceso" pediste un reporte: aquí buscas y seleccionas el reporte específico. Si pides acceso a esquemas CDP, se deja vacío.</w:t>
-      </w:r>
-    </w:p>
-    <w:p>
-      <w:pPr>
-        <w:spacing w:before="100" w:beforeAutospacing="1" w:after="100" w:afterAutospacing="1" w:line="240" w:lineRule="auto"/>
-        <w:rPr>
-          <w:rFonts w:ascii="Calibri" w:eastAsia="Times New Roman" w:hAnsi="Calibri" w:cs="Calibri"/>
-          <w:color w:val="222222"/>
-          <w:lang w:val="es-MX" w:eastAsia="es-MX"/>
-        </w:rPr>
-      </w:pPr>
-    </w:p>
-    <w:p>
-      <w:pPr>
-        <w:spacing w:before="100" w:beforeAutospacing="1" w:after="100" w:afterAutospacing="1" w:line="240" w:lineRule="auto"/>
-        <w:rPr>
-          <w:rFonts w:ascii="Calibri" w:eastAsia="Times New Roman" w:hAnsi="Calibri" w:cs="Calibri"/>
-          <w:color w:val="222222"/>
-          <w:lang w:val="es-MX" w:eastAsia="es-MX"/>
-        </w:rPr>
-      </w:pPr>
-      <w:r>
-        <w:rPr>
-          <w:rFonts w:ascii="Calibri" w:eastAsia="Times New Roman" w:hAnsi="Calibri" w:cs="Calibri"/>
-          <w:color w:val="222222"/>
-          <w:lang w:val="es-MX" w:eastAsia="es-MX"/>
-        </w:rPr>
-        <w:t>Clasificación del Reporte/Esquema* (obligatorio)</w:t>
+          <w:b/>
+          <w:bCs/>
+          <w:color w:val="222222"/>
+          <w:lang w:val="es-MX" w:eastAsia="es-MX"/>
+        </w:rPr>
+      </w:pPr>
+      <w:r>
+        <w:rPr>
+          <w:rFonts w:ascii="Calibri" w:eastAsia="Times New Roman" w:hAnsi="Calibri" w:cs="Calibri"/>
+          <w:b/>
+          <w:bCs/>
+          <w:color w:val="222222"/>
+          <w:lang w:val="es-MX" w:eastAsia="es-MX"/>
+        </w:rPr>
+        <w:t>Clasificación del Reporte/Esquema (obligatorio)</w:t>
       </w:r>
     </w:p>
     <w:tbl>
@@ -5743,7 +5573,6 @@
                 <w:lang w:val="es-MX" w:eastAsia="es-MX"/>
               </w:rPr>
             </w:pPr>
-            <w:proofErr w:type="gramStart"/>
             <w:r>
               <w:rPr>
                 <w:rFonts w:ascii="Calibri" w:eastAsia="Times New Roman" w:hAnsi="Calibri" w:cs="Calibri"/>
@@ -5754,20 +5583,7 @@
                 <w:szCs w:val="21"/>
                 <w:lang w:val="es-MX" w:eastAsia="es-MX"/>
               </w:rPr>
-              <w:t>Cuándo</w:t>
-            </w:r>
-            <w:proofErr w:type="gramEnd"/>
-            <w:r>
-              <w:rPr>
-                <w:rFonts w:ascii="Calibri" w:eastAsia="Times New Roman" w:hAnsi="Calibri" w:cs="Calibri"/>
-                <w:b/>
-                <w:bCs/>
-                <w:color w:val="FFFFFF"/>
-                <w:sz w:val="21"/>
-                <w:szCs w:val="21"/>
-                <w:lang w:val="es-MX" w:eastAsia="es-MX"/>
-              </w:rPr>
-              <w:t xml:space="preserve"> aplica</w:t>
+              <w:t>Cuándo aplica</w:t>
             </w:r>
           </w:p>
         </w:tc>
@@ -6127,7 +5943,6 @@
                 <w:szCs w:val="21"/>
                 <w:lang w:val="es-MX" w:eastAsia="es-MX"/>
               </w:rPr>
-              <w:lastRenderedPageBreak/>
               <w:t>Confidencial</w:t>
             </w:r>
           </w:p>
@@ -6352,17 +6167,22 @@
         <w:spacing w:before="100" w:beforeAutospacing="1" w:after="100" w:afterAutospacing="1" w:line="240" w:lineRule="auto"/>
         <w:rPr>
           <w:rFonts w:ascii="Calibri" w:eastAsia="Times New Roman" w:hAnsi="Calibri" w:cs="Calibri"/>
-          <w:color w:val="222222"/>
-          <w:lang w:val="es-MX" w:eastAsia="es-MX"/>
-        </w:rPr>
-      </w:pPr>
-      <w:r>
-        <w:rPr>
-          <w:rFonts w:ascii="Calibri" w:eastAsia="Times New Roman" w:hAnsi="Calibri" w:cs="Calibri"/>
-          <w:color w:val="222222"/>
-          <w:lang w:val="es-MX" w:eastAsia="es-MX"/>
-        </w:rPr>
-        <w:t>Justificación* (obligatorio)</w:t>
+          <w:b/>
+          <w:bCs/>
+          <w:color w:val="222222"/>
+          <w:lang w:val="es-MX" w:eastAsia="es-MX"/>
+        </w:rPr>
+      </w:pPr>
+      <w:r>
+        <w:rPr>
+          <w:rFonts w:ascii="Calibri" w:eastAsia="Times New Roman" w:hAnsi="Calibri" w:cs="Calibri"/>
+          <w:b/>
+          <w:bCs/>
+          <w:color w:val="222222"/>
+          <w:lang w:val="es-MX" w:eastAsia="es-MX"/>
+        </w:rPr>
+        <w:lastRenderedPageBreak/>
+        <w:t>Justificación (obligatorio)</w:t>
       </w:r>
     </w:p>
     <w:p>
@@ -6380,7 +6200,7 @@
           <w:color w:val="222222"/>
           <w:lang w:val="es-MX" w:eastAsia="es-MX"/>
         </w:rPr>
-        <w:t>El campo más importante para que aprueben rápido. Debe responder: quién eres (cargo/área), qué necesitas, para qué lo vas a usar, y con qué alcance.</w:t>
+        <w:t>Debe responder: quién eres (cargo/área), qué necesitas, para qué lo vas a usar, y con qué alcance.</w:t>
       </w:r>
     </w:p>
     <w:p>
@@ -6388,17 +6208,41 @@
         <w:spacing w:before="100" w:beforeAutospacing="1" w:after="100" w:afterAutospacing="1" w:line="240" w:lineRule="auto"/>
         <w:rPr>
           <w:rFonts w:ascii="Calibri" w:eastAsia="Times New Roman" w:hAnsi="Calibri" w:cs="Calibri"/>
-          <w:color w:val="222222"/>
-          <w:lang w:val="es-MX" w:eastAsia="es-MX"/>
-        </w:rPr>
-      </w:pPr>
-      <w:r>
-        <w:rPr>
-          <w:rFonts w:ascii="Calibri" w:eastAsia="Times New Roman" w:hAnsi="Calibri" w:cs="Calibri"/>
-          <w:color w:val="222222"/>
-          <w:lang w:val="es-MX" w:eastAsia="es-MX"/>
-        </w:rPr>
-        <w:t>Vicepresidencia · Gerencia* (obligatorio)</w:t>
+          <w:b/>
+          <w:bCs/>
+          <w:color w:val="222222"/>
+          <w:lang w:val="es-MX" w:eastAsia="es-MX"/>
+        </w:rPr>
+      </w:pPr>
+      <w:r>
+        <w:rPr>
+          <w:rFonts w:ascii="Calibri" w:eastAsia="Times New Roman" w:hAnsi="Calibri" w:cs="Calibri"/>
+          <w:b/>
+          <w:bCs/>
+          <w:color w:val="222222"/>
+          <w:lang w:val="es-MX" w:eastAsia="es-MX"/>
+        </w:rPr>
+        <w:t>Vicepresidencia · Gerencia</w:t>
+      </w:r>
+      <w:r>
+        <w:rPr>
+          <w:rFonts w:ascii="Calibri" w:eastAsia="Times New Roman" w:hAnsi="Calibri" w:cs="Calibri"/>
+          <w:b/>
+          <w:bCs/>
+          <w:color w:val="222222"/>
+          <w:lang w:val="es-MX" w:eastAsia="es-MX"/>
+        </w:rPr>
+        <w:t xml:space="preserve"> </w:t>
+      </w:r>
+      <w:r>
+        <w:rPr>
+          <w:rFonts w:ascii="Calibri" w:eastAsia="Times New Roman" w:hAnsi="Calibri" w:cs="Calibri"/>
+          <w:b/>
+          <w:bCs/>
+          <w:color w:val="222222"/>
+          <w:lang w:val="es-MX" w:eastAsia="es-MX"/>
+        </w:rPr>
+        <w:t>(obligatorio)</w:t>
       </w:r>
     </w:p>
     <w:p>
@@ -6416,25 +6260,7 @@
           <w:color w:val="222222"/>
           <w:lang w:val="es-MX" w:eastAsia="es-MX"/>
         </w:rPr>
-        <w:t xml:space="preserve">Tu ubicación organizacional (la de quien va a usar el acceso, no la de quien llena el </w:t>
-      </w:r>
-      <w:proofErr w:type="gramStart"/>
-      <w:r>
-        <w:rPr>
-          <w:rFonts w:ascii="Calibri" w:eastAsia="Times New Roman" w:hAnsi="Calibri" w:cs="Calibri"/>
-          <w:color w:val="222222"/>
-          <w:lang w:val="es-MX" w:eastAsia="es-MX"/>
-        </w:rPr>
-        <w:t>ticket</w:t>
-      </w:r>
-      <w:proofErr w:type="gramEnd"/>
-      <w:r>
-        <w:rPr>
-          <w:rFonts w:ascii="Calibri" w:eastAsia="Times New Roman" w:hAnsi="Calibri" w:cs="Calibri"/>
-          <w:color w:val="222222"/>
-          <w:lang w:val="es-MX" w:eastAsia="es-MX"/>
-        </w:rPr>
-        <w:t>, si son distintos). En la imagen: Vicepresidencia De Tecnología / Gerencia De Arquitectura. De aquí suele salir el aprobador (tu gerente).</w:t>
+        <w:t xml:space="preserve">Tu ubicación organizacional </w:t>
       </w:r>
     </w:p>
     <w:p>
@@ -6442,17 +6268,21 @@
         <w:spacing w:before="100" w:beforeAutospacing="1" w:after="100" w:afterAutospacing="1" w:line="240" w:lineRule="auto"/>
         <w:rPr>
           <w:rFonts w:ascii="Calibri" w:eastAsia="Times New Roman" w:hAnsi="Calibri" w:cs="Calibri"/>
-          <w:color w:val="222222"/>
-          <w:lang w:val="es-MX" w:eastAsia="es-MX"/>
-        </w:rPr>
-      </w:pPr>
-      <w:r>
-        <w:rPr>
-          <w:rFonts w:ascii="Calibri" w:eastAsia="Times New Roman" w:hAnsi="Calibri" w:cs="Calibri"/>
-          <w:color w:val="222222"/>
-          <w:lang w:val="es-MX" w:eastAsia="es-MX"/>
-        </w:rPr>
-        <w:t>Contiene información personal* (obligatorio)</w:t>
+          <w:b/>
+          <w:bCs/>
+          <w:color w:val="222222"/>
+          <w:lang w:val="es-MX" w:eastAsia="es-MX"/>
+        </w:rPr>
+      </w:pPr>
+      <w:r>
+        <w:rPr>
+          <w:rFonts w:ascii="Calibri" w:eastAsia="Times New Roman" w:hAnsi="Calibri" w:cs="Calibri"/>
+          <w:b/>
+          <w:bCs/>
+          <w:color w:val="222222"/>
+          <w:lang w:val="es-MX" w:eastAsia="es-MX"/>
+        </w:rPr>
+        <w:t>Contiene información personal (obligatorio)</w:t>
       </w:r>
     </w:p>
     <w:p>
@@ -6516,56 +6346,48 @@
     </w:p>
     <w:p>
       <w:pPr>
-        <w:spacing w:before="100" w:beforeAutospacing="1" w:after="100" w:afterAutospacing="1" w:line="240" w:lineRule="auto"/>
-        <w:rPr>
-          <w:rFonts w:ascii="Calibri" w:eastAsia="Times New Roman" w:hAnsi="Calibri" w:cs="Calibri"/>
-          <w:color w:val="222222"/>
-          <w:lang w:val="es-MX" w:eastAsia="es-MX"/>
-        </w:rPr>
-      </w:pPr>
-      <w:r>
-        <w:rPr>
-          <w:rFonts w:ascii="Calibri" w:eastAsia="Times New Roman" w:hAnsi="Calibri" w:cs="Calibri"/>
-          <w:color w:val="222222"/>
-          <w:lang w:val="es-MX" w:eastAsia="es-MX"/>
-        </w:rPr>
-        <w:t xml:space="preserve">Anteriormente se utilizaba DB </w:t>
-      </w:r>
-      <w:proofErr w:type="spellStart"/>
-      <w:r>
-        <w:rPr>
-          <w:rFonts w:ascii="Calibri" w:eastAsia="Times New Roman" w:hAnsi="Calibri" w:cs="Calibri"/>
-          <w:color w:val="222222"/>
-          <w:lang w:val="es-MX" w:eastAsia="es-MX"/>
-        </w:rPr>
-        <w:t>Visualizer</w:t>
-      </w:r>
-      <w:proofErr w:type="spellEnd"/>
-      <w:r>
-        <w:rPr>
-          <w:rFonts w:ascii="Calibri" w:eastAsia="Times New Roman" w:hAnsi="Calibri" w:cs="Calibri"/>
-          <w:color w:val="222222"/>
-          <w:lang w:val="es-MX" w:eastAsia="es-MX"/>
-        </w:rPr>
-        <w:t xml:space="preserve">; </w:t>
-      </w:r>
-      <w:r>
+        <w:spacing w:before="280" w:after="100" w:afterAutospacing="1" w:line="240" w:lineRule="auto"/>
+        <w:outlineLvl w:val="2"/>
         <w:rPr>
           <w:rFonts w:ascii="Calibri" w:eastAsia="Times New Roman" w:hAnsi="Calibri" w:cs="Calibri"/>
           <w:b/>
           <w:bCs/>
-          <w:color w:val="222222"/>
-          <w:lang w:val="es-MX" w:eastAsia="es-MX"/>
-        </w:rPr>
-        <w:t xml:space="preserve">actualmente la herramienta estándar es </w:t>
-      </w:r>
-      <w:proofErr w:type="spellStart"/>
+          <w:sz w:val="25"/>
+          <w:szCs w:val="25"/>
+          <w:lang w:val="es-MX" w:eastAsia="es-MX"/>
+        </w:rPr>
+      </w:pPr>
+      <w:r>
+        <w:rPr>
+          <w:rFonts w:ascii="Calibri" w:eastAsia="Times New Roman" w:hAnsi="Calibri" w:cs="Calibri"/>
+          <w:sz w:val="25"/>
+          <w:szCs w:val="25"/>
+          <w:lang w:val="es-MX" w:eastAsia="es-MX"/>
+        </w:rPr>
+        <w:t>A</w:t>
+      </w:r>
+      <w:r>
+        <w:rPr>
+          <w:rFonts w:ascii="Calibri" w:eastAsia="Times New Roman" w:hAnsi="Calibri" w:cs="Calibri"/>
+          <w:lang w:val="es-MX" w:eastAsia="es-MX"/>
+        </w:rPr>
+        <w:t>ctualmente la herramienta estándar es</w:t>
+      </w:r>
       <w:r>
         <w:rPr>
           <w:rFonts w:ascii="Calibri" w:eastAsia="Times New Roman" w:hAnsi="Calibri" w:cs="Calibri"/>
           <w:b/>
           <w:bCs/>
-          <w:color w:val="222222"/>
+          <w:lang w:val="es-MX" w:eastAsia="es-MX"/>
+        </w:rPr>
+        <w:t xml:space="preserve"> </w:t>
+      </w:r>
+      <w:proofErr w:type="spellStart"/>
+      <w:r>
+        <w:rPr>
+          <w:rFonts w:ascii="Calibri" w:eastAsia="Times New Roman" w:hAnsi="Calibri" w:cs="Calibri"/>
+          <w:b/>
+          <w:bCs/>
           <w:lang w:val="es-MX" w:eastAsia="es-MX"/>
         </w:rPr>
         <w:t>DBeaver</w:t>
@@ -6574,10 +6396,11 @@
       <w:r>
         <w:rPr>
           <w:rFonts w:ascii="Calibri" w:eastAsia="Times New Roman" w:hAnsi="Calibri" w:cs="Calibri"/>
-          <w:color w:val="222222"/>
-          <w:lang w:val="es-MX" w:eastAsia="es-MX"/>
-        </w:rPr>
-        <w:t xml:space="preserve"> (disponible en el portal de aplicaciones corporativo).</w:t>
+          <w:b/>
+          <w:bCs/>
+          <w:lang w:val="es-MX" w:eastAsia="es-MX"/>
+        </w:rPr>
+        <w:t>.</w:t>
       </w:r>
     </w:p>
     <w:p>
@@ -6618,27 +6441,34 @@
     </w:p>
     <w:p>
       <w:pPr>
+        <w:pStyle w:val="Prrafodelista"/>
         <w:numPr>
           <w:ilvl w:val="0"/>
-          <w:numId w:val="30"/>
+          <w:numId w:val="39"/>
         </w:numPr>
-        <w:spacing w:before="100" w:beforeAutospacing="1" w:after="60" w:line="240" w:lineRule="auto"/>
-        <w:rPr>
-          <w:rFonts w:ascii="Calibri" w:eastAsia="Times New Roman" w:hAnsi="Calibri" w:cs="Calibri"/>
-          <w:color w:val="222222"/>
-          <w:lang w:val="es-MX" w:eastAsia="es-MX"/>
-        </w:rPr>
-      </w:pPr>
+        <w:spacing w:before="100" w:beforeAutospacing="1" w:after="100" w:afterAutospacing="1" w:line="240" w:lineRule="auto"/>
+        <w:rPr>
+          <w:rFonts w:ascii="Calibri" w:eastAsia="Times New Roman" w:hAnsi="Calibri" w:cs="Calibri"/>
+          <w:color w:val="222222"/>
+          <w:lang w:val="es-MX" w:eastAsia="es-MX"/>
+        </w:rPr>
+      </w:pPr>
+      <w:r>
+        <w:rPr>
+          <w:rFonts w:ascii="Calibri" w:eastAsia="Times New Roman" w:hAnsi="Calibri" w:cs="Calibri"/>
+          <w:color w:val="222222"/>
+          <w:lang w:val="es-MX" w:eastAsia="es-MX"/>
+        </w:rPr>
+        <w:t xml:space="preserve">Crear una nueva conexión: clic en el botón Nueva Conexión (icono de enchufe con +, primer botón de la barra de herramientas) o con el atajo </w:t>
+      </w:r>
       <w:proofErr w:type="spellStart"/>
       <w:r>
         <w:rPr>
-          <w:rFonts w:ascii="Consolas" w:eastAsia="Times New Roman" w:hAnsi="Consolas" w:cs="Courier New"/>
-          <w:color w:val="7A0038"/>
-          <w:sz w:val="20"/>
-          <w:szCs w:val="20"/>
-          <w:lang w:val="es-MX" w:eastAsia="es-MX"/>
-        </w:rPr>
-        <w:t>Database</w:t>
+          <w:rFonts w:ascii="Calibri" w:eastAsia="Times New Roman" w:hAnsi="Calibri" w:cs="Calibri"/>
+          <w:color w:val="222222"/>
+          <w:lang w:val="es-MX" w:eastAsia="es-MX"/>
+        </w:rPr>
+        <w:t>Ctrl+Mayús+N</w:t>
       </w:r>
       <w:proofErr w:type="spellEnd"/>
       <w:r>
@@ -6647,88 +6477,53 @@
           <w:color w:val="222222"/>
           <w:lang w:val="es-MX" w:eastAsia="es-MX"/>
         </w:rPr>
-        <w:t xml:space="preserve"> → </w:t>
-      </w:r>
-      <w:r>
-        <w:rPr>
-          <w:rFonts w:ascii="Consolas" w:eastAsia="Times New Roman" w:hAnsi="Consolas" w:cs="Courier New"/>
-          <w:color w:val="7A0038"/>
-          <w:sz w:val="20"/>
-          <w:szCs w:val="20"/>
-          <w:lang w:val="es-MX" w:eastAsia="es-MX"/>
-        </w:rPr>
-        <w:t xml:space="preserve">New </w:t>
-      </w:r>
-      <w:proofErr w:type="spellStart"/>
-      <w:r>
-        <w:rPr>
-          <w:rFonts w:ascii="Consolas" w:eastAsia="Times New Roman" w:hAnsi="Consolas" w:cs="Courier New"/>
-          <w:color w:val="7A0038"/>
-          <w:sz w:val="20"/>
-          <w:szCs w:val="20"/>
-          <w:lang w:val="es-MX" w:eastAsia="es-MX"/>
-        </w:rPr>
-        <w:t>Database</w:t>
-      </w:r>
-      <w:proofErr w:type="spellEnd"/>
-      <w:r>
-        <w:rPr>
-          <w:rFonts w:ascii="Consolas" w:eastAsia="Times New Roman" w:hAnsi="Consolas" w:cs="Courier New"/>
-          <w:color w:val="7A0038"/>
-          <w:sz w:val="20"/>
-          <w:szCs w:val="20"/>
-          <w:lang w:val="es-MX" w:eastAsia="es-MX"/>
-        </w:rPr>
-        <w:t xml:space="preserve"> </w:t>
-      </w:r>
-      <w:proofErr w:type="spellStart"/>
-      <w:r>
-        <w:rPr>
-          <w:rFonts w:ascii="Consolas" w:eastAsia="Times New Roman" w:hAnsi="Consolas" w:cs="Courier New"/>
-          <w:color w:val="7A0038"/>
-          <w:sz w:val="20"/>
-          <w:szCs w:val="20"/>
-          <w:lang w:val="es-MX" w:eastAsia="es-MX"/>
-        </w:rPr>
-        <w:t>Connection</w:t>
-      </w:r>
-      <w:proofErr w:type="spellEnd"/>
-      <w:r>
-        <w:rPr>
-          <w:rFonts w:ascii="Calibri" w:eastAsia="Times New Roman" w:hAnsi="Calibri" w:cs="Calibri"/>
-          <w:color w:val="222222"/>
-          <w:lang w:val="es-MX" w:eastAsia="es-MX"/>
-        </w:rPr>
-        <w:t>.</w:t>
+        <w:t>. También está disponible desde el menú Base de Datos → Nueva conexión.</w:t>
       </w:r>
     </w:p>
     <w:p>
       <w:pPr>
+        <w:pStyle w:val="Prrafodelista"/>
         <w:numPr>
           <w:ilvl w:val="0"/>
-          <w:numId w:val="30"/>
+          <w:numId w:val="39"/>
         </w:numPr>
-        <w:spacing w:before="100" w:beforeAutospacing="1" w:after="60" w:line="240" w:lineRule="auto"/>
-        <w:rPr>
-          <w:rFonts w:ascii="Calibri" w:eastAsia="Times New Roman" w:hAnsi="Calibri" w:cs="Calibri"/>
-          <w:color w:val="222222"/>
-          <w:lang w:val="es-MX" w:eastAsia="es-MX"/>
-        </w:rPr>
-      </w:pPr>
-      <w:r>
-        <w:rPr>
-          <w:rFonts w:ascii="Calibri" w:eastAsia="Times New Roman" w:hAnsi="Calibri" w:cs="Calibri"/>
-          <w:color w:val="222222"/>
-          <w:lang w:val="es-MX" w:eastAsia="es-MX"/>
-        </w:rPr>
-        <w:t xml:space="preserve">Seleccionar el tipo </w:t>
+        <w:spacing w:before="100" w:beforeAutospacing="1" w:after="100" w:afterAutospacing="1" w:line="240" w:lineRule="auto"/>
+        <w:rPr>
+          <w:rFonts w:ascii="Calibri" w:eastAsia="Times New Roman" w:hAnsi="Calibri" w:cs="Calibri"/>
+          <w:color w:val="222222"/>
+          <w:lang w:val="es-MX" w:eastAsia="es-MX"/>
+        </w:rPr>
+      </w:pPr>
+      <w:r>
+        <w:rPr>
+          <w:rFonts w:ascii="Calibri" w:eastAsia="Times New Roman" w:hAnsi="Calibri" w:cs="Calibri"/>
+          <w:color w:val="222222"/>
+          <w:lang w:val="es-MX" w:eastAsia="es-MX"/>
+        </w:rPr>
+        <w:t xml:space="preserve">Seleccionar el driver: en la ventana "Conectar a base de datos" escribir </w:t>
       </w:r>
       <w:proofErr w:type="spellStart"/>
       <w:r>
         <w:rPr>
           <w:rFonts w:ascii="Calibri" w:eastAsia="Times New Roman" w:hAnsi="Calibri" w:cs="Calibri"/>
-          <w:b/>
-          <w:bCs/>
+          <w:color w:val="222222"/>
+          <w:lang w:val="es-MX" w:eastAsia="es-MX"/>
+        </w:rPr>
+        <w:t>redshift</w:t>
+      </w:r>
+      <w:proofErr w:type="spellEnd"/>
+      <w:r>
+        <w:rPr>
+          <w:rFonts w:ascii="Calibri" w:eastAsia="Times New Roman" w:hAnsi="Calibri" w:cs="Calibri"/>
+          <w:color w:val="222222"/>
+          <w:lang w:val="es-MX" w:eastAsia="es-MX"/>
+        </w:rPr>
+        <w:t xml:space="preserve"> en el buscador, seleccionar AWS / </w:t>
+      </w:r>
+      <w:proofErr w:type="spellStart"/>
+      <w:r>
+        <w:rPr>
+          <w:rFonts w:ascii="Calibri" w:eastAsia="Times New Roman" w:hAnsi="Calibri" w:cs="Calibri"/>
           <w:color w:val="222222"/>
           <w:lang w:val="es-MX" w:eastAsia="es-MX"/>
         </w:rPr>
@@ -6741,25 +6536,7 @@
           <w:color w:val="222222"/>
           <w:lang w:val="es-MX" w:eastAsia="es-MX"/>
         </w:rPr>
-        <w:t xml:space="preserve"> (</w:t>
-      </w:r>
-      <w:proofErr w:type="gramStart"/>
-      <w:r>
-        <w:rPr>
-          <w:rFonts w:ascii="Calibri" w:eastAsia="Times New Roman" w:hAnsi="Calibri" w:cs="Calibri"/>
-          <w:color w:val="222222"/>
-          <w:lang w:val="es-MX" w:eastAsia="es-MX"/>
-        </w:rPr>
-        <w:t>driver</w:t>
-      </w:r>
-      <w:proofErr w:type="gramEnd"/>
-      <w:r>
-        <w:rPr>
-          <w:rFonts w:ascii="Calibri" w:eastAsia="Times New Roman" w:hAnsi="Calibri" w:cs="Calibri"/>
-          <w:color w:val="222222"/>
-          <w:lang w:val="es-MX" w:eastAsia="es-MX"/>
-        </w:rPr>
-        <w:t xml:space="preserve"> JDBC </w:t>
+        <w:t xml:space="preserve"> (AWS </w:t>
       </w:r>
       <w:proofErr w:type="spellStart"/>
       <w:r>
@@ -6777,61 +6554,107 @@
           <w:color w:val="222222"/>
           <w:lang w:val="es-MX" w:eastAsia="es-MX"/>
         </w:rPr>
-        <w:t>).</w:t>
+        <w:t xml:space="preserve"> JDBC driver) y pulsar Siguiente &gt;.</w:t>
       </w:r>
     </w:p>
     <w:p>
       <w:pPr>
+        <w:pStyle w:val="Prrafodelista"/>
         <w:numPr>
           <w:ilvl w:val="0"/>
-          <w:numId w:val="30"/>
+          <w:numId w:val="39"/>
         </w:numPr>
-        <w:spacing w:before="100" w:beforeAutospacing="1" w:after="60" w:line="240" w:lineRule="auto"/>
-        <w:rPr>
-          <w:rFonts w:ascii="Calibri" w:eastAsia="Times New Roman" w:hAnsi="Calibri" w:cs="Calibri"/>
-          <w:color w:val="222222"/>
-          <w:lang w:val="es-MX" w:eastAsia="es-MX"/>
-        </w:rPr>
-      </w:pPr>
-      <w:r>
-        <w:rPr>
-          <w:rFonts w:ascii="Calibri" w:eastAsia="Times New Roman" w:hAnsi="Calibri" w:cs="Calibri"/>
-          <w:color w:val="222222"/>
-          <w:lang w:val="es-MX" w:eastAsia="es-MX"/>
-        </w:rPr>
-        <w:t xml:space="preserve">Diligenciar los parámetros según el ambiente (ver sección 5): </w:t>
+        <w:spacing w:before="100" w:beforeAutospacing="1" w:after="100" w:afterAutospacing="1" w:line="240" w:lineRule="auto"/>
+        <w:rPr>
+          <w:rFonts w:ascii="Calibri" w:eastAsia="Times New Roman" w:hAnsi="Calibri" w:cs="Calibri"/>
+          <w:color w:val="222222"/>
+          <w:lang w:val="es-MX" w:eastAsia="es-MX"/>
+        </w:rPr>
+      </w:pPr>
+      <w:r>
+        <w:rPr>
+          <w:rFonts w:ascii="Calibri" w:eastAsia="Times New Roman" w:hAnsi="Calibri" w:cs="Calibri"/>
+          <w:color w:val="222222"/>
+          <w:lang w:val="es-MX" w:eastAsia="es-MX"/>
+        </w:rPr>
+        <w:t xml:space="preserve">Diligenciar las propiedades de conexión (pestaña General, opción </w:t>
+      </w:r>
+      <w:proofErr w:type="spellStart"/>
+      <w:r>
+        <w:rPr>
+          <w:rFonts w:ascii="Calibri" w:eastAsia="Times New Roman" w:hAnsi="Calibri" w:cs="Calibri"/>
+          <w:color w:val="222222"/>
+          <w:lang w:val="es-MX" w:eastAsia="es-MX"/>
+        </w:rPr>
+        <w:t>Connect</w:t>
+      </w:r>
+      <w:proofErr w:type="spellEnd"/>
+      <w:r>
+        <w:rPr>
+          <w:rFonts w:ascii="Calibri" w:eastAsia="Times New Roman" w:hAnsi="Calibri" w:cs="Calibri"/>
+          <w:color w:val="222222"/>
+          <w:lang w:val="es-MX" w:eastAsia="es-MX"/>
+        </w:rPr>
+        <w:t xml:space="preserve"> </w:t>
+      </w:r>
+      <w:proofErr w:type="spellStart"/>
+      <w:r>
+        <w:rPr>
+          <w:rFonts w:ascii="Calibri" w:eastAsia="Times New Roman" w:hAnsi="Calibri" w:cs="Calibri"/>
+          <w:color w:val="222222"/>
+          <w:lang w:val="es-MX" w:eastAsia="es-MX"/>
+        </w:rPr>
+        <w:t>by</w:t>
+      </w:r>
+      <w:proofErr w:type="spellEnd"/>
+      <w:r>
+        <w:rPr>
+          <w:rFonts w:ascii="Calibri" w:eastAsia="Times New Roman" w:hAnsi="Calibri" w:cs="Calibri"/>
+          <w:color w:val="222222"/>
+          <w:lang w:val="es-MX" w:eastAsia="es-MX"/>
+        </w:rPr>
+        <w:t>: Host), según el ambiente (ver sección 5):</w:t>
       </w:r>
     </w:p>
     <w:p>
       <w:pPr>
+        <w:pStyle w:val="Prrafodelista"/>
         <w:numPr>
-          <w:ilvl w:val="1"/>
-          <w:numId w:val="30"/>
+          <w:ilvl w:val="0"/>
+          <w:numId w:val="40"/>
         </w:numPr>
-        <w:spacing w:before="100" w:beforeAutospacing="1" w:after="60" w:line="240" w:lineRule="auto"/>
-        <w:rPr>
-          <w:rFonts w:ascii="Calibri" w:eastAsia="Times New Roman" w:hAnsi="Calibri" w:cs="Calibri"/>
-          <w:color w:val="222222"/>
-          <w:lang w:val="es-MX" w:eastAsia="es-MX"/>
-        </w:rPr>
-      </w:pPr>
-      <w:r>
-        <w:rPr>
-          <w:rFonts w:ascii="Calibri" w:eastAsia="Times New Roman" w:hAnsi="Calibri" w:cs="Calibri"/>
-          <w:b/>
-          <w:bCs/>
-          <w:color w:val="222222"/>
-          <w:lang w:val="es-MX" w:eastAsia="es-MX"/>
-        </w:rPr>
-        <w:t>Host:</w:t>
-      </w:r>
-      <w:r>
-        <w:rPr>
-          <w:rFonts w:ascii="Calibri" w:eastAsia="Times New Roman" w:hAnsi="Calibri" w:cs="Calibri"/>
-          <w:color w:val="222222"/>
-          <w:lang w:val="es-MX" w:eastAsia="es-MX"/>
-        </w:rPr>
-        <w:t xml:space="preserve"> según ambiente (</w:t>
+        <w:spacing w:before="100" w:beforeAutospacing="1" w:after="100" w:afterAutospacing="1" w:line="240" w:lineRule="auto"/>
+        <w:rPr>
+          <w:rFonts w:ascii="Calibri" w:eastAsia="Times New Roman" w:hAnsi="Calibri" w:cs="Calibri"/>
+          <w:color w:val="222222"/>
+          <w:lang w:val="es-MX" w:eastAsia="es-MX"/>
+        </w:rPr>
+      </w:pPr>
+      <w:r>
+        <w:rPr>
+          <w:rFonts w:ascii="Calibri" w:eastAsia="Times New Roman" w:hAnsi="Calibri" w:cs="Calibri"/>
+          <w:color w:val="222222"/>
+          <w:lang w:val="es-MX" w:eastAsia="es-MX"/>
+        </w:rPr>
+        <w:t>Host/</w:t>
+      </w:r>
+      <w:proofErr w:type="spellStart"/>
+      <w:r>
+        <w:rPr>
+          <w:rFonts w:ascii="Calibri" w:eastAsia="Times New Roman" w:hAnsi="Calibri" w:cs="Calibri"/>
+          <w:color w:val="222222"/>
+          <w:lang w:val="es-MX" w:eastAsia="es-MX"/>
+        </w:rPr>
+        <w:t>Instance</w:t>
+      </w:r>
+      <w:proofErr w:type="spellEnd"/>
+      <w:r>
+        <w:rPr>
+          <w:rFonts w:ascii="Calibri" w:eastAsia="Times New Roman" w:hAnsi="Calibri" w:cs="Calibri"/>
+          <w:color w:val="222222"/>
+          <w:lang w:val="es-MX" w:eastAsia="es-MX"/>
+        </w:rPr>
+        <w:t>: según ambiente (</w:t>
       </w:r>
       <w:proofErr w:type="spellStart"/>
       <w:r>
@@ -6872,53 +6695,35 @@
     </w:p>
     <w:p>
       <w:pPr>
+        <w:pStyle w:val="Prrafodelista"/>
         <w:numPr>
-          <w:ilvl w:val="1"/>
-          <w:numId w:val="30"/>
+          <w:ilvl w:val="0"/>
+          <w:numId w:val="40"/>
         </w:numPr>
-        <w:spacing w:before="100" w:beforeAutospacing="1" w:after="60" w:line="240" w:lineRule="auto"/>
-        <w:rPr>
-          <w:rFonts w:ascii="Calibri" w:eastAsia="Times New Roman" w:hAnsi="Calibri" w:cs="Calibri"/>
-          <w:color w:val="222222"/>
-          <w:lang w:val="es-MX" w:eastAsia="es-MX"/>
-        </w:rPr>
-      </w:pPr>
-      <w:r>
-        <w:rPr>
-          <w:rFonts w:ascii="Calibri" w:eastAsia="Times New Roman" w:hAnsi="Calibri" w:cs="Calibri"/>
-          <w:b/>
-          <w:bCs/>
-          <w:color w:val="222222"/>
-          <w:lang w:val="es-MX" w:eastAsia="es-MX"/>
-        </w:rPr>
-        <w:t>Port:</w:t>
-      </w:r>
-      <w:r>
-        <w:rPr>
-          <w:rFonts w:ascii="Calibri" w:eastAsia="Times New Roman" w:hAnsi="Calibri" w:cs="Calibri"/>
-          <w:color w:val="222222"/>
-          <w:lang w:val="es-MX" w:eastAsia="es-MX"/>
-        </w:rPr>
-        <w:t xml:space="preserve"> </w:t>
-      </w:r>
-      <w:r>
-        <w:rPr>
-          <w:rFonts w:ascii="Consolas" w:eastAsia="Times New Roman" w:hAnsi="Consolas" w:cs="Courier New"/>
-          <w:color w:val="7A0038"/>
-          <w:sz w:val="20"/>
-          <w:szCs w:val="20"/>
-          <w:lang w:val="es-MX" w:eastAsia="es-MX"/>
-        </w:rPr>
-        <w:t>9519</w:t>
+        <w:spacing w:before="100" w:beforeAutospacing="1" w:after="100" w:afterAutospacing="1" w:line="240" w:lineRule="auto"/>
+        <w:rPr>
+          <w:rFonts w:ascii="Calibri" w:eastAsia="Times New Roman" w:hAnsi="Calibri" w:cs="Calibri"/>
+          <w:color w:val="222222"/>
+          <w:lang w:val="es-MX" w:eastAsia="es-MX"/>
+        </w:rPr>
+      </w:pPr>
+      <w:r>
+        <w:rPr>
+          <w:rFonts w:ascii="Calibri" w:eastAsia="Times New Roman" w:hAnsi="Calibri" w:cs="Calibri"/>
+          <w:color w:val="222222"/>
+          <w:lang w:val="es-MX" w:eastAsia="es-MX"/>
+        </w:rPr>
+        <w:t>Port: 9519</w:t>
       </w:r>
     </w:p>
     <w:p>
       <w:pPr>
+        <w:pStyle w:val="Prrafodelista"/>
         <w:numPr>
-          <w:ilvl w:val="1"/>
-          <w:numId w:val="30"/>
+          <w:ilvl w:val="0"/>
+          <w:numId w:val="40"/>
         </w:numPr>
-        <w:spacing w:before="100" w:beforeAutospacing="1" w:after="60" w:line="240" w:lineRule="auto"/>
+        <w:spacing w:before="100" w:beforeAutospacing="1" w:after="100" w:afterAutospacing="1" w:line="240" w:lineRule="auto"/>
         <w:rPr>
           <w:rFonts w:ascii="Calibri" w:eastAsia="Times New Roman" w:hAnsi="Calibri" w:cs="Calibri"/>
           <w:color w:val="222222"/>
@@ -6929,8 +6734,6 @@
       <w:r>
         <w:rPr>
           <w:rFonts w:ascii="Calibri" w:eastAsia="Times New Roman" w:hAnsi="Calibri" w:cs="Calibri"/>
-          <w:b/>
-          <w:bCs/>
           <w:color w:val="222222"/>
           <w:lang w:val="es-MX" w:eastAsia="es-MX"/>
         </w:rPr>
@@ -6940,28 +6743,16 @@
       <w:r>
         <w:rPr>
           <w:rFonts w:ascii="Calibri" w:eastAsia="Times New Roman" w:hAnsi="Calibri" w:cs="Calibri"/>
-          <w:b/>
-          <w:bCs/>
-          <w:color w:val="222222"/>
-          <w:lang w:val="es-MX" w:eastAsia="es-MX"/>
-        </w:rPr>
-        <w:t>:</w:t>
-      </w:r>
-      <w:r>
-        <w:rPr>
-          <w:rFonts w:ascii="Calibri" w:eastAsia="Times New Roman" w:hAnsi="Calibri" w:cs="Calibri"/>
-          <w:color w:val="222222"/>
-          <w:lang w:val="es-MX" w:eastAsia="es-MX"/>
-        </w:rPr>
-        <w:t xml:space="preserve"> </w:t>
+          <w:color w:val="222222"/>
+          <w:lang w:val="es-MX" w:eastAsia="es-MX"/>
+        </w:rPr>
+        <w:t xml:space="preserve">: </w:t>
       </w:r>
       <w:proofErr w:type="spellStart"/>
       <w:r>
         <w:rPr>
-          <w:rFonts w:ascii="Consolas" w:eastAsia="Times New Roman" w:hAnsi="Consolas" w:cs="Courier New"/>
-          <w:color w:val="7A0038"/>
-          <w:sz w:val="20"/>
-          <w:szCs w:val="20"/>
+          <w:rFonts w:ascii="Calibri" w:eastAsia="Times New Roman" w:hAnsi="Calibri" w:cs="Calibri"/>
+          <w:color w:val="222222"/>
           <w:lang w:val="es-MX" w:eastAsia="es-MX"/>
         </w:rPr>
         <w:t>adp_dwh</w:t>
@@ -6970,18 +6761,99 @@
     </w:p>
     <w:p>
       <w:pPr>
+        <w:pStyle w:val="Prrafodelista"/>
         <w:numPr>
-          <w:ilvl w:val="1"/>
-          <w:numId w:val="30"/>
+          <w:ilvl w:val="0"/>
+          <w:numId w:val="40"/>
         </w:numPr>
-        <w:spacing w:before="100" w:beforeAutospacing="1" w:after="60" w:line="240" w:lineRule="auto"/>
-        <w:rPr>
-          <w:rFonts w:ascii="Calibri" w:eastAsia="Times New Roman" w:hAnsi="Calibri" w:cs="Calibri"/>
-          <w:color w:val="222222"/>
-          <w:lang w:val="es-MX" w:eastAsia="es-MX"/>
-        </w:rPr>
-      </w:pPr>
-      <w:r>
+        <w:spacing w:before="100" w:beforeAutospacing="1" w:after="100" w:afterAutospacing="1" w:line="240" w:lineRule="auto"/>
+        <w:rPr>
+          <w:rFonts w:ascii="Calibri" w:eastAsia="Times New Roman" w:hAnsi="Calibri" w:cs="Calibri"/>
+          <w:color w:val="222222"/>
+          <w:lang w:val="es-MX" w:eastAsia="es-MX"/>
+        </w:rPr>
+      </w:pPr>
+      <w:proofErr w:type="spellStart"/>
+      <w:r>
+        <w:rPr>
+          <w:rFonts w:ascii="Calibri" w:eastAsia="Times New Roman" w:hAnsi="Calibri" w:cs="Calibri"/>
+          <w:color w:val="222222"/>
+          <w:lang w:val="es-MX" w:eastAsia="es-MX"/>
+        </w:rPr>
+        <w:t>Authentication</w:t>
+      </w:r>
+      <w:proofErr w:type="spellEnd"/>
+      <w:r>
+        <w:rPr>
+          <w:rFonts w:ascii="Calibri" w:eastAsia="Times New Roman" w:hAnsi="Calibri" w:cs="Calibri"/>
+          <w:color w:val="222222"/>
+          <w:lang w:val="es-MX" w:eastAsia="es-MX"/>
+        </w:rPr>
+        <w:t xml:space="preserve">: </w:t>
+      </w:r>
+      <w:proofErr w:type="spellStart"/>
+      <w:r>
+        <w:rPr>
+          <w:rFonts w:ascii="Calibri" w:eastAsia="Times New Roman" w:hAnsi="Calibri" w:cs="Calibri"/>
+          <w:color w:val="222222"/>
+          <w:lang w:val="es-MX" w:eastAsia="es-MX"/>
+        </w:rPr>
+        <w:t>Username</w:t>
+      </w:r>
+      <w:proofErr w:type="spellEnd"/>
+      <w:r>
+        <w:rPr>
+          <w:rFonts w:ascii="Calibri" w:eastAsia="Times New Roman" w:hAnsi="Calibri" w:cs="Calibri"/>
+          <w:color w:val="222222"/>
+          <w:lang w:val="es-MX" w:eastAsia="es-MX"/>
+        </w:rPr>
+        <w:t>/</w:t>
+      </w:r>
+      <w:proofErr w:type="spellStart"/>
+      <w:r>
+        <w:rPr>
+          <w:rFonts w:ascii="Calibri" w:eastAsia="Times New Roman" w:hAnsi="Calibri" w:cs="Calibri"/>
+          <w:color w:val="222222"/>
+          <w:lang w:val="es-MX" w:eastAsia="es-MX"/>
+        </w:rPr>
+        <w:t>password</w:t>
+      </w:r>
+      <w:proofErr w:type="spellEnd"/>
+      <w:r>
+        <w:rPr>
+          <w:rFonts w:ascii="Calibri" w:eastAsia="Times New Roman" w:hAnsi="Calibri" w:cs="Calibri"/>
+          <w:color w:val="222222"/>
+          <w:lang w:val="es-MX" w:eastAsia="es-MX"/>
+        </w:rPr>
+        <w:t xml:space="preserve">, con las credenciales entregadas por el equipo CDP. Marcar Save </w:t>
+      </w:r>
+      <w:proofErr w:type="spellStart"/>
+      <w:r>
+        <w:rPr>
+          <w:rFonts w:ascii="Calibri" w:eastAsia="Times New Roman" w:hAnsi="Calibri" w:cs="Calibri"/>
+          <w:color w:val="222222"/>
+          <w:lang w:val="es-MX" w:eastAsia="es-MX"/>
+        </w:rPr>
+        <w:t>password</w:t>
+      </w:r>
+      <w:proofErr w:type="spellEnd"/>
+      <w:r>
+        <w:rPr>
+          <w:rFonts w:ascii="Calibri" w:eastAsia="Times New Roman" w:hAnsi="Calibri" w:cs="Calibri"/>
+          <w:color w:val="222222"/>
+          <w:lang w:val="es-MX" w:eastAsia="es-MX"/>
+        </w:rPr>
+        <w:t xml:space="preserve"> para no digitarla en cada conexión.</w:t>
+      </w:r>
+    </w:p>
+    <w:p>
+      <w:pPr>
+        <w:pStyle w:val="Prrafodelista"/>
+        <w:numPr>
+          <w:ilvl w:val="0"/>
+          <w:numId w:val="39"/>
+        </w:numPr>
+        <w:spacing w:before="100" w:beforeAutospacing="1" w:after="100" w:afterAutospacing="1" w:line="240" w:lineRule="auto"/>
         <w:rPr>
           <w:rFonts w:ascii="Calibri" w:eastAsia="Times New Roman" w:hAnsi="Calibri" w:cs="Calibri"/>
           <w:b/>
@@ -6989,72 +6861,72 @@
           <w:color w:val="222222"/>
           <w:lang w:val="es-MX" w:eastAsia="es-MX"/>
         </w:rPr>
-        <w:lastRenderedPageBreak/>
-        <w:t>Usuario / contraseña:</w:t>
-      </w:r>
-      <w:r>
-        <w:rPr>
-          <w:rFonts w:ascii="Calibri" w:eastAsia="Times New Roman" w:hAnsi="Calibri" w:cs="Calibri"/>
-          <w:color w:val="222222"/>
-          <w:lang w:val="es-MX" w:eastAsia="es-MX"/>
-        </w:rPr>
-        <w:t xml:space="preserve"> credenciales entregadas por el equipo CDP.</w:t>
+      </w:pPr>
+      <w:r>
+        <w:rPr>
+          <w:rFonts w:ascii="Calibri" w:eastAsia="Times New Roman" w:hAnsi="Calibri" w:cs="Calibri"/>
+          <w:color w:val="222222"/>
+          <w:lang w:val="es-MX" w:eastAsia="es-MX"/>
+        </w:rPr>
+        <w:t>Validar: clic en Probar conexión...; si la prueba es exitosa, pulsar Finalizar</w:t>
       </w:r>
     </w:p>
     <w:p>
       <w:pPr>
-        <w:numPr>
-          <w:ilvl w:val="0"/>
-          <w:numId w:val="30"/>
-        </w:numPr>
-        <w:spacing w:before="100" w:beforeAutospacing="1" w:after="60" w:line="240" w:lineRule="auto"/>
-        <w:rPr>
-          <w:rFonts w:ascii="Calibri" w:eastAsia="Times New Roman" w:hAnsi="Calibri" w:cs="Calibri"/>
-          <w:color w:val="222222"/>
-          <w:lang w:val="es-MX" w:eastAsia="es-MX"/>
-        </w:rPr>
-      </w:pPr>
-      <w:r>
-        <w:rPr>
-          <w:rFonts w:ascii="Calibri" w:eastAsia="Times New Roman" w:hAnsi="Calibri" w:cs="Calibri"/>
-          <w:color w:val="222222"/>
-          <w:lang w:val="es-MX" w:eastAsia="es-MX"/>
-        </w:rPr>
-        <w:t>Probar la conexión (</w:t>
-      </w:r>
-      <w:r>
-        <w:rPr>
-          <w:rFonts w:ascii="Consolas" w:eastAsia="Times New Roman" w:hAnsi="Consolas" w:cs="Courier New"/>
-          <w:color w:val="7A0038"/>
-          <w:sz w:val="20"/>
-          <w:szCs w:val="20"/>
-          <w:lang w:val="es-MX" w:eastAsia="es-MX"/>
-        </w:rPr>
-        <w:t xml:space="preserve">Test </w:t>
-      </w:r>
-      <w:proofErr w:type="spellStart"/>
-      <w:r>
-        <w:rPr>
-          <w:rFonts w:ascii="Consolas" w:eastAsia="Times New Roman" w:hAnsi="Consolas" w:cs="Courier New"/>
-          <w:color w:val="7A0038"/>
-          <w:sz w:val="20"/>
-          <w:szCs w:val="20"/>
-          <w:lang w:val="es-MX" w:eastAsia="es-MX"/>
-        </w:rPr>
-        <w:t>Connection</w:t>
-      </w:r>
-      <w:proofErr w:type="spellEnd"/>
-      <w:r>
-        <w:rPr>
-          <w:rFonts w:ascii="Calibri" w:eastAsia="Times New Roman" w:hAnsi="Calibri" w:cs="Calibri"/>
-          <w:color w:val="222222"/>
-          <w:lang w:val="es-MX" w:eastAsia="es-MX"/>
-        </w:rPr>
-        <w:t>) y finalizar.</w:t>
+        <w:pStyle w:val="Prrafodelista"/>
+        <w:spacing w:before="100" w:beforeAutospacing="1" w:after="100" w:afterAutospacing="1" w:line="240" w:lineRule="auto"/>
+        <w:rPr>
+          <w:rFonts w:ascii="Calibri" w:eastAsia="Times New Roman" w:hAnsi="Calibri" w:cs="Calibri"/>
+          <w:color w:val="222222"/>
+          <w:lang w:val="es-MX" w:eastAsia="es-MX"/>
+        </w:rPr>
+      </w:pPr>
+      <w:r>
+        <w:rPr>
+          <w:rFonts w:ascii="Calibri" w:eastAsia="Times New Roman" w:hAnsi="Calibri" w:cs="Calibri"/>
+          <w:color w:val="222222"/>
+          <w:lang w:val="es-MX" w:eastAsia="es-MX"/>
+        </w:rPr>
+        <w:drawing>
+          <wp:inline distT="0" distB="0" distL="0" distR="0" wp14:anchorId="04B4BDAC" wp14:editId="6DA16132">
+            <wp:extent cx="3449448" cy="1863725"/>
+            <wp:effectExtent l="0" t="0" r="0" b="3175"/>
+            <wp:docPr id="1394264104" name="Imagen 1"/>
+            <wp:cNvGraphicFramePr>
+              <a:graphicFrameLocks xmlns:a="http://schemas.openxmlformats.org/drawingml/2006/main" noChangeAspect="1"/>
+            </wp:cNvGraphicFramePr>
+            <a:graphic xmlns:a="http://schemas.openxmlformats.org/drawingml/2006/main">
+              <a:graphicData uri="http://schemas.openxmlformats.org/drawingml/2006/picture">
+                <pic:pic xmlns:pic="http://schemas.openxmlformats.org/drawingml/2006/picture">
+                  <pic:nvPicPr>
+                    <pic:cNvPr id="1394264104" name=""/>
+                    <pic:cNvPicPr/>
+                  </pic:nvPicPr>
+                  <pic:blipFill>
+                    <a:blip r:embed="rId16"/>
+                    <a:stretch>
+                      <a:fillRect/>
+                    </a:stretch>
+                  </pic:blipFill>
+                  <pic:spPr>
+                    <a:xfrm>
+                      <a:off x="0" y="0"/>
+                      <a:ext cx="3450115" cy="1864085"/>
+                    </a:xfrm>
+                    <a:prstGeom prst="rect">
+                      <a:avLst/>
+                    </a:prstGeom>
+                  </pic:spPr>
+                </pic:pic>
+              </a:graphicData>
+            </a:graphic>
+          </wp:inline>
+        </w:drawing>
       </w:r>
     </w:p>
     <w:p>
       <w:pPr>
+        <w:pStyle w:val="Prrafodelista"/>
         <w:spacing w:before="100" w:beforeAutospacing="1" w:after="100" w:afterAutospacing="1" w:line="240" w:lineRule="auto"/>
         <w:rPr>
           <w:rFonts w:ascii="Calibri" w:eastAsia="Times New Roman" w:hAnsi="Calibri" w:cs="Calibri"/>
@@ -7062,60 +6934,25 @@
           <w:lang w:val="es-MX" w:eastAsia="es-MX"/>
         </w:rPr>
       </w:pPr>
-      <w:proofErr w:type="spellStart"/>
-      <w:r>
-        <w:rPr>
-          <w:rFonts w:ascii="Calibri" w:eastAsia="Times New Roman" w:hAnsi="Calibri" w:cs="Calibri"/>
-          <w:color w:val="222222"/>
-          <w:lang w:val="es-MX" w:eastAsia="es-MX"/>
-        </w:rPr>
-        <w:t>DBeaver</w:t>
-      </w:r>
-      <w:proofErr w:type="spellEnd"/>
-      <w:r>
-        <w:rPr>
-          <w:rFonts w:ascii="Calibri" w:eastAsia="Times New Roman" w:hAnsi="Calibri" w:cs="Calibri"/>
-          <w:color w:val="222222"/>
-          <w:lang w:val="es-MX" w:eastAsia="es-MX"/>
-        </w:rPr>
-        <w:t xml:space="preserve"> además ofrece autocompletado/predicción de variables, lo que facilita la escritura de </w:t>
-      </w:r>
-      <w:proofErr w:type="spellStart"/>
-      <w:r>
-        <w:rPr>
-          <w:rFonts w:ascii="Calibri" w:eastAsia="Times New Roman" w:hAnsi="Calibri" w:cs="Calibri"/>
-          <w:color w:val="222222"/>
-          <w:lang w:val="es-MX" w:eastAsia="es-MX"/>
-        </w:rPr>
-        <w:t>queries</w:t>
-      </w:r>
-      <w:proofErr w:type="spellEnd"/>
-      <w:r>
-        <w:rPr>
-          <w:rFonts w:ascii="Calibri" w:eastAsia="Times New Roman" w:hAnsi="Calibri" w:cs="Calibri"/>
-          <w:color w:val="222222"/>
-          <w:lang w:val="es-MX" w:eastAsia="es-MX"/>
-        </w:rPr>
-        <w:t>.</w:t>
-      </w:r>
     </w:p>
     <w:p>
       <w:pPr>
-        <w:spacing w:before="280" w:after="280" w:line="240" w:lineRule="auto"/>
-        <w:rPr>
-          <w:rFonts w:ascii="Calibri" w:eastAsia="Times New Roman" w:hAnsi="Calibri" w:cs="Calibri"/>
-          <w:color w:val="222222"/>
-          <w:lang w:val="es-MX" w:eastAsia="es-MX"/>
-        </w:rPr>
-      </w:pPr>
-      <w:r>
-        <w:rPr>
-          <w:rFonts w:ascii="Calibri" w:eastAsia="Times New Roman" w:hAnsi="Calibri" w:cs="Calibri"/>
-          <w:color w:val="222222"/>
+        <w:pStyle w:val="Prrafodelista"/>
+        <w:spacing w:before="100" w:beforeAutospacing="1" w:after="100" w:afterAutospacing="1" w:line="240" w:lineRule="auto"/>
+        <w:rPr>
+          <w:rFonts w:ascii="Calibri" w:eastAsia="Times New Roman" w:hAnsi="Calibri" w:cs="Calibri"/>
+          <w:b/>
+          <w:bCs/>
+          <w:color w:val="222222"/>
+          <w:lang w:val="es-MX" w:eastAsia="es-MX"/>
+        </w:rPr>
+      </w:pPr>
+      <w:r>
+        <w:rPr>
           <w:lang w:val="es-MX" w:eastAsia="es-MX"/>
         </w:rPr>
         <w:pict w14:anchorId="66A9F205">
-          <v:rect id="_x0000_i1209" style="width:0;height:1.5pt" o:hralign="center" o:hrstd="t" o:hr="t" fillcolor="#a0a0a0" stroked="f"/>
+          <v:rect id="_x0000_i1028" style="width:0;height:1.5pt" o:hralign="center" o:hrstd="t" o:hr="t" fillcolor="#a0a0a0" stroked="f"/>
         </w:pict>
       </w:r>
     </w:p>
@@ -7997,25 +7834,7 @@
           <w:color w:val="222222"/>
           <w:lang w:val="es-MX" w:eastAsia="es-MX"/>
         </w:rPr>
-        <w:t xml:space="preserve">El tipo de base de datos / </w:t>
-      </w:r>
-      <w:proofErr w:type="gramStart"/>
-      <w:r>
-        <w:rPr>
-          <w:rFonts w:ascii="Calibri" w:eastAsia="Times New Roman" w:hAnsi="Calibri" w:cs="Calibri"/>
-          <w:color w:val="222222"/>
-          <w:lang w:val="es-MX" w:eastAsia="es-MX"/>
-        </w:rPr>
-        <w:t>driver</w:t>
-      </w:r>
-      <w:proofErr w:type="gramEnd"/>
-      <w:r>
-        <w:rPr>
-          <w:rFonts w:ascii="Calibri" w:eastAsia="Times New Roman" w:hAnsi="Calibri" w:cs="Calibri"/>
-          <w:color w:val="222222"/>
-          <w:lang w:val="es-MX" w:eastAsia="es-MX"/>
-        </w:rPr>
-        <w:t xml:space="preserve"> es </w:t>
+        <w:t xml:space="preserve">El tipo de base de datos / driver es </w:t>
       </w:r>
       <w:r>
         <w:rPr>
@@ -8104,7 +7923,7 @@
           <w:lang w:val="es-MX" w:eastAsia="es-MX"/>
         </w:rPr>
         <w:pict w14:anchorId="20B6A00E">
-          <v:rect id="_x0000_i1210" style="width:0;height:1.5pt" o:hralign="center" o:hrstd="t" o:hr="t" fillcolor="#a0a0a0" stroked="f"/>
+          <v:rect id="_x0000_i1029" style="width:0;height:1.5pt" o:hralign="center" o:hrstd="t" o:hr="t" fillcolor="#a0a0a0" stroked="f"/>
         </w:pict>
       </w:r>
     </w:p>
@@ -8398,7 +8217,6 @@
           <w:color w:val="222222"/>
           <w:lang w:val="es-MX" w:eastAsia="es-MX"/>
         </w:rPr>
-        <w:lastRenderedPageBreak/>
         <w:t>Control:</w:t>
       </w:r>
       <w:r>
@@ -8449,6 +8267,7 @@
           <w:color w:val="222222"/>
           <w:lang w:val="es-MX" w:eastAsia="es-MX"/>
         </w:rPr>
+        <w:lastRenderedPageBreak/>
         <w:t>Espacio:</w:t>
       </w:r>
       <w:r>
@@ -8723,7 +8542,7 @@
           <w:lang w:val="es-MX" w:eastAsia="es-MX"/>
         </w:rPr>
         <w:pict w14:anchorId="192704B1">
-          <v:rect id="_x0000_i1211" style="width:0;height:1.5pt" o:hralign="center" o:hrstd="t" o:hr="t" fillcolor="#a0a0a0" stroked="f"/>
+          <v:rect id="_x0000_i1030" style="width:0;height:1.5pt" o:hralign="center" o:hrstd="t" o:hr="t" fillcolor="#a0a0a0" stroked="f"/>
         </w:pict>
       </w:r>
     </w:p>
@@ -9096,7 +8915,6 @@
         <w:t xml:space="preserve"> para consultas pesadas; en cierres contables el </w:t>
       </w:r>
       <w:proofErr w:type="spellStart"/>
-      <w:proofErr w:type="gramStart"/>
       <w:r>
         <w:rPr>
           <w:rFonts w:ascii="Calibri" w:eastAsia="Times New Roman" w:hAnsi="Calibri" w:cs="Calibri"/>
@@ -9106,7 +8924,6 @@
         <w:t>cluster</w:t>
       </w:r>
       <w:proofErr w:type="spellEnd"/>
-      <w:proofErr w:type="gramEnd"/>
       <w:r>
         <w:rPr>
           <w:rFonts w:ascii="Calibri" w:eastAsia="Times New Roman" w:hAnsi="Calibri" w:cs="Calibri"/>
@@ -9415,7 +9232,6 @@
           <w:color w:val="222222"/>
           <w:lang w:val="es-MX" w:eastAsia="es-MX"/>
         </w:rPr>
-        <w:lastRenderedPageBreak/>
         <w:t>Homologación geográfica:</w:t>
       </w:r>
       <w:r>
@@ -9460,8 +9276,9 @@
           <w:color w:val="222222"/>
           <w:lang w:val="es-MX" w:eastAsia="es-MX"/>
         </w:rPr>
+        <w:lastRenderedPageBreak/>
         <w:pict w14:anchorId="08EBB858">
-          <v:rect id="_x0000_i1212" style="width:0;height:1.5pt" o:hralign="center" o:hrstd="t" o:hr="t" fillcolor="#a0a0a0" stroked="f"/>
+          <v:rect id="_x0000_i1031" style="width:0;height:1.5pt" o:hralign="center" o:hrstd="t" o:hr="t" fillcolor="#a0a0a0" stroked="f"/>
         </w:pict>
       </w:r>
     </w:p>
@@ -9541,25 +9358,7 @@
           <w:color w:val="222222"/>
           <w:lang w:val="es-MX" w:eastAsia="es-MX"/>
         </w:rPr>
-        <w:t xml:space="preserve"> (solicitar permisos de acceso mediante caso/</w:t>
-      </w:r>
-      <w:proofErr w:type="gramStart"/>
-      <w:r>
-        <w:rPr>
-          <w:rFonts w:ascii="Calibri" w:eastAsia="Times New Roman" w:hAnsi="Calibri" w:cs="Calibri"/>
-          <w:color w:val="222222"/>
-          <w:lang w:val="es-MX" w:eastAsia="es-MX"/>
-        </w:rPr>
-        <w:t>ticket</w:t>
-      </w:r>
-      <w:proofErr w:type="gramEnd"/>
-      <w:r>
-        <w:rPr>
-          <w:rFonts w:ascii="Calibri" w:eastAsia="Times New Roman" w:hAnsi="Calibri" w:cs="Calibri"/>
-          <w:color w:val="222222"/>
-          <w:lang w:val="es-MX" w:eastAsia="es-MX"/>
-        </w:rPr>
-        <w:t>).</w:t>
+        <w:t xml:space="preserve"> (solicitar permisos de acceso mediante caso/ticket).</w:t>
       </w:r>
     </w:p>
     <w:p>
@@ -9818,7 +9617,7 @@
           <w:lang w:val="es-MX" w:eastAsia="es-MX"/>
         </w:rPr>
         <w:pict w14:anchorId="560BCABB">
-          <v:rect id="_x0000_i1213" style="width:0;height:1.5pt" o:hralign="center" o:hrstd="t" o:hr="t" fillcolor="#a0a0a0" stroked="f"/>
+          <v:rect id="_x0000_i1032" style="width:0;height:1.5pt" o:hralign="center" o:hrstd="t" o:hr="t" fillcolor="#a0a0a0" stroked="f"/>
         </w:pict>
       </w:r>
     </w:p>
@@ -10722,16 +10521,7 @@
           <w:color w:val="222222"/>
           <w:lang w:val="es-MX" w:eastAsia="es-MX"/>
         </w:rPr>
-        <w:t xml:space="preserve">. Incluye: </w:t>
-      </w:r>
-      <w:proofErr w:type="gramStart"/>
-      <w:r>
-        <w:rPr>
-          <w:rFonts w:ascii="Calibri" w:eastAsia="Times New Roman" w:hAnsi="Calibri" w:cs="Calibri"/>
-          <w:color w:val="222222"/>
-          <w:lang w:val="es-MX" w:eastAsia="es-MX"/>
-        </w:rPr>
-        <w:t xml:space="preserve">marca </w:t>
+        <w:t xml:space="preserve">. Incluye: marca </w:t>
       </w:r>
       <w:r>
         <w:rPr>
@@ -10741,18 +10531,7 @@
           <w:color w:val="222222"/>
           <w:lang w:val="es-MX" w:eastAsia="es-MX"/>
         </w:rPr>
-        <w:t>nuevo</w:t>
-      </w:r>
-      <w:proofErr w:type="gramEnd"/>
-      <w:r>
-        <w:rPr>
-          <w:rFonts w:ascii="Calibri" w:eastAsia="Times New Roman" w:hAnsi="Calibri" w:cs="Calibri"/>
-          <w:b/>
-          <w:bCs/>
-          <w:color w:val="222222"/>
-          <w:lang w:val="es-MX" w:eastAsia="es-MX"/>
-        </w:rPr>
-        <w:t>/renovado</w:t>
+        <w:t>nuevo/renovado</w:t>
       </w:r>
       <w:r>
         <w:rPr>
@@ -10889,7 +10668,6 @@
           <w:szCs w:val="20"/>
           <w:lang w:val="es-MX" w:eastAsia="es-MX"/>
         </w:rPr>
-        <w:lastRenderedPageBreak/>
         <w:t>current_record_flag</w:t>
       </w:r>
       <w:proofErr w:type="spellEnd"/>
@@ -11053,7 +10831,16 @@
           <w:color w:val="222222"/>
           <w:lang w:val="es-MX" w:eastAsia="es-MX"/>
         </w:rPr>
-        <w:t xml:space="preserve"> ni se usan como filtro. Alternativa: llaves lógicas (póliza + certificado), aunque por rendimiento en </w:t>
+        <w:t xml:space="preserve"> ni se usan como filtro. Alternativa: llaves lógicas (póliza + certificado), aunque por </w:t>
+      </w:r>
+      <w:r>
+        <w:rPr>
+          <w:rFonts w:ascii="Calibri" w:eastAsia="Times New Roman" w:hAnsi="Calibri" w:cs="Calibri"/>
+          <w:color w:val="222222"/>
+          <w:lang w:val="es-MX" w:eastAsia="es-MX"/>
+        </w:rPr>
+        <w:lastRenderedPageBreak/>
+        <w:t xml:space="preserve">rendimiento en </w:t>
       </w:r>
       <w:proofErr w:type="spellStart"/>
       <w:r>
@@ -11735,10 +11522,10 @@
       </w:pPr>
     </w:p>
     <w:sectPr>
-      <w:headerReference w:type="default" r:id="rId16"/>
-      <w:footerReference w:type="default" r:id="rId17"/>
-      <w:headerReference w:type="first" r:id="rId18"/>
-      <w:footerReference w:type="first" r:id="rId19"/>
+      <w:headerReference w:type="default" r:id="rId17"/>
+      <w:footerReference w:type="default" r:id="rId18"/>
+      <w:headerReference w:type="first" r:id="rId19"/>
+      <w:footerReference w:type="first" r:id="rId20"/>
       <w:pgSz w:w="11906" w:h="16838" w:code="9"/>
       <w:pgMar w:top="862" w:right="692" w:bottom="2302" w:left="692" w:header="578" w:footer="850" w:gutter="0"/>
       <w:cols w:space="720"/>
@@ -12665,7 +12452,7 @@
             </wp:anchor>
           </w:drawing>
         </mc:Choice>
-        <mc:Fallback xmlns:a14="http://schemas.microsoft.com/office/drawing/2010/main" xmlns:pic="http://schemas.openxmlformats.org/drawingml/2006/picture" xmlns:a16="http://schemas.microsoft.com/office/drawing/2014/main" xmlns:a="http://schemas.openxmlformats.org/drawingml/2006/main">
+        <mc:Fallback xmlns:a="http://schemas.openxmlformats.org/drawingml/2006/main" xmlns:a16="http://schemas.microsoft.com/office/drawing/2014/main" xmlns:pic="http://schemas.openxmlformats.org/drawingml/2006/picture" xmlns:a14="http://schemas.microsoft.com/office/drawing/2010/main">
           <w:pict>
             <v:rect id="Rectángulo 6" style="position:absolute;margin-left:27.4pt;margin-top:1.1pt;width:513.65pt;height:61.5pt;z-index:-251658229;visibility:visible;mso-wrap-style:square;mso-width-percent:0;mso-height-percent:0;mso-wrap-distance-left:9pt;mso-wrap-distance-top:0;mso-wrap-distance-right:9pt;mso-wrap-distance-bottom:0;mso-position-horizontal:absolute;mso-position-horizontal-relative:text;mso-position-vertical:absolute;mso-position-vertical-relative:text;mso-width-percent:0;mso-height-percent:0;mso-width-relative:margin;mso-height-relative:margin;v-text-anchor:middle" o:spid="_x0000_s1026" fillcolor="#e7e6e6 [3214]" stroked="f" strokeweight="1pt" w14:anchorId="5EB0B2BC" o:gfxdata="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"/>
           </w:pict>
@@ -12731,7 +12518,39 @@
                 <w14:bevel/>
               </w14:textOutline>
             </w:rPr>
-            <w:t>Manual de Usuario — Colombia Data Program (CDP)</w:t>
+            <w:t xml:space="preserve">Manual de Usuario — Colombia Data </w:t>
+          </w:r>
+          <w:proofErr w:type="spellStart"/>
+          <w:r>
+            <w:rPr>
+              <w:rFonts w:cs="Calibri"/>
+              <w:b/>
+              <w:bCs/>
+              <w:sz w:val="20"/>
+              <w:szCs w:val="20"/>
+              <w14:textOutline w14:w="9525" w14:cap="rnd" w14:cmpd="sng" w14:algn="ctr">
+                <w14:noFill/>
+                <w14:prstDash w14:val="solid"/>
+                <w14:bevel/>
+              </w14:textOutline>
+            </w:rPr>
+            <w:t>Program</w:t>
+          </w:r>
+          <w:proofErr w:type="spellEnd"/>
+          <w:r>
+            <w:rPr>
+              <w:rFonts w:cs="Calibri"/>
+              <w:b/>
+              <w:bCs/>
+              <w:sz w:val="20"/>
+              <w:szCs w:val="20"/>
+              <w14:textOutline w14:w="9525" w14:cap="rnd" w14:cmpd="sng" w14:algn="ctr">
+                <w14:noFill/>
+                <w14:prstDash w14:val="solid"/>
+                <w14:bevel/>
+              </w14:textOutline>
+            </w:rPr>
+            <w:t xml:space="preserve"> (CDP)</w:t>
           </w:r>
         </w:p>
       </w:tc>
@@ -13063,15 +12882,7 @@
               <w:sz w:val="20"/>
               <w:szCs w:val="20"/>
             </w:rPr>
-            <w:t xml:space="preserve">Vicepresidencia De </w:t>
-          </w:r>
-          <w:r>
-            <w:rPr>
-              <w:rFonts w:cs="Arial"/>
-              <w:sz w:val="20"/>
-              <w:szCs w:val="20"/>
-            </w:rPr>
-            <w:t>Tecnología</w:t>
+            <w:t>Vicepresidencia De Tecnología</w:t>
           </w:r>
         </w:p>
       </w:tc>
@@ -13637,6 +13448,119 @@
     </w:lvl>
   </w:abstractNum>
   <w:abstractNum w:abstractNumId="11" w15:restartNumberingAfterBreak="0">
+    <w:nsid w:val="02E652E1"/>
+    <w:multiLevelType w:val="hybridMultilevel"/>
+    <w:tmpl w:val="87F43D3C"/>
+    <w:lvl w:ilvl="0" w:tplc="080A0001">
+      <w:start w:val="1"/>
+      <w:numFmt w:val="bullet"/>
+      <w:lvlText w:val=""/>
+      <w:lvlJc w:val="left"/>
+      <w:pPr>
+        <w:ind w:left="720" w:hanging="360"/>
+      </w:pPr>
+      <w:rPr>
+        <w:rFonts w:ascii="Symbol" w:hAnsi="Symbol" w:hint="default"/>
+      </w:rPr>
+    </w:lvl>
+    <w:lvl w:ilvl="1" w:tplc="080A0003" w:tentative="1">
+      <w:start w:val="1"/>
+      <w:numFmt w:val="bullet"/>
+      <w:lvlText w:val="o"/>
+      <w:lvlJc w:val="left"/>
+      <w:pPr>
+        <w:ind w:left="1440" w:hanging="360"/>
+      </w:pPr>
+      <w:rPr>
+        <w:rFonts w:ascii="Courier New" w:hAnsi="Courier New" w:cs="Courier New" w:hint="default"/>
+      </w:rPr>
+    </w:lvl>
+    <w:lvl w:ilvl="2" w:tplc="080A0005" w:tentative="1">
+      <w:start w:val="1"/>
+      <w:numFmt w:val="bullet"/>
+      <w:lvlText w:val=""/>
+      <w:lvlJc w:val="left"/>
+      <w:pPr>
+        <w:ind w:left="2160" w:hanging="360"/>
+      </w:pPr>
+      <w:rPr>
+        <w:rFonts w:ascii="Wingdings" w:hAnsi="Wingdings" w:hint="default"/>
+      </w:rPr>
+    </w:lvl>
+    <w:lvl w:ilvl="3" w:tplc="080A0001" w:tentative="1">
+      <w:start w:val="1"/>
+      <w:numFmt w:val="bullet"/>
+      <w:lvlText w:val=""/>
+      <w:lvlJc w:val="left"/>
+      <w:pPr>
+        <w:ind w:left="2880" w:hanging="360"/>
+      </w:pPr>
+      <w:rPr>
+        <w:rFonts w:ascii="Symbol" w:hAnsi="Symbol" w:hint="default"/>
+      </w:rPr>
+    </w:lvl>
+    <w:lvl w:ilvl="4" w:tplc="080A0003" w:tentative="1">
+      <w:start w:val="1"/>
+      <w:numFmt w:val="bullet"/>
+      <w:lvlText w:val="o"/>
+      <w:lvlJc w:val="left"/>
+      <w:pPr>
+        <w:ind w:left="3600" w:hanging="360"/>
+      </w:pPr>
+      <w:rPr>
+        <w:rFonts w:ascii="Courier New" w:hAnsi="Courier New" w:cs="Courier New" w:hint="default"/>
+      </w:rPr>
+    </w:lvl>
+    <w:lvl w:ilvl="5" w:tplc="080A0005" w:tentative="1">
+      <w:start w:val="1"/>
+      <w:numFmt w:val="bullet"/>
+      <w:lvlText w:val=""/>
+      <w:lvlJc w:val="left"/>
+      <w:pPr>
+        <w:ind w:left="4320" w:hanging="360"/>
+      </w:pPr>
+      <w:rPr>
+        <w:rFonts w:ascii="Wingdings" w:hAnsi="Wingdings" w:hint="default"/>
+      </w:rPr>
+    </w:lvl>
+    <w:lvl w:ilvl="6" w:tplc="080A0001" w:tentative="1">
+      <w:start w:val="1"/>
+      <w:numFmt w:val="bullet"/>
+      <w:lvlText w:val=""/>
+      <w:lvlJc w:val="left"/>
+      <w:pPr>
+        <w:ind w:left="5040" w:hanging="360"/>
+      </w:pPr>
+      <w:rPr>
+        <w:rFonts w:ascii="Symbol" w:hAnsi="Symbol" w:hint="default"/>
+      </w:rPr>
+    </w:lvl>
+    <w:lvl w:ilvl="7" w:tplc="080A0003" w:tentative="1">
+      <w:start w:val="1"/>
+      <w:numFmt w:val="bullet"/>
+      <w:lvlText w:val="o"/>
+      <w:lvlJc w:val="left"/>
+      <w:pPr>
+        <w:ind w:left="5760" w:hanging="360"/>
+      </w:pPr>
+      <w:rPr>
+        <w:rFonts w:ascii="Courier New" w:hAnsi="Courier New" w:cs="Courier New" w:hint="default"/>
+      </w:rPr>
+    </w:lvl>
+    <w:lvl w:ilvl="8" w:tplc="080A0005" w:tentative="1">
+      <w:start w:val="1"/>
+      <w:numFmt w:val="bullet"/>
+      <w:lvlText w:val=""/>
+      <w:lvlJc w:val="left"/>
+      <w:pPr>
+        <w:ind w:left="6480" w:hanging="360"/>
+      </w:pPr>
+      <w:rPr>
+        <w:rFonts w:ascii="Wingdings" w:hAnsi="Wingdings" w:hint="default"/>
+      </w:rPr>
+    </w:lvl>
+  </w:abstractNum>
+  <w:abstractNum w:abstractNumId="12" w15:restartNumberingAfterBreak="0">
     <w:nsid w:val="03BA1A20"/>
     <w:multiLevelType w:val="multilevel"/>
     <w:tmpl w:val="D4A20D22"/>
@@ -13785,7 +13709,7 @@
       </w:rPr>
     </w:lvl>
   </w:abstractNum>
-  <w:abstractNum w:abstractNumId="12" w15:restartNumberingAfterBreak="0">
+  <w:abstractNum w:abstractNumId="13" w15:restartNumberingAfterBreak="0">
     <w:nsid w:val="10CE5750"/>
     <w:multiLevelType w:val="multilevel"/>
     <w:tmpl w:val="A27AA604"/>
@@ -13902,7 +13826,7 @@
       </w:pPr>
     </w:lvl>
   </w:abstractNum>
-  <w:abstractNum w:abstractNumId="13" w15:restartNumberingAfterBreak="0">
+  <w:abstractNum w:abstractNumId="14" w15:restartNumberingAfterBreak="0">
     <w:nsid w:val="1EF71DD0"/>
     <w:multiLevelType w:val="hybridMultilevel"/>
     <w:tmpl w:val="CE6A44C8"/>
@@ -14015,7 +13939,7 @@
       </w:rPr>
     </w:lvl>
   </w:abstractNum>
-  <w:abstractNum w:abstractNumId="14" w15:restartNumberingAfterBreak="0">
+  <w:abstractNum w:abstractNumId="15" w15:restartNumberingAfterBreak="0">
     <w:nsid w:val="23971B5B"/>
     <w:multiLevelType w:val="multilevel"/>
     <w:tmpl w:val="5DB8D7F8"/>
@@ -14164,7 +14088,93 @@
       </w:rPr>
     </w:lvl>
   </w:abstractNum>
-  <w:abstractNum w:abstractNumId="15" w15:restartNumberingAfterBreak="0">
+  <w:abstractNum w:abstractNumId="16" w15:restartNumberingAfterBreak="0">
+    <w:nsid w:val="23A23E68"/>
+    <w:multiLevelType w:val="hybridMultilevel"/>
+    <w:tmpl w:val="B0AEB212"/>
+    <w:lvl w:ilvl="0" w:tplc="080A000F">
+      <w:start w:val="1"/>
+      <w:numFmt w:val="decimal"/>
+      <w:lvlText w:val="%1."/>
+      <w:lvlJc w:val="left"/>
+      <w:pPr>
+        <w:ind w:left="720" w:hanging="360"/>
+      </w:pPr>
+    </w:lvl>
+    <w:lvl w:ilvl="1" w:tplc="080A0019" w:tentative="1">
+      <w:start w:val="1"/>
+      <w:numFmt w:val="lowerLetter"/>
+      <w:lvlText w:val="%2."/>
+      <w:lvlJc w:val="left"/>
+      <w:pPr>
+        <w:ind w:left="1440" w:hanging="360"/>
+      </w:pPr>
+    </w:lvl>
+    <w:lvl w:ilvl="2" w:tplc="080A001B" w:tentative="1">
+      <w:start w:val="1"/>
+      <w:numFmt w:val="lowerRoman"/>
+      <w:lvlText w:val="%3."/>
+      <w:lvlJc w:val="right"/>
+      <w:pPr>
+        <w:ind w:left="2160" w:hanging="180"/>
+      </w:pPr>
+    </w:lvl>
+    <w:lvl w:ilvl="3" w:tplc="080A000F" w:tentative="1">
+      <w:start w:val="1"/>
+      <w:numFmt w:val="decimal"/>
+      <w:lvlText w:val="%4."/>
+      <w:lvlJc w:val="left"/>
+      <w:pPr>
+        <w:ind w:left="2880" w:hanging="360"/>
+      </w:pPr>
+    </w:lvl>
+    <w:lvl w:ilvl="4" w:tplc="080A0019" w:tentative="1">
+      <w:start w:val="1"/>
+      <w:numFmt w:val="lowerLetter"/>
+      <w:lvlText w:val="%5."/>
+      <w:lvlJc w:val="left"/>
+      <w:pPr>
+        <w:ind w:left="3600" w:hanging="360"/>
+      </w:pPr>
+    </w:lvl>
+    <w:lvl w:ilvl="5" w:tplc="080A001B" w:tentative="1">
+      <w:start w:val="1"/>
+      <w:numFmt w:val="lowerRoman"/>
+      <w:lvlText w:val="%6."/>
+      <w:lvlJc w:val="right"/>
+      <w:pPr>
+        <w:ind w:left="4320" w:hanging="180"/>
+      </w:pPr>
+    </w:lvl>
+    <w:lvl w:ilvl="6" w:tplc="080A000F" w:tentative="1">
+      <w:start w:val="1"/>
+      <w:numFmt w:val="decimal"/>
+      <w:lvlText w:val="%7."/>
+      <w:lvlJc w:val="left"/>
+      <w:pPr>
+        <w:ind w:left="5040" w:hanging="360"/>
+      </w:pPr>
+    </w:lvl>
+    <w:lvl w:ilvl="7" w:tplc="080A0019" w:tentative="1">
+      <w:start w:val="1"/>
+      <w:numFmt w:val="lowerLetter"/>
+      <w:lvlText w:val="%8."/>
+      <w:lvlJc w:val="left"/>
+      <w:pPr>
+        <w:ind w:left="5760" w:hanging="360"/>
+      </w:pPr>
+    </w:lvl>
+    <w:lvl w:ilvl="8" w:tplc="080A001B" w:tentative="1">
+      <w:start w:val="1"/>
+      <w:numFmt w:val="lowerRoman"/>
+      <w:lvlText w:val="%9."/>
+      <w:lvlJc w:val="right"/>
+      <w:pPr>
+        <w:ind w:left="6480" w:hanging="180"/>
+      </w:pPr>
+    </w:lvl>
+  </w:abstractNum>
+  <w:abstractNum w:abstractNumId="17" w15:restartNumberingAfterBreak="0">
     <w:nsid w:val="2B231581"/>
     <w:multiLevelType w:val="multilevel"/>
     <w:tmpl w:val="71E613F4"/>
@@ -14277,7 +14287,7 @@
       </w:pPr>
     </w:lvl>
   </w:abstractNum>
-  <w:abstractNum w:abstractNumId="16" w15:restartNumberingAfterBreak="0">
+  <w:abstractNum w:abstractNumId="18" w15:restartNumberingAfterBreak="0">
     <w:nsid w:val="2FEB78BA"/>
     <w:multiLevelType w:val="hybridMultilevel"/>
     <w:tmpl w:val="7FD8F74E"/>
@@ -14390,7 +14400,7 @@
       </w:rPr>
     </w:lvl>
   </w:abstractNum>
-  <w:abstractNum w:abstractNumId="17" w15:restartNumberingAfterBreak="0">
+  <w:abstractNum w:abstractNumId="19" w15:restartNumberingAfterBreak="0">
     <w:nsid w:val="333123E8"/>
     <w:multiLevelType w:val="multilevel"/>
     <w:tmpl w:val="682CFC62"/>
@@ -14539,7 +14549,7 @@
       </w:rPr>
     </w:lvl>
   </w:abstractNum>
-  <w:abstractNum w:abstractNumId="18" w15:restartNumberingAfterBreak="0">
+  <w:abstractNum w:abstractNumId="20" w15:restartNumberingAfterBreak="0">
     <w:nsid w:val="37C840CD"/>
     <w:multiLevelType w:val="multilevel"/>
     <w:tmpl w:val="5082DF14"/>
@@ -14652,7 +14662,7 @@
       </w:pPr>
     </w:lvl>
   </w:abstractNum>
-  <w:abstractNum w:abstractNumId="19" w15:restartNumberingAfterBreak="0">
+  <w:abstractNum w:abstractNumId="21" w15:restartNumberingAfterBreak="0">
     <w:nsid w:val="3A470866"/>
     <w:multiLevelType w:val="multilevel"/>
     <w:tmpl w:val="B49AF0B0"/>
@@ -14801,7 +14811,7 @@
       </w:rPr>
     </w:lvl>
   </w:abstractNum>
-  <w:abstractNum w:abstractNumId="20" w15:restartNumberingAfterBreak="0">
+  <w:abstractNum w:abstractNumId="22" w15:restartNumberingAfterBreak="0">
     <w:nsid w:val="3A743F9F"/>
     <w:multiLevelType w:val="hybridMultilevel"/>
     <w:tmpl w:val="AA0C2D98"/>
@@ -14913,7 +14923,7 @@
       </w:rPr>
     </w:lvl>
   </w:abstractNum>
-  <w:abstractNum w:abstractNumId="21" w15:restartNumberingAfterBreak="0">
+  <w:abstractNum w:abstractNumId="23" w15:restartNumberingAfterBreak="0">
     <w:nsid w:val="45E06F91"/>
     <w:multiLevelType w:val="hybridMultilevel"/>
     <w:tmpl w:val="C100BADE"/>
@@ -15026,7 +15036,7 @@
       </w:rPr>
     </w:lvl>
   </w:abstractNum>
-  <w:abstractNum w:abstractNumId="22" w15:restartNumberingAfterBreak="0">
+  <w:abstractNum w:abstractNumId="24" w15:restartNumberingAfterBreak="0">
     <w:nsid w:val="463E0391"/>
     <w:multiLevelType w:val="hybridMultilevel"/>
     <w:tmpl w:val="3F46BBDC"/>
@@ -15139,7 +15149,7 @@
       </w:rPr>
     </w:lvl>
   </w:abstractNum>
-  <w:abstractNum w:abstractNumId="23" w15:restartNumberingAfterBreak="0">
+  <w:abstractNum w:abstractNumId="25" w15:restartNumberingAfterBreak="0">
     <w:nsid w:val="47B076DC"/>
     <w:multiLevelType w:val="multilevel"/>
     <w:tmpl w:val="54D286DE"/>
@@ -15288,7 +15298,7 @@
       </w:rPr>
     </w:lvl>
   </w:abstractNum>
-  <w:abstractNum w:abstractNumId="24" w15:restartNumberingAfterBreak="0">
+  <w:abstractNum w:abstractNumId="26" w15:restartNumberingAfterBreak="0">
     <w:nsid w:val="4DFF006B"/>
     <w:multiLevelType w:val="hybridMultilevel"/>
     <w:tmpl w:val="55D8D1E6"/>
@@ -15374,7 +15384,7 @@
       </w:pPr>
     </w:lvl>
   </w:abstractNum>
-  <w:abstractNum w:abstractNumId="25" w15:restartNumberingAfterBreak="0">
+  <w:abstractNum w:abstractNumId="27" w15:restartNumberingAfterBreak="0">
     <w:nsid w:val="51A446D2"/>
     <w:multiLevelType w:val="multilevel"/>
     <w:tmpl w:val="6146491C"/>
@@ -15523,7 +15533,7 @@
       </w:rPr>
     </w:lvl>
   </w:abstractNum>
-  <w:abstractNum w:abstractNumId="26" w15:restartNumberingAfterBreak="0">
+  <w:abstractNum w:abstractNumId="28" w15:restartNumberingAfterBreak="0">
     <w:nsid w:val="54213A40"/>
     <w:multiLevelType w:val="hybridMultilevel"/>
     <w:tmpl w:val="E670FFF4"/>
@@ -15636,7 +15646,7 @@
       </w:rPr>
     </w:lvl>
   </w:abstractNum>
-  <w:abstractNum w:abstractNumId="27" w15:restartNumberingAfterBreak="0">
+  <w:abstractNum w:abstractNumId="29" w15:restartNumberingAfterBreak="0">
     <w:nsid w:val="561061EF"/>
     <w:multiLevelType w:val="hybridMultilevel"/>
     <w:tmpl w:val="155E3B92"/>
@@ -15748,7 +15758,7 @@
       </w:rPr>
     </w:lvl>
   </w:abstractNum>
-  <w:abstractNum w:abstractNumId="28" w15:restartNumberingAfterBreak="0">
+  <w:abstractNum w:abstractNumId="30" w15:restartNumberingAfterBreak="0">
     <w:nsid w:val="579008CF"/>
     <w:multiLevelType w:val="multilevel"/>
     <w:tmpl w:val="43266260"/>
@@ -15861,7 +15871,7 @@
       </w:pPr>
     </w:lvl>
   </w:abstractNum>
-  <w:abstractNum w:abstractNumId="29" w15:restartNumberingAfterBreak="0">
+  <w:abstractNum w:abstractNumId="31" w15:restartNumberingAfterBreak="0">
     <w:nsid w:val="57D67312"/>
     <w:multiLevelType w:val="multilevel"/>
     <w:tmpl w:val="78E8C3A6"/>
@@ -16010,7 +16020,7 @@
       </w:rPr>
     </w:lvl>
   </w:abstractNum>
-  <w:abstractNum w:abstractNumId="30" w15:restartNumberingAfterBreak="0">
+  <w:abstractNum w:abstractNumId="32" w15:restartNumberingAfterBreak="0">
     <w:nsid w:val="58835CAD"/>
     <w:multiLevelType w:val="multilevel"/>
     <w:tmpl w:val="5126B618"/>
@@ -16159,7 +16169,96 @@
       </w:rPr>
     </w:lvl>
   </w:abstractNum>
-  <w:abstractNum w:abstractNumId="31" w15:restartNumberingAfterBreak="0">
+  <w:abstractNum w:abstractNumId="33" w15:restartNumberingAfterBreak="0">
+    <w:nsid w:val="5A984987"/>
+    <w:multiLevelType w:val="hybridMultilevel"/>
+    <w:tmpl w:val="87D43EC0"/>
+    <w:lvl w:ilvl="0" w:tplc="080A0001">
+      <w:start w:val="1"/>
+      <w:numFmt w:val="bullet"/>
+      <w:lvlText w:val=""/>
+      <w:lvlJc w:val="left"/>
+      <w:pPr>
+        <w:ind w:left="1800" w:hanging="360"/>
+      </w:pPr>
+      <w:rPr>
+        <w:rFonts w:ascii="Symbol" w:hAnsi="Symbol" w:hint="default"/>
+      </w:rPr>
+    </w:lvl>
+    <w:lvl w:ilvl="1" w:tplc="FFFFFFFF" w:tentative="1">
+      <w:start w:val="1"/>
+      <w:numFmt w:val="lowerLetter"/>
+      <w:lvlText w:val="%2."/>
+      <w:lvlJc w:val="left"/>
+      <w:pPr>
+        <w:ind w:left="2520" w:hanging="360"/>
+      </w:pPr>
+    </w:lvl>
+    <w:lvl w:ilvl="2" w:tplc="FFFFFFFF" w:tentative="1">
+      <w:start w:val="1"/>
+      <w:numFmt w:val="lowerRoman"/>
+      <w:lvlText w:val="%3."/>
+      <w:lvlJc w:val="right"/>
+      <w:pPr>
+        <w:ind w:left="3240" w:hanging="180"/>
+      </w:pPr>
+    </w:lvl>
+    <w:lvl w:ilvl="3" w:tplc="FFFFFFFF" w:tentative="1">
+      <w:start w:val="1"/>
+      <w:numFmt w:val="decimal"/>
+      <w:lvlText w:val="%4."/>
+      <w:lvlJc w:val="left"/>
+      <w:pPr>
+        <w:ind w:left="3960" w:hanging="360"/>
+      </w:pPr>
+    </w:lvl>
+    <w:lvl w:ilvl="4" w:tplc="FFFFFFFF" w:tentative="1">
+      <w:start w:val="1"/>
+      <w:numFmt w:val="lowerLetter"/>
+      <w:lvlText w:val="%5."/>
+      <w:lvlJc w:val="left"/>
+      <w:pPr>
+        <w:ind w:left="4680" w:hanging="360"/>
+      </w:pPr>
+    </w:lvl>
+    <w:lvl w:ilvl="5" w:tplc="FFFFFFFF" w:tentative="1">
+      <w:start w:val="1"/>
+      <w:numFmt w:val="lowerRoman"/>
+      <w:lvlText w:val="%6."/>
+      <w:lvlJc w:val="right"/>
+      <w:pPr>
+        <w:ind w:left="5400" w:hanging="180"/>
+      </w:pPr>
+    </w:lvl>
+    <w:lvl w:ilvl="6" w:tplc="FFFFFFFF" w:tentative="1">
+      <w:start w:val="1"/>
+      <w:numFmt w:val="decimal"/>
+      <w:lvlText w:val="%7."/>
+      <w:lvlJc w:val="left"/>
+      <w:pPr>
+        <w:ind w:left="6120" w:hanging="360"/>
+      </w:pPr>
+    </w:lvl>
+    <w:lvl w:ilvl="7" w:tplc="FFFFFFFF" w:tentative="1">
+      <w:start w:val="1"/>
+      <w:numFmt w:val="lowerLetter"/>
+      <w:lvlText w:val="%8."/>
+      <w:lvlJc w:val="left"/>
+      <w:pPr>
+        <w:ind w:left="6840" w:hanging="360"/>
+      </w:pPr>
+    </w:lvl>
+    <w:lvl w:ilvl="8" w:tplc="FFFFFFFF" w:tentative="1">
+      <w:start w:val="1"/>
+      <w:numFmt w:val="lowerRoman"/>
+      <w:lvlText w:val="%9."/>
+      <w:lvlJc w:val="right"/>
+      <w:pPr>
+        <w:ind w:left="7560" w:hanging="180"/>
+      </w:pPr>
+    </w:lvl>
+  </w:abstractNum>
+  <w:abstractNum w:abstractNumId="34" w15:restartNumberingAfterBreak="0">
     <w:nsid w:val="5CA85450"/>
     <w:multiLevelType w:val="multilevel"/>
     <w:tmpl w:val="9A78941C"/>
@@ -16308,10 +16407,10 @@
       </w:rPr>
     </w:lvl>
   </w:abstractNum>
-  <w:abstractNum w:abstractNumId="32" w15:restartNumberingAfterBreak="0">
+  <w:abstractNum w:abstractNumId="35" w15:restartNumberingAfterBreak="0">
     <w:nsid w:val="5D170606"/>
     <w:multiLevelType w:val="multilevel"/>
-    <w:tmpl w:val="6D720C3E"/>
+    <w:tmpl w:val="04CA191E"/>
     <w:lvl w:ilvl="0">
       <w:start w:val="1"/>
       <w:numFmt w:val="bullet"/>
@@ -16328,36 +16427,28 @@
         <w:sz w:val="20"/>
       </w:rPr>
     </w:lvl>
-    <w:lvl w:ilvl="1" w:tentative="1">
+    <w:lvl w:ilvl="1">
       <w:start w:val="1"/>
+      <w:numFmt w:val="decimal"/>
+      <w:lvlText w:val="%2."/>
+      <w:lvlJc w:val="left"/>
+      <w:pPr>
+        <w:ind w:left="1440" w:hanging="360"/>
+      </w:pPr>
+      <w:rPr>
+        <w:rFonts w:hint="default"/>
+      </w:rPr>
+    </w:lvl>
+    <w:lvl w:ilvl="2">
+      <w:start w:val="3"/>
       <w:numFmt w:val="bullet"/>
-      <w:lvlText w:val="o"/>
+      <w:lvlText w:val="-"/>
       <w:lvlJc w:val="left"/>
       <w:pPr>
-        <w:tabs>
-          <w:tab w:val="num" w:pos="1440"/>
-        </w:tabs>
-        <w:ind w:left="1440" w:hanging="360"/>
-      </w:pPr>
-      <w:rPr>
-        <w:rFonts w:ascii="Courier New" w:hAnsi="Courier New" w:hint="default"/>
-        <w:sz w:val="20"/>
-      </w:rPr>
-    </w:lvl>
-    <w:lvl w:ilvl="2" w:tentative="1">
-      <w:start w:val="1"/>
-      <w:numFmt w:val="bullet"/>
-      <w:lvlText w:val=""/>
-      <w:lvlJc w:val="left"/>
-      <w:pPr>
-        <w:tabs>
-          <w:tab w:val="num" w:pos="2160"/>
-        </w:tabs>
         <w:ind w:left="2160" w:hanging="360"/>
       </w:pPr>
       <w:rPr>
-        <w:rFonts w:ascii="Wingdings" w:hAnsi="Wingdings" w:hint="default"/>
-        <w:sz w:val="20"/>
+        <w:rFonts w:ascii="Calibri" w:eastAsia="Times New Roman" w:hAnsi="Calibri" w:cs="Calibri" w:hint="default"/>
       </w:rPr>
     </w:lvl>
     <w:lvl w:ilvl="3" w:tentative="1">
@@ -16457,7 +16548,7 @@
       </w:rPr>
     </w:lvl>
   </w:abstractNum>
-  <w:abstractNum w:abstractNumId="33" w15:restartNumberingAfterBreak="0">
+  <w:abstractNum w:abstractNumId="36" w15:restartNumberingAfterBreak="0">
     <w:nsid w:val="5F865A7A"/>
     <w:multiLevelType w:val="multilevel"/>
     <w:tmpl w:val="7B282AB6"/>
@@ -16606,7 +16697,7 @@
       </w:rPr>
     </w:lvl>
   </w:abstractNum>
-  <w:abstractNum w:abstractNumId="34" w15:restartNumberingAfterBreak="0">
+  <w:abstractNum w:abstractNumId="37" w15:restartNumberingAfterBreak="0">
     <w:nsid w:val="67184C0F"/>
     <w:multiLevelType w:val="multilevel"/>
     <w:tmpl w:val="3328E944"/>
@@ -16719,7 +16810,93 @@
       </w:pPr>
     </w:lvl>
   </w:abstractNum>
-  <w:abstractNum w:abstractNumId="35" w15:restartNumberingAfterBreak="0">
+  <w:abstractNum w:abstractNumId="38" w15:restartNumberingAfterBreak="0">
+    <w:nsid w:val="707A4890"/>
+    <w:multiLevelType w:val="hybridMultilevel"/>
+    <w:tmpl w:val="0652DEEA"/>
+    <w:lvl w:ilvl="0" w:tplc="080A000F">
+      <w:start w:val="1"/>
+      <w:numFmt w:val="decimal"/>
+      <w:lvlText w:val="%1."/>
+      <w:lvlJc w:val="left"/>
+      <w:pPr>
+        <w:ind w:left="720" w:hanging="360"/>
+      </w:pPr>
+    </w:lvl>
+    <w:lvl w:ilvl="1" w:tplc="080A0019" w:tentative="1">
+      <w:start w:val="1"/>
+      <w:numFmt w:val="lowerLetter"/>
+      <w:lvlText w:val="%2."/>
+      <w:lvlJc w:val="left"/>
+      <w:pPr>
+        <w:ind w:left="1440" w:hanging="360"/>
+      </w:pPr>
+    </w:lvl>
+    <w:lvl w:ilvl="2" w:tplc="080A001B">
+      <w:start w:val="1"/>
+      <w:numFmt w:val="lowerRoman"/>
+      <w:lvlText w:val="%3."/>
+      <w:lvlJc w:val="right"/>
+      <w:pPr>
+        <w:ind w:left="2160" w:hanging="180"/>
+      </w:pPr>
+    </w:lvl>
+    <w:lvl w:ilvl="3" w:tplc="080A000F" w:tentative="1">
+      <w:start w:val="1"/>
+      <w:numFmt w:val="decimal"/>
+      <w:lvlText w:val="%4."/>
+      <w:lvlJc w:val="left"/>
+      <w:pPr>
+        <w:ind w:left="2880" w:hanging="360"/>
+      </w:pPr>
+    </w:lvl>
+    <w:lvl w:ilvl="4" w:tplc="080A0019" w:tentative="1">
+      <w:start w:val="1"/>
+      <w:numFmt w:val="lowerLetter"/>
+      <w:lvlText w:val="%5."/>
+      <w:lvlJc w:val="left"/>
+      <w:pPr>
+        <w:ind w:left="3600" w:hanging="360"/>
+      </w:pPr>
+    </w:lvl>
+    <w:lvl w:ilvl="5" w:tplc="080A001B" w:tentative="1">
+      <w:start w:val="1"/>
+      <w:numFmt w:val="lowerRoman"/>
+      <w:lvlText w:val="%6."/>
+      <w:lvlJc w:val="right"/>
+      <w:pPr>
+        <w:ind w:left="4320" w:hanging="180"/>
+      </w:pPr>
+    </w:lvl>
+    <w:lvl w:ilvl="6" w:tplc="080A000F" w:tentative="1">
+      <w:start w:val="1"/>
+      <w:numFmt w:val="decimal"/>
+      <w:lvlText w:val="%7."/>
+      <w:lvlJc w:val="left"/>
+      <w:pPr>
+        <w:ind w:left="5040" w:hanging="360"/>
+      </w:pPr>
+    </w:lvl>
+    <w:lvl w:ilvl="7" w:tplc="080A0019" w:tentative="1">
+      <w:start w:val="1"/>
+      <w:numFmt w:val="lowerLetter"/>
+      <w:lvlText w:val="%8."/>
+      <w:lvlJc w:val="left"/>
+      <w:pPr>
+        <w:ind w:left="5760" w:hanging="360"/>
+      </w:pPr>
+    </w:lvl>
+    <w:lvl w:ilvl="8" w:tplc="080A001B" w:tentative="1">
+      <w:start w:val="1"/>
+      <w:numFmt w:val="lowerRoman"/>
+      <w:lvlText w:val="%9."/>
+      <w:lvlJc w:val="right"/>
+      <w:pPr>
+        <w:ind w:left="6480" w:hanging="180"/>
+      </w:pPr>
+    </w:lvl>
+  </w:abstractNum>
+  <w:abstractNum w:abstractNumId="39" w15:restartNumberingAfterBreak="0">
     <w:nsid w:val="761265E0"/>
     <w:multiLevelType w:val="hybridMultilevel"/>
     <w:tmpl w:val="B7C6DC4E"/>
@@ -16863,82 +17040,94 @@
     <w:abstractNumId w:val="0"/>
   </w:num>
   <w:num w:numId="11" w16cid:durableId="372115657">
-    <w:abstractNumId w:val="13"/>
+    <w:abstractNumId w:val="14"/>
   </w:num>
   <w:num w:numId="12" w16cid:durableId="528956629">
+    <w:abstractNumId w:val="24"/>
+  </w:num>
+  <w:num w:numId="13" w16cid:durableId="778456217">
+    <w:abstractNumId w:val="39"/>
+  </w:num>
+  <w:num w:numId="14" w16cid:durableId="1854301345">
     <w:abstractNumId w:val="22"/>
   </w:num>
-  <w:num w:numId="13" w16cid:durableId="778456217">
-    <w:abstractNumId w:val="35"/>
-  </w:num>
-  <w:num w:numId="14" w16cid:durableId="1854301345">
-    <w:abstractNumId w:val="20"/>
-  </w:num>
   <w:num w:numId="15" w16cid:durableId="1681852400">
-    <w:abstractNumId w:val="27"/>
+    <w:abstractNumId w:val="29"/>
   </w:num>
   <w:num w:numId="16" w16cid:durableId="199825462">
     <w:abstractNumId w:val="10"/>
   </w:num>
   <w:num w:numId="17" w16cid:durableId="1942715725">
-    <w:abstractNumId w:val="24"/>
+    <w:abstractNumId w:val="26"/>
   </w:num>
   <w:num w:numId="18" w16cid:durableId="1405832708">
+    <w:abstractNumId w:val="23"/>
+  </w:num>
+  <w:num w:numId="19" w16cid:durableId="1589658960">
+    <w:abstractNumId w:val="28"/>
+  </w:num>
+  <w:num w:numId="20" w16cid:durableId="2055805447">
+    <w:abstractNumId w:val="18"/>
+  </w:num>
+  <w:num w:numId="21" w16cid:durableId="460853040">
     <w:abstractNumId w:val="21"/>
   </w:num>
-  <w:num w:numId="19" w16cid:durableId="1589658960">
-    <w:abstractNumId w:val="26"/>
+  <w:num w:numId="22" w16cid:durableId="1494487589">
+    <w:abstractNumId w:val="20"/>
   </w:num>
-  <w:num w:numId="20" w16cid:durableId="2055805447">
+  <w:num w:numId="23" w16cid:durableId="1380326999">
+    <w:abstractNumId w:val="34"/>
+  </w:num>
+  <w:num w:numId="24" w16cid:durableId="2102942357">
+    <w:abstractNumId w:val="17"/>
+  </w:num>
+  <w:num w:numId="25" w16cid:durableId="469979017">
+    <w:abstractNumId w:val="31"/>
+  </w:num>
+  <w:num w:numId="26" w16cid:durableId="1977950542">
+    <w:abstractNumId w:val="36"/>
+  </w:num>
+  <w:num w:numId="27" w16cid:durableId="31544096">
+    <w:abstractNumId w:val="35"/>
+  </w:num>
+  <w:num w:numId="28" w16cid:durableId="1180311478">
+    <w:abstractNumId w:val="25"/>
+  </w:num>
+  <w:num w:numId="29" w16cid:durableId="418212290">
+    <w:abstractNumId w:val="27"/>
+  </w:num>
+  <w:num w:numId="30" w16cid:durableId="1288122172">
+    <w:abstractNumId w:val="13"/>
+  </w:num>
+  <w:num w:numId="31" w16cid:durableId="2039306827">
+    <w:abstractNumId w:val="15"/>
+  </w:num>
+  <w:num w:numId="32" w16cid:durableId="2018997305">
+    <w:abstractNumId w:val="19"/>
+  </w:num>
+  <w:num w:numId="33" w16cid:durableId="699355507">
+    <w:abstractNumId w:val="12"/>
+  </w:num>
+  <w:num w:numId="34" w16cid:durableId="1079327793">
+    <w:abstractNumId w:val="37"/>
+  </w:num>
+  <w:num w:numId="35" w16cid:durableId="324819945">
+    <w:abstractNumId w:val="32"/>
+  </w:num>
+  <w:num w:numId="36" w16cid:durableId="789475901">
+    <w:abstractNumId w:val="30"/>
+  </w:num>
+  <w:num w:numId="37" w16cid:durableId="1857191460">
+    <w:abstractNumId w:val="11"/>
+  </w:num>
+  <w:num w:numId="38" w16cid:durableId="1647323591">
+    <w:abstractNumId w:val="38"/>
+  </w:num>
+  <w:num w:numId="39" w16cid:durableId="546643419">
     <w:abstractNumId w:val="16"/>
   </w:num>
-  <w:num w:numId="21" w16cid:durableId="460853040">
-    <w:abstractNumId w:val="19"/>
-  </w:num>
-  <w:num w:numId="22" w16cid:durableId="1494487589">
-    <w:abstractNumId w:val="18"/>
-  </w:num>
-  <w:num w:numId="23" w16cid:durableId="1380326999">
-    <w:abstractNumId w:val="31"/>
-  </w:num>
-  <w:num w:numId="24" w16cid:durableId="2102942357">
-    <w:abstractNumId w:val="15"/>
-  </w:num>
-  <w:num w:numId="25" w16cid:durableId="469979017">
-    <w:abstractNumId w:val="29"/>
-  </w:num>
-  <w:num w:numId="26" w16cid:durableId="1977950542">
+  <w:num w:numId="40" w16cid:durableId="1927689240">
     <w:abstractNumId w:val="33"/>
-  </w:num>
-  <w:num w:numId="27" w16cid:durableId="31544096">
-    <w:abstractNumId w:val="32"/>
-  </w:num>
-  <w:num w:numId="28" w16cid:durableId="1180311478">
-    <w:abstractNumId w:val="23"/>
-  </w:num>
-  <w:num w:numId="29" w16cid:durableId="418212290">
-    <w:abstractNumId w:val="25"/>
-  </w:num>
-  <w:num w:numId="30" w16cid:durableId="1288122172">
-    <w:abstractNumId w:val="12"/>
-  </w:num>
-  <w:num w:numId="31" w16cid:durableId="2039306827">
-    <w:abstractNumId w:val="14"/>
-  </w:num>
-  <w:num w:numId="32" w16cid:durableId="2018997305">
-    <w:abstractNumId w:val="17"/>
-  </w:num>
-  <w:num w:numId="33" w16cid:durableId="699355507">
-    <w:abstractNumId w:val="11"/>
-  </w:num>
-  <w:num w:numId="34" w16cid:durableId="1079327793">
-    <w:abstractNumId w:val="34"/>
-  </w:num>
-  <w:num w:numId="35" w16cid:durableId="324819945">
-    <w:abstractNumId w:val="30"/>
-  </w:num>
-  <w:num w:numId="36" w16cid:durableId="789475901">
-    <w:abstractNumId w:val="28"/>
   </w:num>
 </w:numbering>
 </file>
@@ -42533,6 +42722,7 @@
     <w:rsid w:val="00340533"/>
     <w:rsid w:val="00365E4C"/>
     <w:rsid w:val="003756FE"/>
+    <w:rsid w:val="003B1B23"/>
     <w:rsid w:val="003F2D25"/>
     <w:rsid w:val="003F34CF"/>
     <w:rsid w:val="004C67A0"/>
@@ -42543,6 +42733,7 @@
     <w:rsid w:val="0058113D"/>
     <w:rsid w:val="005906C0"/>
     <w:rsid w:val="005C292A"/>
+    <w:rsid w:val="00681D80"/>
     <w:rsid w:val="00697429"/>
     <w:rsid w:val="007B7219"/>
     <w:rsid w:val="007E5D93"/>
@@ -43040,42 +43231,8 @@
       <w:color w:val="595959" w:themeColor="text1" w:themeTint="A6"/>
     </w:rPr>
   </w:style>
-  <w:style w:type="paragraph" w:customStyle="1" w:styleId="9A82460D2C704604A7280E5ED4EB473B">
-    <w:name w:val="9A82460D2C704604A7280E5ED4EB473B"/>
-    <w:rsid w:val="00FD3B78"/>
-  </w:style>
-  <w:style w:type="paragraph" w:customStyle="1" w:styleId="082F7531AAC74A9A9448215381B68A8D">
-    <w:name w:val="082F7531AAC74A9A9448215381B68A8D"/>
-    <w:rsid w:val="00FD3B78"/>
-  </w:style>
-  <w:style w:type="paragraph" w:customStyle="1" w:styleId="1E32339FACC24EB7AA07C2FFF8DD106E">
-    <w:name w:val="1E32339FACC24EB7AA07C2FFF8DD106E"/>
-    <w:pPr>
-      <w:spacing w:line="278" w:lineRule="auto"/>
-    </w:pPr>
-    <w:rPr>
-      <w:kern w:val="2"/>
-      <w:sz w:val="24"/>
-      <w:szCs w:val="24"/>
-      <w:lang w:val="es-MX" w:eastAsia="es-MX"/>
-      <w14:ligatures w14:val="standardContextual"/>
-    </w:rPr>
-  </w:style>
   <w:style w:type="paragraph" w:customStyle="1" w:styleId="5114D79113F1497EBEA64F454108FC52">
     <w:name w:val="5114D79113F1497EBEA64F454108FC52"/>
-    <w:rsid w:val="00C27DF0"/>
-    <w:pPr>
-      <w:spacing w:line="278" w:lineRule="auto"/>
-    </w:pPr>
-    <w:rPr>
-      <w:kern w:val="2"/>
-      <w:sz w:val="24"/>
-      <w:szCs w:val="24"/>
-      <w14:ligatures w14:val="standardContextual"/>
-    </w:rPr>
-  </w:style>
-  <w:style w:type="paragraph" w:customStyle="1" w:styleId="2FB8591C1556494F8707CD059BF4A0FA">
-    <w:name w:val="2FB8591C1556494F8707CD059BF4A0FA"/>
     <w:rsid w:val="00C27DF0"/>
     <w:pPr>
       <w:spacing w:line="278" w:lineRule="auto"/>
@@ -43098,30 +43255,6 @@
       <w:sz w:val="24"/>
       <w:szCs w:val="24"/>
       <w14:ligatures w14:val="standardContextual"/>
-    </w:rPr>
-  </w:style>
-  <w:style w:type="paragraph" w:customStyle="1" w:styleId="1FDED9C1B78E40A4BA47C294E28D8EF4">
-    <w:name w:val="1FDED9C1B78E40A4BA47C294E28D8EF4"/>
-    <w:rsid w:val="00C27DF0"/>
-    <w:pPr>
-      <w:spacing w:line="278" w:lineRule="auto"/>
-    </w:pPr>
-    <w:rPr>
-      <w:kern w:val="2"/>
-      <w:sz w:val="24"/>
-      <w:szCs w:val="24"/>
-      <w14:ligatures w14:val="standardContextual"/>
-    </w:rPr>
-  </w:style>
-  <w:style w:type="paragraph" w:customStyle="1" w:styleId="485AAAA4338146748A339FD2522C669A1">
-    <w:name w:val="485AAAA4338146748A339FD2522C669A1"/>
-    <w:rsid w:val="00C27DF0"/>
-    <w:pPr>
-      <w:spacing w:after="0"/>
-    </w:pPr>
-    <w:rPr>
-      <w:rFonts w:ascii="HDI Pro Book" w:eastAsiaTheme="minorHAnsi" w:hAnsi="HDI Pro Book"/>
-      <w:lang w:val="es-ES" w:eastAsia="en-US"/>
     </w:rPr>
   </w:style>
 </w:styles>
@@ -43336,6 +43469,30 @@
 </file>
 
 <file path=customXml/item1.xml><?xml version="1.0" encoding="utf-8"?>
+<b:Sources xmlns:b="http://schemas.openxmlformats.org/officeDocument/2006/bibliography" xmlns="http://schemas.openxmlformats.org/officeDocument/2006/bibliography" SelectedStyle="\APASixthEditionOfficeOnline.xsl" StyleName="APA" Version="6"/>
+</file>
+
+<file path=customXml/item2.xml><?xml version="1.0" encoding="utf-8"?>
+<?mso-contentType ?>
+<FormTemplates xmlns="http://schemas.microsoft.com/sharepoint/v3/contenttype/forms">
+  <Display>DocumentLibraryForm</Display>
+  <Edit>DocumentLibraryForm</Edit>
+  <New>DocumentLibraryForm</New>
+</FormTemplates>
+</file>
+
+<file path=customXml/item3.xml><?xml version="1.0" encoding="utf-8"?>
+<p:properties xmlns:p="http://schemas.microsoft.com/office/2006/metadata/properties" xmlns:xsi="http://www.w3.org/2001/XMLSchema-instance" xmlns:pc="http://schemas.microsoft.com/office/infopath/2007/PartnerControls">
+  <documentManagement>
+    <lcf76f155ced4ddcb4097134ff3c332f xmlns="72f6f194-5e13-40bc-92bb-a695d85504d3">
+      <Terms xmlns="http://schemas.microsoft.com/office/infopath/2007/PartnerControls"/>
+    </lcf76f155ced4ddcb4097134ff3c332f>
+    <TaxCatchAll xmlns="35e9f79b-26db-491e-88f0-1524b0862878" xsi:nil="true"/>
+  </documentManagement>
+</p:properties>
+</file>
+
+<file path=customXml/item4.xml><?xml version="1.0" encoding="utf-8"?>
 <ct:contentTypeSchema xmlns:ct="http://schemas.microsoft.com/office/2006/metadata/contentType" xmlns:ma="http://schemas.microsoft.com/office/2006/metadata/properties/metaAttributes" ct:_="" ma:_="" ma:contentTypeName="Documento" ma:contentTypeID="0x0101001BF593C7AA153940B78673F534A754CD" ma:contentTypeVersion="13" ma:contentTypeDescription="Crear nuevo documento." ma:contentTypeScope="" ma:versionID="ffdc7cc8ef688edc185a4cbce1e424bf">
   <xsd:schema xmlns:xsd="http://www.w3.org/2001/XMLSchema" xmlns:xs="http://www.w3.org/2001/XMLSchema" xmlns:p="http://schemas.microsoft.com/office/2006/metadata/properties" xmlns:ns2="72f6f194-5e13-40bc-92bb-a695d85504d3" xmlns:ns3="35e9f79b-26db-491e-88f0-1524b0862878" targetNamespace="http://schemas.microsoft.com/office/2006/metadata/properties" ma:root="true" ma:fieldsID="30d127d6d28190e23b60edc7521b7121" ns2:_="" ns3:_="">
     <xsd:import namespace="72f6f194-5e13-40bc-92bb-a695d85504d3"/>
@@ -43542,31 +43699,34 @@
 </ct:contentTypeSchema>
 </file>
 
-<file path=customXml/item2.xml><?xml version="1.0" encoding="utf-8"?>
-<p:properties xmlns:p="http://schemas.microsoft.com/office/2006/metadata/properties" xmlns:xsi="http://www.w3.org/2001/XMLSchema-instance" xmlns:pc="http://schemas.microsoft.com/office/infopath/2007/PartnerControls">
-  <documentManagement>
-    <lcf76f155ced4ddcb4097134ff3c332f xmlns="72f6f194-5e13-40bc-92bb-a695d85504d3">
-      <Terms xmlns="http://schemas.microsoft.com/office/infopath/2007/PartnerControls"/>
-    </lcf76f155ced4ddcb4097134ff3c332f>
-    <TaxCatchAll xmlns="35e9f79b-26db-491e-88f0-1524b0862878" xsi:nil="true"/>
-  </documentManagement>
-</p:properties>
+<file path=customXml/itemProps1.xml><?xml version="1.0" encoding="utf-8"?>
+<ds:datastoreItem xmlns:ds="http://schemas.openxmlformats.org/officeDocument/2006/customXml" ds:itemID="{6137948D-C9D5-43B2-9D0D-9C827B8E71BD}">
+  <ds:schemaRefs>
+    <ds:schemaRef ds:uri="http://schemas.openxmlformats.org/officeDocument/2006/bibliography"/>
+  </ds:schemaRefs>
+</ds:datastoreItem>
 </file>
 
-<file path=customXml/item3.xml><?xml version="1.0" encoding="utf-8"?>
-<?mso-contentType ?>
-<FormTemplates xmlns="http://schemas.microsoft.com/sharepoint/v3/contenttype/forms">
-  <Display>DocumentLibraryForm</Display>
-  <Edit>DocumentLibraryForm</Edit>
-  <New>DocumentLibraryForm</New>
-</FormTemplates>
+<file path=customXml/itemProps2.xml><?xml version="1.0" encoding="utf-8"?>
+<ds:datastoreItem xmlns:ds="http://schemas.openxmlformats.org/officeDocument/2006/customXml" ds:itemID="{0AB013BE-F5BE-4400-BD6F-141190C3975F}">
+  <ds:schemaRefs>
+    <ds:schemaRef ds:uri="http://schemas.microsoft.com/sharepoint/v3/contenttype/forms"/>
+  </ds:schemaRefs>
+</ds:datastoreItem>
 </file>
 
-<file path=customXml/item4.xml><?xml version="1.0" encoding="utf-8"?>
-<b:Sources xmlns:b="http://schemas.openxmlformats.org/officeDocument/2006/bibliography" xmlns="http://schemas.openxmlformats.org/officeDocument/2006/bibliography" SelectedStyle="\APASixthEditionOfficeOnline.xsl" StyleName="APA" Version="6"/>
+<file path=customXml/itemProps3.xml><?xml version="1.0" encoding="utf-8"?>
+<ds:datastoreItem xmlns:ds="http://schemas.openxmlformats.org/officeDocument/2006/customXml" ds:itemID="{02E85770-01DB-4405-83BF-2DBBDC514C79}">
+  <ds:schemaRefs>
+    <ds:schemaRef ds:uri="http://schemas.microsoft.com/office/2006/metadata/properties"/>
+    <ds:schemaRef ds:uri="http://schemas.microsoft.com/office/infopath/2007/PartnerControls"/>
+    <ds:schemaRef ds:uri="72f6f194-5e13-40bc-92bb-a695d85504d3"/>
+    <ds:schemaRef ds:uri="35e9f79b-26db-491e-88f0-1524b0862878"/>
+  </ds:schemaRefs>
+</ds:datastoreItem>
 </file>
 
-<file path=customXml/itemProps1.xml><?xml version="1.0" encoding="utf-8"?>
+<file path=customXml/itemProps4.xml><?xml version="1.0" encoding="utf-8"?>
 <ds:datastoreItem xmlns:ds="http://schemas.openxmlformats.org/officeDocument/2006/customXml" ds:itemID="{F0D9B2DA-74B6-460D-BF4A-162B7C5DC1A6}">
   <ds:schemaRefs>
     <ds:schemaRef ds:uri="http://schemas.microsoft.com/office/2006/metadata/contentType"/>
@@ -43583,31 +43743,4 @@
     <ds:schemaRef ds:uri="http://schemas.microsoft.com/internal/obd"/>
   </ds:schemaRefs>
 </ds:datastoreItem>
-</file>
-
-<file path=customXml/itemProps2.xml><?xml version="1.0" encoding="utf-8"?>
-<ds:datastoreItem xmlns:ds="http://schemas.openxmlformats.org/officeDocument/2006/customXml" ds:itemID="{02E85770-01DB-4405-83BF-2DBBDC514C79}">
-  <ds:schemaRefs>
-    <ds:schemaRef ds:uri="http://schemas.microsoft.com/office/2006/metadata/properties"/>
-    <ds:schemaRef ds:uri="http://schemas.microsoft.com/office/infopath/2007/PartnerControls"/>
-    <ds:schemaRef ds:uri="72f6f194-5e13-40bc-92bb-a695d85504d3"/>
-    <ds:schemaRef ds:uri="35e9f79b-26db-491e-88f0-1524b0862878"/>
-  </ds:schemaRefs>
-</ds:datastoreItem>
-</file>
-
-<file path=customXml/itemProps3.xml><?xml version="1.0" encoding="utf-8"?>
-<ds:datastoreItem xmlns:ds="http://schemas.openxmlformats.org/officeDocument/2006/customXml" ds:itemID="{0AB013BE-F5BE-4400-BD6F-141190C3975F}">
-  <ds:schemaRefs>
-    <ds:schemaRef ds:uri="http://schemas.microsoft.com/sharepoint/v3/contenttype/forms"/>
-  </ds:schemaRefs>
-</ds:datastoreItem>
-</file>
-
-<file path=customXml/itemProps4.xml><?xml version="1.0" encoding="utf-8"?>
-<ds:datastoreItem xmlns:ds="http://schemas.openxmlformats.org/officeDocument/2006/customXml" ds:itemID="{6137948D-C9D5-43B2-9D0D-9C827B8E71BD}">
-  <ds:schemaRefs>
-    <ds:schemaRef ds:uri="http://schemas.openxmlformats.org/officeDocument/2006/bibliography"/>
-  </ds:schemaRefs>
-</ds:datastoreItem>
 </file>
--- a/CDP_Manual_de_Usuario.docx
+++ b/CDP_Manual_de_Usuario.docx
@@ -1382,7 +1382,6 @@
           <w:szCs w:val="30"/>
           <w:lang w:val="es-MX" w:eastAsia="es-MX"/>
         </w:rPr>
-        <w:lastRenderedPageBreak/>
         <w:t>1. Introducción</w:t>
       </w:r>
     </w:p>
@@ -2232,7 +2231,6 @@
           <w:color w:val="222222"/>
           <w:lang w:val="es-MX" w:eastAsia="es-MX"/>
         </w:rPr>
-        <w:lastRenderedPageBreak/>
         <w:t xml:space="preserve">El CDP sigue las buenas prácticas de construcción de data </w:t>
       </w:r>
       <w:proofErr w:type="spellStart"/>
@@ -3402,7 +3400,6 @@
           <w:color w:val="222222"/>
           <w:lang w:val="es-MX" w:eastAsia="es-MX"/>
         </w:rPr>
-        <w:lastRenderedPageBreak/>
         <w:t xml:space="preserve">Toda transacción </w:t>
       </w:r>
       <w:r>
@@ -4648,7 +4645,6 @@
           <w:color w:val="222222"/>
           <w:lang w:val="es-MX" w:eastAsia="es-MX"/>
         </w:rPr>
-        <w:lastRenderedPageBreak/>
         <w:t>En una DIM (p. ej. vehículo): trae el estado más actual del registro (los registros históricos reflejan cambios en el tiempo — color, precio, etc.).</w:t>
       </w:r>
     </w:p>
@@ -5031,7 +5027,6 @@
           <w:color w:val="222222"/>
           <w:lang w:val="es-MX" w:eastAsia="es-MX"/>
         </w:rPr>
-        <w:lastRenderedPageBreak/>
         <w:t xml:space="preserve">Luego </w:t>
       </w:r>
       <w:r>
@@ -5296,7 +5291,6 @@
           <w:color w:val="222222"/>
           <w:lang w:val="es-MX" w:eastAsia="es-MX"/>
         </w:rPr>
-        <w:lastRenderedPageBreak/>
         <w:t>Qué producto de datos necesitas. Las opciones son:</w:t>
       </w:r>
     </w:p>
@@ -6334,7 +6328,6 @@
           <w:color w:val="222222"/>
           <w:lang w:val="es-MX" w:eastAsia="es-MX"/>
         </w:rPr>
-        <w:lastRenderedPageBreak/>
         <w:t>Justificación (obligatorio)</w:t>
       </w:r>
     </w:p>
@@ -8415,7 +8408,6 @@
           <w:color w:val="222222"/>
           <w:lang w:val="es-MX" w:eastAsia="es-MX"/>
         </w:rPr>
-        <w:lastRenderedPageBreak/>
         <w:t>Espacio:</w:t>
       </w:r>
       <w:r>
@@ -9424,7 +9416,6 @@
           <w:color w:val="222222"/>
           <w:lang w:val="es-MX" w:eastAsia="es-MX"/>
         </w:rPr>
-        <w:lastRenderedPageBreak/>
         <w:pict w14:anchorId="08EBB858">
           <v:rect id="_x0000_i1031" style="width:0;height:1.5pt" o:hr="t" o:hrstd="t" o:hralign="center" fillcolor="#a0a0a0" stroked="f"/>
         </w:pict>
@@ -9786,8 +9777,8 @@
       <w:r>
         <w:rPr>
           <w:rFonts w:ascii="Calibri" w:hAnsi="Calibri" w:eastAsia="Times New Roman" w:cs="Calibri"/>
-          <w:b/>
-          <w:bCs/>
+          <w:b w:val="1"/>
+          <w:bCs w:val="1"/>
           <w:color w:val="006E44"/>
           <w:sz w:val="30"/>
           <w:szCs w:val="30"/>
@@ -9798,174 +9789,14 @@
       <w:r>
         <w:rPr>
           <w:rFonts w:ascii="Calibri" w:hAnsi="Calibri" w:eastAsia="Times New Roman" w:cs="Calibri"/>
-          <w:b/>
-          <w:bCs/>
+          <w:b w:val="1"/>
+          <w:bCs w:val="1"/>
           <w:color w:val="006E44"/>
           <w:sz w:val="30"/>
           <w:szCs w:val="30"/>
           <w:lang w:val="es-MX" w:eastAsia="es-MX"/>
         </w:rPr>
         <w:t xml:space="preserve">Definiciones. </w:t>
-      </w:r>
-    </w:p>
-    <w:p>
-      <w:pPr>
-        <w:numPr>
-          <w:ilvl w:val="0"/>
-          <w:numId w:val="36"/>
-        </w:numPr>
-        <w:spacing w:before="100" w:beforeAutospacing="1" w:after="60" w:line="240" w:lineRule="auto"/>
-        <w:rPr>
-          <w:rFonts w:ascii="Calibri" w:hAnsi="Calibri" w:eastAsia="Times New Roman" w:cs="Calibri"/>
-          <w:color w:val="222222"/>
-          <w:lang w:val="es-MX" w:eastAsia="es-MX"/>
-        </w:rPr>
-      </w:pPr>
-      <w:r>
-        <w:rPr>
-          <w:rFonts w:ascii="Calibri" w:hAnsi="Calibri" w:eastAsia="Times New Roman" w:cs="Calibri"/>
-          <w:b/>
-          <w:bCs/>
-          <w:color w:val="222222"/>
-          <w:lang w:val="es-MX" w:eastAsia="es-MX"/>
-        </w:rPr>
-        <w:t>Qué es CDP:</w:t>
-      </w:r>
-      <w:r>
-        <w:rPr>
-          <w:rFonts w:ascii="Calibri" w:hAnsi="Calibri" w:eastAsia="Times New Roman" w:cs="Calibri"/>
-          <w:color w:val="222222"/>
-          <w:lang w:val="es-MX" w:eastAsia="es-MX"/>
-        </w:rPr>
-        <w:t xml:space="preserve"> el antiguo </w:t>
-      </w:r>
-      <w:r>
-        <w:rPr>
-          <w:rFonts w:ascii="Calibri" w:hAnsi="Calibri" w:eastAsia="Times New Roman" w:cs="Calibri"/>
-          <w:b/>
-          <w:bCs/>
-          <w:color w:val="222222"/>
-          <w:lang w:val="es-MX" w:eastAsia="es-MX"/>
-        </w:rPr>
-        <w:t xml:space="preserve">ADP (Andes Data </w:t>
-      </w:r>
-      <w:proofErr w:type="spellStart"/>
-      <w:r>
-        <w:rPr>
-          <w:rFonts w:ascii="Calibri" w:hAnsi="Calibri" w:eastAsia="Times New Roman" w:cs="Calibri"/>
-          <w:b/>
-          <w:bCs/>
-          <w:color w:val="222222"/>
-          <w:lang w:val="es-MX" w:eastAsia="es-MX"/>
-        </w:rPr>
-        <w:t>Program</w:t>
-      </w:r>
-      <w:proofErr w:type="spellEnd"/>
-      <w:r>
-        <w:rPr>
-          <w:rFonts w:ascii="Calibri" w:hAnsi="Calibri" w:eastAsia="Times New Roman" w:cs="Calibri"/>
-          <w:b/>
-          <w:bCs/>
-          <w:color w:val="222222"/>
-          <w:lang w:val="es-MX" w:eastAsia="es-MX"/>
-        </w:rPr>
-        <w:t>)</w:t>
-      </w:r>
-      <w:r>
-        <w:rPr>
-          <w:rFonts w:ascii="Calibri" w:hAnsi="Calibri" w:eastAsia="Times New Roman" w:cs="Calibri"/>
-          <w:color w:val="222222"/>
-          <w:lang w:val="es-MX" w:eastAsia="es-MX"/>
-        </w:rPr>
-        <w:t xml:space="preserve"> pasó a ser </w:t>
-      </w:r>
-      <w:r>
-        <w:rPr>
-          <w:rFonts w:ascii="Calibri" w:hAnsi="Calibri" w:eastAsia="Times New Roman" w:cs="Calibri"/>
-          <w:b/>
-          <w:bCs/>
-          <w:color w:val="222222"/>
-          <w:lang w:val="es-MX" w:eastAsia="es-MX"/>
-        </w:rPr>
-        <w:t xml:space="preserve">CDP (Colombia Data </w:t>
-      </w:r>
-      <w:proofErr w:type="spellStart"/>
-      <w:r>
-        <w:rPr>
-          <w:rFonts w:ascii="Calibri" w:hAnsi="Calibri" w:eastAsia="Times New Roman" w:cs="Calibri"/>
-          <w:b/>
-          <w:bCs/>
-          <w:color w:val="222222"/>
-          <w:lang w:val="es-MX" w:eastAsia="es-MX"/>
-        </w:rPr>
-        <w:t>Program</w:t>
-      </w:r>
-      <w:proofErr w:type="spellEnd"/>
-      <w:r>
-        <w:rPr>
-          <w:rFonts w:ascii="Calibri" w:hAnsi="Calibri" w:eastAsia="Times New Roman" w:cs="Calibri"/>
-          <w:b/>
-          <w:bCs/>
-          <w:color w:val="222222"/>
-          <w:lang w:val="es-MX" w:eastAsia="es-MX"/>
-        </w:rPr>
-        <w:t>)</w:t>
-      </w:r>
-      <w:r>
-        <w:rPr>
-          <w:rFonts w:ascii="Calibri" w:hAnsi="Calibri" w:eastAsia="Times New Roman" w:cs="Calibri"/>
-          <w:color w:val="222222"/>
-          <w:lang w:val="es-MX" w:eastAsia="es-MX"/>
-        </w:rPr>
-        <w:t xml:space="preserve"> tras la separación de países; solo contiene datos de Colombia. Es una base de datos </w:t>
-      </w:r>
-      <w:proofErr w:type="spellStart"/>
-      <w:r>
-        <w:rPr>
-          <w:rFonts w:ascii="Calibri" w:hAnsi="Calibri" w:eastAsia="Times New Roman" w:cs="Calibri"/>
-          <w:b/>
-          <w:bCs/>
-          <w:color w:val="222222"/>
-          <w:lang w:val="es-MX" w:eastAsia="es-MX"/>
-        </w:rPr>
-        <w:t>Redshift</w:t>
-      </w:r>
-      <w:proofErr w:type="spellEnd"/>
-      <w:r>
-        <w:rPr>
-          <w:rFonts w:ascii="Calibri" w:hAnsi="Calibri" w:eastAsia="Times New Roman" w:cs="Calibri"/>
-          <w:b/>
-          <w:bCs/>
-          <w:color w:val="222222"/>
-          <w:lang w:val="es-MX" w:eastAsia="es-MX"/>
-        </w:rPr>
-        <w:t xml:space="preserve"> en AWS</w:t>
-      </w:r>
-      <w:r>
-        <w:rPr>
-          <w:rFonts w:ascii="Calibri" w:hAnsi="Calibri" w:eastAsia="Times New Roman" w:cs="Calibri"/>
-          <w:color w:val="222222"/>
-          <w:lang w:val="es-MX" w:eastAsia="es-MX"/>
-        </w:rPr>
-        <w:t xml:space="preserve"> con propósito </w:t>
-      </w:r>
-      <w:r>
-        <w:rPr>
-          <w:rFonts w:ascii="Calibri" w:hAnsi="Calibri" w:eastAsia="Times New Roman" w:cs="Calibri"/>
-          <w:b/>
-          <w:bCs/>
-          <w:color w:val="222222"/>
-          <w:lang w:val="es-MX" w:eastAsia="es-MX"/>
-        </w:rPr>
-        <w:t>analítico</w:t>
-      </w:r>
-      <w:r>
-        <w:rPr>
-          <w:rFonts w:ascii="Calibri" w:hAnsi="Calibri" w:eastAsia="Times New Roman" w:cs="Calibri"/>
-          <w:color w:val="222222"/>
-          <w:lang w:val="es-MX" w:eastAsia="es-MX"/>
-        </w:rPr>
-        <w:t xml:space="preserve"> (no transaccional).</w:t>
       </w:r>
     </w:p>
     <w:p>
@@ -10987,7 +10818,6 @@
           <w:color w:val="222222"/>
           <w:lang w:val="es-MX" w:eastAsia="es-MX"/>
         </w:rPr>
-        <w:lastRenderedPageBreak/>
         <w:t xml:space="preserve">rendimiento en </w:t>
       </w:r>
       <w:proofErr w:type="spellStart"/>
@@ -12606,7 +12436,7 @@
           </w:drawing>
         </mc:Choice>
         <mc:Fallback xmlns:a="http://schemas.openxmlformats.org/drawingml/2006/main" xmlns:a16="http://schemas.microsoft.com/office/drawing/2014/main" xmlns:pic="http://schemas.openxmlformats.org/drawingml/2006/picture" xmlns:a14="http://schemas.microsoft.com/office/drawing/2010/main">
-          <w:pict>
+          <w:pict w14:anchorId="1BA11402">
             <v:rect id="Rectángulo 6" style="position:absolute;margin-left:27.4pt;margin-top:1.1pt;width:513.65pt;height:61.5pt;z-index:-251658229;visibility:visible;mso-wrap-style:square;mso-width-percent:0;mso-height-percent:0;mso-wrap-distance-left:9pt;mso-wrap-distance-top:0;mso-wrap-distance-right:9pt;mso-wrap-distance-bottom:0;mso-position-horizontal:absolute;mso-position-horizontal-relative:text;mso-position-vertical:absolute;mso-position-vertical-relative:text;mso-width-percent:0;mso-height-percent:0;mso-width-relative:margin;mso-height-relative:margin;v-text-anchor:middle" o:spid="_x0000_s1026" fillcolor="#e7e6e6 [3214]" stroked="f" strokeweight="1pt" w14:anchorId="5EB0B2BC" o:gfxdata="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"/>
           </w:pict>
         </mc:Fallback>
@@ -17401,7 +17231,7 @@
 </file>
 
 <file path=word/styles.xml><?xml version="1.0" encoding="utf-8"?>
-<w:styles xmlns:mc="http://schemas.openxmlformats.org/markup-compatibility/2006" xmlns:r="http://schemas.openxmlformats.org/officeDocument/2006/relationships" xmlns:w="http://schemas.openxmlformats.org/wordprocessingml/2006/main" xmlns:w14="http://schemas.microsoft.com/office/word/2010/wordml" xmlns:w15="http://schemas.microsoft.com/office/word/2012/wordml" xmlns:w16cex="http://schemas.microsoft.com/office/word/2018/wordml/cex" xmlns:w16cid="http://schemas.microsoft.com/office/word/2016/wordml/cid" xmlns:w16="http://schemas.microsoft.com/office/word/2018/wordml" xmlns:w16du="http://schemas.microsoft.com/office/word/2023/wordml/word16du" xmlns:w16sdtdh="http://schemas.microsoft.com/office/word/2020/wordml/sdtdatahash" xmlns:w16sdtfl="http://schemas.microsoft.com/office/word/2024/wordml/sdtformatlock" xmlns:w16se="http://schemas.microsoft.com/office/word/2015/wordml/symex" mc:Ignorable="w14 w15 w16se w16cid w16 w16cex w16sdtdh w16sdtfl w16du">
+<w:styles xmlns:wp14="http://schemas.microsoft.com/office/word/2010/wordprocessingDrawing" xmlns:mc="http://schemas.openxmlformats.org/markup-compatibility/2006" xmlns:r="http://schemas.openxmlformats.org/officeDocument/2006/relationships" xmlns:w="http://schemas.openxmlformats.org/wordprocessingml/2006/main" xmlns:w14="http://schemas.microsoft.com/office/word/2010/wordml" xmlns:w15="http://schemas.microsoft.com/office/word/2012/wordml" xmlns:w16cex="http://schemas.microsoft.com/office/word/2018/wordml/cex" xmlns:w16cid="http://schemas.microsoft.com/office/word/2016/wordml/cid" xmlns:w16="http://schemas.microsoft.com/office/word/2018/wordml" xmlns:w16du="http://schemas.microsoft.com/office/word/2023/wordml/word16du" xmlns:w16sdtdh="http://schemas.microsoft.com/office/word/2020/wordml/sdtdatahash" xmlns:w16sdtfl="http://schemas.microsoft.com/office/word/2024/wordml/sdtformatlock" xmlns:w16se="http://schemas.microsoft.com/office/word/2015/wordml/symex" mc:Ignorable="w14 w15 w16se w16cid w16 w16cex w16sdtdh w16sdtfl w16du wp14">
   <w:docDefaults>
     <w:rPrDefault>
       <w:rPr>
@@ -42778,7 +42608,7 @@
         <w:guid w:val="{48265B93-708A-423C-9B06-9784586BADFC}"/>
       </w:docPartPr>
       <w:docPartBody>
-        <w:p>
+        <w:p xmlns:wp14="http://schemas.microsoft.com/office/word/2010/wordml" wp14:textId="77777777">
           <w:pPr>
             <w:pStyle w:val="5114D79113F1497EBEA64F454108FC52"/>
           </w:pPr>
@@ -42807,7 +42637,7 @@
         <w:guid w:val="{B1DE749E-C166-44A4-86C4-45CE88621468}"/>
       </w:docPartPr>
       <w:docPartBody>
-        <w:p>
+        <w:p xmlns:wp14="http://schemas.microsoft.com/office/word/2010/wordml" wp14:textId="77777777">
           <w:pPr>
             <w:pStyle w:val="329124299EBD4915ABCE2F5B6F6F6FEC"/>
           </w:pPr>
